--- a/src/Tests/Inputs/labels/05/input.docx
+++ b/src/Tests/Inputs/labels/05/input.docx
@@ -1,6 +1,6 @@
 
 <file path=word/document.xml><?xml version="1.0" encoding="utf-8"?>
-<w:document xmlns:wpc="http://schemas.microsoft.com/office/word/2010/wordprocessingCanvas" xmlns:cx="http://schemas.microsoft.com/office/drawing/2014/chartex" xmlns:cx1="http://schemas.microsoft.com/office/drawing/2015/9/8/chartex" xmlns:cx2="http://schemas.microsoft.com/office/drawing/2015/10/21/chartex" xmlns:cx3="http://schemas.microsoft.com/office/drawing/2016/5/9/chartex" xmlns:cx4="http://schemas.microsoft.com/office/drawing/2016/5/10/chartex" xmlns:cx5="http://schemas.microsoft.com/office/drawing/2016/5/11/chartex" xmlns:cx6="http://schemas.microsoft.com/office/drawing/2016/5/12/chartex" xmlns:cx7="http://schemas.microsoft.com/office/drawing/2016/5/13/chartex" xmlns:cx8="http://schemas.microsoft.com/office/drawing/2016/5/14/chartex" xmlns:mc="http://schemas.openxmlformats.org/markup-compatibility/2006" xmlns:aink="http://schemas.microsoft.com/office/drawing/2016/ink" xmlns:am3d="http://schemas.microsoft.com/office/drawing/2017/model3d" xmlns:o="urn:schemas-microsoft-com:office:office" xmlns:oel="http://schemas.microsoft.com/office/2019/extlst" xmlns:r="http://schemas.openxmlformats.org/officeDocument/2006/relationships" xmlns:m="http://schemas.openxmlformats.org/officeDocument/2006/math" xmlns:v="urn:schemas-microsoft-com:vml" xmlns:wp14="http://schemas.microsoft.com/office/word/2010/wordprocessingDrawing" xmlns:wp="http://schemas.openxmlformats.org/drawingml/2006/wordprocessingDrawing" xmlns:w10="urn:schemas-microsoft-com:office:word" xmlns:w="http://schemas.openxmlformats.org/wordprocessingml/2006/main" xmlns:w14="http://schemas.microsoft.com/office/word/2010/wordml" xmlns:w15="http://schemas.microsoft.com/office/word/2012/wordml" xmlns:w16cex="http://schemas.microsoft.com/office/word/2018/wordml/cex" xmlns:w16cid="http://schemas.microsoft.com/office/word/2016/wordml/cid" xmlns:w16="http://schemas.microsoft.com/office/word/2018/wordml" xmlns:w16sdtdh="http://schemas.microsoft.com/office/word/2020/wordml/sdtdatahash" xmlns:w16se="http://schemas.microsoft.com/office/word/2015/wordml/symex" xmlns:wpg="http://schemas.microsoft.com/office/word/2010/wordprocessingGroup" xmlns:wpi="http://schemas.microsoft.com/office/word/2010/wordprocessingInk" xmlns:wne="http://schemas.microsoft.com/office/word/2006/wordml" xmlns:wps="http://schemas.microsoft.com/office/word/2010/wordprocessingShape" mc:Ignorable="w14 w15 w16se w16cid w16 w16cex w16sdtdh wp14">
+<w:document xmlns:a="http://schemas.openxmlformats.org/drawingml/2006/main" xmlns:adec="http://schemas.microsoft.com/office/drawing/2017/decorative" xmlns:pic="http://schemas.openxmlformats.org/drawingml/2006/picture" xmlns:wpc="http://schemas.microsoft.com/office/word/2010/wordprocessingCanvas" xmlns:cx="http://schemas.microsoft.com/office/drawing/2014/chartex" xmlns:cx1="http://schemas.microsoft.com/office/drawing/2015/9/8/chartex" xmlns:cx2="http://schemas.microsoft.com/office/drawing/2015/10/21/chartex" xmlns:cx3="http://schemas.microsoft.com/office/drawing/2016/5/9/chartex" xmlns:cx4="http://schemas.microsoft.com/office/drawing/2016/5/10/chartex" xmlns:cx5="http://schemas.microsoft.com/office/drawing/2016/5/11/chartex" xmlns:cx6="http://schemas.microsoft.com/office/drawing/2016/5/12/chartex" xmlns:cx7="http://schemas.microsoft.com/office/drawing/2016/5/13/chartex" xmlns:cx8="http://schemas.microsoft.com/office/drawing/2016/5/14/chartex" xmlns:mc="http://schemas.openxmlformats.org/markup-compatibility/2006" xmlns:aink="http://schemas.microsoft.com/office/drawing/2016/ink" xmlns:am3d="http://schemas.microsoft.com/office/drawing/2017/model3d" xmlns:o="urn:schemas-microsoft-com:office:office" xmlns:oel="http://schemas.microsoft.com/office/2019/extlst" xmlns:r="http://schemas.openxmlformats.org/officeDocument/2006/relationships" xmlns:m="http://schemas.openxmlformats.org/officeDocument/2006/math" xmlns:v="urn:schemas-microsoft-com:vml" xmlns:wp14="http://schemas.microsoft.com/office/word/2010/wordprocessingDrawing" xmlns:wp="http://schemas.openxmlformats.org/drawingml/2006/wordprocessingDrawing" xmlns:w10="urn:schemas-microsoft-com:office:word" xmlns:w="http://schemas.openxmlformats.org/wordprocessingml/2006/main" xmlns:w14="http://schemas.microsoft.com/office/word/2010/wordml" xmlns:w15="http://schemas.microsoft.com/office/word/2012/wordml" xmlns:w16cex="http://schemas.microsoft.com/office/word/2018/wordml/cex" xmlns:w16cid="http://schemas.microsoft.com/office/word/2016/wordml/cid" xmlns:w16="http://schemas.microsoft.com/office/word/2018/wordml" xmlns:w16sdtdh="http://schemas.microsoft.com/office/word/2020/wordml/sdtdatahash" xmlns:w16se="http://schemas.microsoft.com/office/word/2015/wordml/symex" xmlns:wpg="http://schemas.microsoft.com/office/word/2010/wordprocessingGroup" xmlns:wpi="http://schemas.microsoft.com/office/word/2010/wordprocessingInk" xmlns:wne="http://schemas.microsoft.com/office/word/2006/wordml" xmlns:wps="http://schemas.microsoft.com/office/word/2010/wordprocessingShape" mc:Ignorable="w14 w15 w16se w16cid w16 w16cex w16sdtdh wp14">
   <w:body>
     <w:p>
       <w:r>
@@ -11,7 +11,7 @@
         <mc:AlternateContent>
           <mc:Choice Requires="wpg">
             <w:drawing>
-              <wp:anchor distT="0" distB="0" distL="114300" distR="114300" simplePos="0" relativeHeight="251659264" behindDoc="1" locked="1" layoutInCell="1" allowOverlap="1" wp14:anchorId="0E10EC3C" wp14:editId="5879C327">
+              <wp:anchor distT="0" distB="0" distL="114300" distR="114300" simplePos="0" relativeHeight="251659264" behindDoc="1" locked="1" layoutInCell="1" allowOverlap="1" wp14:editId="5879C327" wp14:anchorId="0E10EC3C">
                 <wp:simplePos x="0" y="0"/>
                 <wp:positionH relativeFrom="page">
                   <wp:posOffset>175260</wp:posOffset>
@@ -746,8 +746,8 @@
           </mc:Choice>
           <mc:Fallback>
             <w:pict>
-              <v:group w14:anchorId="09FEE04C" id="Group 1" o:spid="_x0000_s1026" alt="&quot;&quot;" style="position:absolute;margin-left:13.8pt;margin-top:11.8pt;width:583.9pt;height:718.55pt;z-index:-251657216;mso-position-horizontal-relative:page;mso-width-relative:margin;mso-height-relative:margin" coordsize="74161,91249" o:gfxdata="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">
-                <v:shapetype id="_x0000_t75" coordsize="21600,21600" o:spt="75" o:preferrelative="t" path="m@4@5l@4@11@9@11@9@5xe" filled="f" stroked="f">
+              <v:group id="Group 1" style="position:absolute;margin-left:13.8pt;margin-top:11.8pt;width:583.9pt;height:718.55pt;z-index:-251657216;mso-position-horizontal-relative:page;mso-width-relative:margin;mso-height-relative:margin" alt="&quot;&quot;" coordsize="74161,91249" o:spid="_x0000_s1026" o:gfxdata="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" w14:anchorId="09FEE04C">
+                <v:shapetype id="_x0000_t75" coordsize="21600,21600" filled="f" stroked="f" o:spt="75" o:preferrelative="t" path="m@4@5l@4@11@9@11@9@5xe">
                   <v:stroke joinstyle="miter"/>
                   <v:formulas>
                     <v:f eqn="if lineDrawn pixelLineWidth 0"/>
@@ -763,98 +763,98 @@
                     <v:f eqn="prod @7 21600 pixelHeight"/>
                     <v:f eqn="sum @10 21600 0"/>
                   </v:formulas>
-                  <v:path o:extrusionok="f" gradientshapeok="t" o:connecttype="rect"/>
+                  <v:path gradientshapeok="t" o:connecttype="rect" o:extrusionok="f"/>
                   <o:lock v:ext="edit" aspectratio="t"/>
                 </v:shapetype>
-                <v:shape id="Picture 5" o:spid="_x0000_s1027" type="#_x0000_t75" alt="Christmas tree on a blue background" style="position:absolute;width:23869;height:8953;visibility:visible;mso-wrap-style:square" o:gfxdata="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">
-                  <v:imagedata r:id="rId12" o:title="Christmas tree on a blue background"/>
+                <v:shape id="Picture 5" style="position:absolute;width:23869;height:8953;visibility:visible;mso-wrap-style:square" alt="Christmas tree on a blue background" o:spid="_x0000_s1027" type="#_x0000_t75" o:gfxdata="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">
+                  <v:imagedata o:title="Christmas tree on a blue background" r:id="rId12"/>
                 </v:shape>
-                <v:shape id="Picture 8" o:spid="_x0000_s1028" type="#_x0000_t75" alt="Christmas tree on a blue background" style="position:absolute;left:25050;width:23870;height:8953;visibility:visible;mso-wrap-style:square" o:gfxdata="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">
-                  <v:imagedata r:id="rId12" o:title="Christmas tree on a blue background"/>
+                <v:shape id="Picture 8" style="position:absolute;left:25050;width:23870;height:8953;visibility:visible;mso-wrap-style:square" alt="Christmas tree on a blue background" o:spid="_x0000_s1028" type="#_x0000_t75" o:gfxdata="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">
+                  <v:imagedata o:title="Christmas tree on a blue background" r:id="rId12"/>
                 </v:shape>
-                <v:shape id="Picture 11" o:spid="_x0000_s1029" type="#_x0000_t75" alt="Christmas tree on a blue background" style="position:absolute;left:50292;width:23869;height:8953;visibility:visible;mso-wrap-style:square" o:gfxdata="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">
-                  <v:imagedata r:id="rId12" o:title="Christmas tree on a blue background"/>
+                <v:shape id="Picture 11" style="position:absolute;left:50292;width:23869;height:8953;visibility:visible;mso-wrap-style:square" alt="Christmas tree on a blue background" o:spid="_x0000_s1029" type="#_x0000_t75" o:gfxdata="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">
+                  <v:imagedata o:title="Christmas tree on a blue background" r:id="rId12"/>
                 </v:shape>
-                <v:shape id="Picture 14" o:spid="_x0000_s1030" type="#_x0000_t75" alt="Christmas tree on a blue background" style="position:absolute;top:9144;width:23869;height:8953;visibility:visible;mso-wrap-style:square" o:gfxdata="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">
-                  <v:imagedata r:id="rId12" o:title="Christmas tree on a blue background"/>
+                <v:shape id="Picture 14" style="position:absolute;top:9144;width:23869;height:8953;visibility:visible;mso-wrap-style:square" alt="Christmas tree on a blue background" o:spid="_x0000_s1030" type="#_x0000_t75" o:gfxdata="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">
+                  <v:imagedata o:title="Christmas tree on a blue background" r:id="rId12"/>
                 </v:shape>
-                <v:shape id="Picture 17" o:spid="_x0000_s1031" type="#_x0000_t75" alt="Christmas tree on a blue background" style="position:absolute;left:25050;top:9144;width:23870;height:8953;visibility:visible;mso-wrap-style:square" o:gfxdata="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">
-                  <v:imagedata r:id="rId12" o:title="Christmas tree on a blue background"/>
+                <v:shape id="Picture 17" style="position:absolute;left:25050;top:9144;width:23870;height:8953;visibility:visible;mso-wrap-style:square" alt="Christmas tree on a blue background" o:spid="_x0000_s1031" type="#_x0000_t75" o:gfxdata="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">
+                  <v:imagedata o:title="Christmas tree on a blue background" r:id="rId12"/>
                 </v:shape>
-                <v:shape id="Picture 20" o:spid="_x0000_s1032" type="#_x0000_t75" alt="Christmas tree on a blue background" style="position:absolute;left:50292;top:9144;width:23869;height:8953;visibility:visible;mso-wrap-style:square" o:gfxdata="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">
-                  <v:imagedata r:id="rId12" o:title="Christmas tree on a blue background"/>
+                <v:shape id="Picture 20" style="position:absolute;left:50292;top:9144;width:23869;height:8953;visibility:visible;mso-wrap-style:square" alt="Christmas tree on a blue background" o:spid="_x0000_s1032" type="#_x0000_t75" o:gfxdata="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">
+                  <v:imagedata o:title="Christmas tree on a blue background" r:id="rId12"/>
                 </v:shape>
-                <v:shape id="Picture 24" o:spid="_x0000_s1033" type="#_x0000_t75" alt="Christmas tree on a blue background" style="position:absolute;left:50292;top:18288;width:23869;height:8953;visibility:visible;mso-wrap-style:square" o:gfxdata="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">
-                  <v:imagedata r:id="rId12" o:title="Christmas tree on a blue background"/>
+                <v:shape id="Picture 24" style="position:absolute;left:50292;top:18288;width:23869;height:8953;visibility:visible;mso-wrap-style:square" alt="Christmas tree on a blue background" o:spid="_x0000_s1033" type="#_x0000_t75" o:gfxdata="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">
+                  <v:imagedata o:title="Christmas tree on a blue background" r:id="rId12"/>
                 </v:shape>
-                <v:shape id="Picture 1145" o:spid="_x0000_s1034" type="#_x0000_t75" alt="Christmas tree on a blue background" style="position:absolute;left:25050;top:18288;width:23870;height:8953;visibility:visible;mso-wrap-style:square" o:gfxdata="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">
-                  <v:imagedata r:id="rId12" o:title="Christmas tree on a blue background"/>
+                <v:shape id="Picture 1145" style="position:absolute;left:25050;top:18288;width:23870;height:8953;visibility:visible;mso-wrap-style:square" alt="Christmas tree on a blue background" o:spid="_x0000_s1034" type="#_x0000_t75" o:gfxdata="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">
+                  <v:imagedata o:title="Christmas tree on a blue background" r:id="rId12"/>
                 </v:shape>
-                <v:shape id="Picture 1148" o:spid="_x0000_s1035" type="#_x0000_t75" alt="Christmas tree on a blue background" style="position:absolute;top:18288;width:23869;height:8953;visibility:visible;mso-wrap-style:square" o:gfxdata="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">
-                  <v:imagedata r:id="rId12" o:title="Christmas tree on a blue background"/>
+                <v:shape id="Picture 1148" style="position:absolute;top:18288;width:23869;height:8953;visibility:visible;mso-wrap-style:square" alt="Christmas tree on a blue background" o:spid="_x0000_s1035" type="#_x0000_t75" o:gfxdata="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">
+                  <v:imagedata o:title="Christmas tree on a blue background" r:id="rId12"/>
                 </v:shape>
-                <v:shape id="Picture 1151" o:spid="_x0000_s1036" type="#_x0000_t75" alt="Christmas tree on a blue background" style="position:absolute;top:27432;width:23869;height:8953;visibility:visible;mso-wrap-style:square" o:gfxdata="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">
-                  <v:imagedata r:id="rId12" o:title="Christmas tree on a blue background"/>
+                <v:shape id="Picture 1151" style="position:absolute;top:27432;width:23869;height:8953;visibility:visible;mso-wrap-style:square" alt="Christmas tree on a blue background" o:spid="_x0000_s1036" type="#_x0000_t75" o:gfxdata="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">
+                  <v:imagedata o:title="Christmas tree on a blue background" r:id="rId12"/>
                 </v:shape>
-                <v:shape id="Picture 1038" o:spid="_x0000_s1037" type="#_x0000_t75" alt="Christmas tree on a blue background" style="position:absolute;left:25050;top:27432;width:23870;height:8953;visibility:visible;mso-wrap-style:square" o:gfxdata="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">
-                  <v:imagedata r:id="rId12" o:title="Christmas tree on a blue background"/>
+                <v:shape id="Picture 1038" style="position:absolute;left:25050;top:27432;width:23870;height:8953;visibility:visible;mso-wrap-style:square" alt="Christmas tree on a blue background" o:spid="_x0000_s1037" type="#_x0000_t75" o:gfxdata="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">
+                  <v:imagedata o:title="Christmas tree on a blue background" r:id="rId12"/>
                 </v:shape>
-                <v:shape id="Picture 1041" o:spid="_x0000_s1038" type="#_x0000_t75" alt="Christmas tree on a blue background" style="position:absolute;left:50292;top:27432;width:23869;height:8953;visibility:visible;mso-wrap-style:square" o:gfxdata="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">
-                  <v:imagedata r:id="rId12" o:title="Christmas tree on a blue background"/>
+                <v:shape id="Picture 1041" style="position:absolute;left:50292;top:27432;width:23869;height:8953;visibility:visible;mso-wrap-style:square" alt="Christmas tree on a blue background" o:spid="_x0000_s1038" type="#_x0000_t75" o:gfxdata="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">
+                  <v:imagedata o:title="Christmas tree on a blue background" r:id="rId12"/>
                 </v:shape>
-                <v:shape id="Picture 1044" o:spid="_x0000_s1039" type="#_x0000_t75" alt="Christmas tree on a blue background" style="position:absolute;left:50292;top:36576;width:23869;height:8953;visibility:visible;mso-wrap-style:square" o:gfxdata="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">
-                  <v:imagedata r:id="rId12" o:title="Christmas tree on a blue background"/>
+                <v:shape id="Picture 1044" style="position:absolute;left:50292;top:36576;width:23869;height:8953;visibility:visible;mso-wrap-style:square" alt="Christmas tree on a blue background" o:spid="_x0000_s1039" type="#_x0000_t75" o:gfxdata="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">
+                  <v:imagedata o:title="Christmas tree on a blue background" r:id="rId12"/>
                 </v:shape>
-                <v:shape id="Picture 1047" o:spid="_x0000_s1040" type="#_x0000_t75" alt="Christmas tree on a blue background" style="position:absolute;left:25050;top:36576;width:23870;height:8953;visibility:visible;mso-wrap-style:square" o:gfxdata="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">
-                  <v:imagedata r:id="rId12" o:title="Christmas tree on a blue background"/>
+                <v:shape id="Picture 1047" style="position:absolute;left:25050;top:36576;width:23870;height:8953;visibility:visible;mso-wrap-style:square" alt="Christmas tree on a blue background" o:spid="_x0000_s1040" type="#_x0000_t75" o:gfxdata="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">
+                  <v:imagedata o:title="Christmas tree on a blue background" r:id="rId12"/>
                 </v:shape>
-                <v:shape id="Picture 1050" o:spid="_x0000_s1041" type="#_x0000_t75" alt="Christmas tree on a blue background" style="position:absolute;top:36576;width:23869;height:8953;visibility:visible;mso-wrap-style:square" o:gfxdata="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">
-                  <v:imagedata r:id="rId12" o:title="Christmas tree on a blue background"/>
+                <v:shape id="Picture 1050" style="position:absolute;top:36576;width:23869;height:8953;visibility:visible;mso-wrap-style:square" alt="Christmas tree on a blue background" o:spid="_x0000_s1041" type="#_x0000_t75" o:gfxdata="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">
+                  <v:imagedata o:title="Christmas tree on a blue background" r:id="rId12"/>
                 </v:shape>
-                <v:shape id="Picture 1053" o:spid="_x0000_s1042" type="#_x0000_t75" alt="Christmas tree on a blue background" style="position:absolute;top:45720;width:23869;height:8953;visibility:visible;mso-wrap-style:square" o:gfxdata="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">
-                  <v:imagedata r:id="rId12" o:title="Christmas tree on a blue background"/>
+                <v:shape id="Picture 1053" style="position:absolute;top:45720;width:23869;height:8953;visibility:visible;mso-wrap-style:square" alt="Christmas tree on a blue background" o:spid="_x0000_s1042" type="#_x0000_t75" o:gfxdata="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">
+                  <v:imagedata o:title="Christmas tree on a blue background" r:id="rId12"/>
                 </v:shape>
-                <v:shape id="Picture 1056" o:spid="_x0000_s1043" type="#_x0000_t75" alt="Christmas tree on a blue background" style="position:absolute;left:25050;top:45720;width:23870;height:8953;visibility:visible;mso-wrap-style:square" o:gfxdata="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">
-                  <v:imagedata r:id="rId12" o:title="Christmas tree on a blue background"/>
+                <v:shape id="Picture 1056" style="position:absolute;left:25050;top:45720;width:23870;height:8953;visibility:visible;mso-wrap-style:square" alt="Christmas tree on a blue background" o:spid="_x0000_s1043" type="#_x0000_t75" o:gfxdata="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">
+                  <v:imagedata o:title="Christmas tree on a blue background" r:id="rId12"/>
                 </v:shape>
-                <v:shape id="Picture 1059" o:spid="_x0000_s1044" type="#_x0000_t75" alt="Christmas tree on a blue background" style="position:absolute;left:50292;top:45720;width:23869;height:8953;visibility:visible;mso-wrap-style:square" o:gfxdata="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">
-                  <v:imagedata r:id="rId12" o:title="Christmas tree on a blue background"/>
+                <v:shape id="Picture 1059" style="position:absolute;left:50292;top:45720;width:23869;height:8953;visibility:visible;mso-wrap-style:square" alt="Christmas tree on a blue background" o:spid="_x0000_s1044" type="#_x0000_t75" o:gfxdata="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">
+                  <v:imagedata o:title="Christmas tree on a blue background" r:id="rId12"/>
                 </v:shape>
-                <v:shape id="Picture 1062" o:spid="_x0000_s1045" type="#_x0000_t75" alt="Christmas tree on a blue background" style="position:absolute;left:50292;top:54864;width:23869;height:8953;visibility:visible;mso-wrap-style:square" o:gfxdata="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">
-                  <v:imagedata r:id="rId12" o:title="Christmas tree on a blue background"/>
+                <v:shape id="Picture 1062" style="position:absolute;left:50292;top:54864;width:23869;height:8953;visibility:visible;mso-wrap-style:square" alt="Christmas tree on a blue background" o:spid="_x0000_s1045" type="#_x0000_t75" o:gfxdata="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">
+                  <v:imagedata o:title="Christmas tree on a blue background" r:id="rId12"/>
                 </v:shape>
-                <v:shape id="Picture 1068" o:spid="_x0000_s1046" type="#_x0000_t75" alt="Christmas tree on a blue background" style="position:absolute;left:25050;top:54864;width:23870;height:8953;visibility:visible;mso-wrap-style:square" o:gfxdata="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">
-                  <v:imagedata r:id="rId12" o:title="Christmas tree on a blue background"/>
+                <v:shape id="Picture 1068" style="position:absolute;left:25050;top:54864;width:23870;height:8953;visibility:visible;mso-wrap-style:square" alt="Christmas tree on a blue background" o:spid="_x0000_s1046" type="#_x0000_t75" o:gfxdata="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">
+                  <v:imagedata o:title="Christmas tree on a blue background" r:id="rId12"/>
                 </v:shape>
-                <v:shape id="Picture 1077" o:spid="_x0000_s1047" type="#_x0000_t75" alt="Christmas tree on a blue background" style="position:absolute;top:54864;width:23869;height:8953;visibility:visible;mso-wrap-style:square" o:gfxdata="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">
-                  <v:imagedata r:id="rId12" o:title="Christmas tree on a blue background"/>
+                <v:shape id="Picture 1077" style="position:absolute;top:54864;width:23869;height:8953;visibility:visible;mso-wrap-style:square" alt="Christmas tree on a blue background" o:spid="_x0000_s1047" type="#_x0000_t75" o:gfxdata="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">
+                  <v:imagedata o:title="Christmas tree on a blue background" r:id="rId12"/>
                 </v:shape>
-                <v:shape id="Picture 1080" o:spid="_x0000_s1048" type="#_x0000_t75" alt="Christmas tree on a blue background" style="position:absolute;top:64008;width:23869;height:8953;visibility:visible;mso-wrap-style:square" o:gfxdata="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">
-                  <v:imagedata r:id="rId12" o:title="Christmas tree on a blue background"/>
+                <v:shape id="Picture 1080" style="position:absolute;top:64008;width:23869;height:8953;visibility:visible;mso-wrap-style:square" alt="Christmas tree on a blue background" o:spid="_x0000_s1048" type="#_x0000_t75" o:gfxdata="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">
+                  <v:imagedata o:title="Christmas tree on a blue background" r:id="rId12"/>
                 </v:shape>
-                <v:shape id="Picture 1153" o:spid="_x0000_s1049" type="#_x0000_t75" alt="Christmas tree on a blue background" style="position:absolute;left:25050;top:64008;width:23870;height:8953;visibility:visible;mso-wrap-style:square" o:gfxdata="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">
-                  <v:imagedata r:id="rId12" o:title="Christmas tree on a blue background"/>
+                <v:shape id="Picture 1153" style="position:absolute;left:25050;top:64008;width:23870;height:8953;visibility:visible;mso-wrap-style:square" alt="Christmas tree on a blue background" o:spid="_x0000_s1049" type="#_x0000_t75" o:gfxdata="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">
+                  <v:imagedata o:title="Christmas tree on a blue background" r:id="rId12"/>
                 </v:shape>
-                <v:shape id="Picture 1156" o:spid="_x0000_s1050" type="#_x0000_t75" alt="Christmas tree on a blue background" style="position:absolute;left:50292;top:64008;width:23869;height:8953;visibility:visible;mso-wrap-style:square" o:gfxdata="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">
-                  <v:imagedata r:id="rId12" o:title="Christmas tree on a blue background"/>
+                <v:shape id="Picture 1156" style="position:absolute;left:50292;top:64008;width:23869;height:8953;visibility:visible;mso-wrap-style:square" alt="Christmas tree on a blue background" o:spid="_x0000_s1050" type="#_x0000_t75" o:gfxdata="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">
+                  <v:imagedata o:title="Christmas tree on a blue background" r:id="rId12"/>
                 </v:shape>
-                <v:shape id="Picture 1159" o:spid="_x0000_s1051" type="#_x0000_t75" alt="Christmas tree on a blue background" style="position:absolute;left:50292;top:73152;width:23869;height:8953;visibility:visible;mso-wrap-style:square" o:gfxdata="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">
-                  <v:imagedata r:id="rId12" o:title="Christmas tree on a blue background"/>
+                <v:shape id="Picture 1159" style="position:absolute;left:50292;top:73152;width:23869;height:8953;visibility:visible;mso-wrap-style:square" alt="Christmas tree on a blue background" o:spid="_x0000_s1051" type="#_x0000_t75" o:gfxdata="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">
+                  <v:imagedata o:title="Christmas tree on a blue background" r:id="rId12"/>
                 </v:shape>
-                <v:shape id="Picture 1162" o:spid="_x0000_s1052" type="#_x0000_t75" alt="Christmas tree on a blue background" style="position:absolute;left:25050;top:73152;width:23870;height:8953;visibility:visible;mso-wrap-style:square" o:gfxdata="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">
-                  <v:imagedata r:id="rId12" o:title="Christmas tree on a blue background"/>
+                <v:shape id="Picture 1162" style="position:absolute;left:25050;top:73152;width:23870;height:8953;visibility:visible;mso-wrap-style:square" alt="Christmas tree on a blue background" o:spid="_x0000_s1052" type="#_x0000_t75" o:gfxdata="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">
+                  <v:imagedata o:title="Christmas tree on a blue background" r:id="rId12"/>
                 </v:shape>
-                <v:shape id="Picture 1165" o:spid="_x0000_s1053" type="#_x0000_t75" alt="Christmas tree on a blue background" style="position:absolute;top:73152;width:23869;height:8953;visibility:visible;mso-wrap-style:square" o:gfxdata="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">
-                  <v:imagedata r:id="rId12" o:title="Christmas tree on a blue background"/>
+                <v:shape id="Picture 1165" style="position:absolute;top:73152;width:23869;height:8953;visibility:visible;mso-wrap-style:square" alt="Christmas tree on a blue background" o:spid="_x0000_s1053" type="#_x0000_t75" o:gfxdata="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">
+                  <v:imagedata o:title="Christmas tree on a blue background" r:id="rId12"/>
                 </v:shape>
-                <v:shape id="Picture 1168" o:spid="_x0000_s1054" type="#_x0000_t75" alt="Christmas tree on a blue background" style="position:absolute;top:82296;width:23869;height:8953;visibility:visible;mso-wrap-style:square" o:gfxdata="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">
-                  <v:imagedata r:id="rId12" o:title="Christmas tree on a blue background"/>
+                <v:shape id="Picture 1168" style="position:absolute;top:82296;width:23869;height:8953;visibility:visible;mso-wrap-style:square" alt="Christmas tree on a blue background" o:spid="_x0000_s1054" type="#_x0000_t75" o:gfxdata="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">
+                  <v:imagedata o:title="Christmas tree on a blue background" r:id="rId12"/>
                 </v:shape>
-                <v:shape id="Picture 1171" o:spid="_x0000_s1055" type="#_x0000_t75" alt="Christmas tree on a blue background" style="position:absolute;left:25050;top:82296;width:23870;height:8953;visibility:visible;mso-wrap-style:square" o:gfxdata="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">
-                  <v:imagedata r:id="rId12" o:title="Christmas tree on a blue background"/>
+                <v:shape id="Picture 1171" style="position:absolute;left:25050;top:82296;width:23870;height:8953;visibility:visible;mso-wrap-style:square" alt="Christmas tree on a blue background" o:spid="_x0000_s1055" type="#_x0000_t75" o:gfxdata="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">
+                  <v:imagedata o:title="Christmas tree on a blue background" r:id="rId12"/>
                 </v:shape>
-                <v:shape id="Picture 1174" o:spid="_x0000_s1056" type="#_x0000_t75" alt="Christmas tree on a blue background" style="position:absolute;left:50292;top:82296;width:23869;height:8953;visibility:visible;mso-wrap-style:square" o:gfxdata="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">
-                  <v:imagedata r:id="rId12" o:title="Christmas tree on a blue background"/>
+                <v:shape id="Picture 1174" style="position:absolute;left:50292;top:82296;width:23869;height:8953;visibility:visible;mso-wrap-style:square" alt="Christmas tree on a blue background" o:spid="_x0000_s1056" type="#_x0000_t75" o:gfxdata="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">
+                  <v:imagedata o:title="Christmas tree on a blue background" r:id="rId12"/>
                 </v:shape>
                 <w10:wrap anchorx="page"/>
                 <w10:anchorlock/>
@@ -870,12 +870,12 @@
         <w:tblW w:w="4985" w:type="pct"/>
         <w:tblInd w:w="-5" w:type="dxa"/>
         <w:tblBorders>
-          <w:top w:val="none" w:sz="0" w:space="0" w:color="auto"/>
-          <w:left w:val="none" w:sz="0" w:space="0" w:color="auto"/>
-          <w:bottom w:val="none" w:sz="0" w:space="0" w:color="auto"/>
-          <w:right w:val="none" w:sz="0" w:space="0" w:color="auto"/>
-          <w:insideH w:val="none" w:sz="0" w:space="0" w:color="auto"/>
-          <w:insideV w:val="none" w:sz="0" w:space="0" w:color="auto"/>
+          <w:top w:val="none" w:color="auto" w:sz="0" w:space="0"/>
+          <w:left w:val="none" w:color="auto" w:sz="0" w:space="0"/>
+          <w:bottom w:val="none" w:color="auto" w:sz="0" w:space="0"/>
+          <w:right w:val="none" w:color="auto" w:sz="0" w:space="0"/>
+          <w:insideH w:val="none" w:color="auto" w:sz="0" w:space="0"/>
+          <w:insideV w:val="none" w:color="auto" w:sz="0" w:space="0"/>
         </w:tblBorders>
         <w:tblLayout w:type="fixed"/>
         <w:tblLook w:val="04A0" w:firstRow="1" w:lastRow="0" w:firstColumn="1" w:lastColumn="0" w:noHBand="0" w:noVBand="1"/>
@@ -890,7 +890,7 @@
       </w:tblGrid>
       <w:tr>
         <w:trPr>
-          <w:trHeight w:hRule="exact" w:val="1440"/>
+          <w:trHeight w:val="1440" w:hRule="exact"/>
         </w:trPr>
         <w:tc>
           <w:tcPr>
@@ -1105,7 +1105,7 @@
       </w:tr>
       <w:tr>
         <w:trPr>
-          <w:trHeight w:hRule="exact" w:val="1440"/>
+          <w:trHeight w:val="1440" w:hRule="exact"/>
         </w:trPr>
         <w:tc>
           <w:tcPr>
@@ -1313,7 +1313,7 @@
       </w:tr>
       <w:tr>
         <w:trPr>
-          <w:trHeight w:hRule="exact" w:val="1440"/>
+          <w:trHeight w:val="1440" w:hRule="exact"/>
         </w:trPr>
         <w:tc>
           <w:tcPr>
@@ -1521,7 +1521,7 @@
       </w:tr>
       <w:tr>
         <w:trPr>
-          <w:trHeight w:hRule="exact" w:val="1440"/>
+          <w:trHeight w:val="1440" w:hRule="exact"/>
         </w:trPr>
         <w:tc>
           <w:tcPr>
@@ -1736,7 +1736,7 @@
       </w:tr>
       <w:tr>
         <w:trPr>
-          <w:trHeight w:hRule="exact" w:val="1440"/>
+          <w:trHeight w:val="1440" w:hRule="exact"/>
         </w:trPr>
         <w:tc>
           <w:tcPr>
@@ -1944,7 +1944,7 @@
       </w:tr>
       <w:tr>
         <w:trPr>
-          <w:trHeight w:hRule="exact" w:val="1440"/>
+          <w:trHeight w:val="1440" w:hRule="exact"/>
         </w:trPr>
         <w:tc>
           <w:tcPr>
@@ -2152,7 +2152,7 @@
       </w:tr>
       <w:tr>
         <w:trPr>
-          <w:trHeight w:hRule="exact" w:val="1440"/>
+          <w:trHeight w:val="1440" w:hRule="exact"/>
         </w:trPr>
         <w:tc>
           <w:tcPr>
@@ -2367,7 +2367,7 @@
       </w:tr>
       <w:tr>
         <w:trPr>
-          <w:trHeight w:hRule="exact" w:val="1440"/>
+          <w:trHeight w:val="1440" w:hRule="exact"/>
         </w:trPr>
         <w:tc>
           <w:tcPr>
@@ -2575,7 +2575,7 @@
       </w:tr>
       <w:tr>
         <w:trPr>
-          <w:trHeight w:hRule="exact" w:val="1440"/>
+          <w:trHeight w:val="1440" w:hRule="exact"/>
         </w:trPr>
         <w:tc>
           <w:tcPr>
@@ -2783,7 +2783,7 @@
       </w:tr>
       <w:tr>
         <w:trPr>
-          <w:trHeight w:hRule="exact" w:val="1440"/>
+          <w:trHeight w:val="1440" w:hRule="exact"/>
         </w:trPr>
         <w:tc>
           <w:tcPr>

--- a/src/Tests/Inputs/labels/05/input.docx
+++ b/src/Tests/Inputs/labels/05/input.docx
@@ -4264,3504 +4264,6 @@
 </w:styles>
 </file>
 
-<file path=word/glossary/document.xml><?xml version="1.0" encoding="utf-8"?>
-<w:glossaryDocument xmlns:wpc="http://schemas.microsoft.com/office/word/2010/wordprocessingCanvas" xmlns:cx="http://schemas.microsoft.com/office/drawing/2014/chartex" xmlns:cx1="http://schemas.microsoft.com/office/drawing/2015/9/8/chartex" xmlns:cx2="http://schemas.microsoft.com/office/drawing/2015/10/21/chartex" xmlns:cx3="http://schemas.microsoft.com/office/drawing/2016/5/9/chartex" xmlns:cx4="http://schemas.microsoft.com/office/drawing/2016/5/10/chartex" xmlns:cx5="http://schemas.microsoft.com/office/drawing/2016/5/11/chartex" xmlns:cx6="http://schemas.microsoft.com/office/drawing/2016/5/12/chartex" xmlns:cx7="http://schemas.microsoft.com/office/drawing/2016/5/13/chartex" xmlns:cx8="http://schemas.microsoft.com/office/drawing/2016/5/14/chartex" xmlns:mc="http://schemas.openxmlformats.org/markup-compatibility/2006" xmlns:aink="http://schemas.microsoft.com/office/drawing/2016/ink" xmlns:am3d="http://schemas.microsoft.com/office/drawing/2017/model3d" xmlns:o="urn:schemas-microsoft-com:office:office" xmlns:oel="http://schemas.microsoft.com/office/2019/extlst" xmlns:r="http://schemas.openxmlformats.org/officeDocument/2006/relationships" xmlns:m="http://schemas.openxmlformats.org/officeDocument/2006/math" xmlns:v="urn:schemas-microsoft-com:vml" xmlns:wp14="http://schemas.microsoft.com/office/word/2010/wordprocessingDrawing" xmlns:wp="http://schemas.openxmlformats.org/drawingml/2006/wordprocessingDrawing" xmlns:w10="urn:schemas-microsoft-com:office:word" xmlns:w="http://schemas.openxmlformats.org/wordprocessingml/2006/main" xmlns:w14="http://schemas.microsoft.com/office/word/2010/wordml" xmlns:w15="http://schemas.microsoft.com/office/word/2012/wordml" xmlns:w16cex="http://schemas.microsoft.com/office/word/2018/wordml/cex" xmlns:w16cid="http://schemas.microsoft.com/office/word/2016/wordml/cid" xmlns:w16="http://schemas.microsoft.com/office/word/2018/wordml" xmlns:w16sdtdh="http://schemas.microsoft.com/office/word/2020/wordml/sdtdatahash" xmlns:w16se="http://schemas.microsoft.com/office/word/2015/wordml/symex" xmlns:wpg="http://schemas.microsoft.com/office/word/2010/wordprocessingGroup" xmlns:wpi="http://schemas.microsoft.com/office/word/2010/wordprocessingInk" xmlns:wne="http://schemas.microsoft.com/office/word/2006/wordml" xmlns:wps="http://schemas.microsoft.com/office/word/2010/wordprocessingShape" mc:Ignorable="w14 w15 w16se w16cid w16 w16cex w16sdtdh wp14">
-  <w:docParts>
-    <w:docPart>
-      <w:docPartPr>
-        <w:name w:val="5CAF8D3C52CA46BA850BB0A6F72AC2C1"/>
-        <w:category>
-          <w:name w:val="General"/>
-          <w:gallery w:val="placeholder"/>
-        </w:category>
-        <w:types>
-          <w:type w:val="bbPlcHdr"/>
-        </w:types>
-        <w:behaviors>
-          <w:behavior w:val="content"/>
-        </w:behaviors>
-        <w:guid w:val="{50B9CFD4-3036-44C1-B7ED-AFBB56964215}"/>
-      </w:docPartPr>
-      <w:docPartBody>
-        <w:p>
-          <w:pPr>
-            <w:pStyle w:val="5CAF8D3C52CA46BA850BB0A6F72AC2C1"/>
-          </w:pPr>
-          <w:r>
-            <w:t>Name</w:t>
-          </w:r>
-        </w:p>
-      </w:docPartBody>
-    </w:docPart>
-    <w:docPart>
-      <w:docPartPr>
-        <w:name w:val="CBCD3F0CE47640B287B57206CB613DAD"/>
-        <w:category>
-          <w:name w:val="General"/>
-          <w:gallery w:val="placeholder"/>
-        </w:category>
-        <w:types>
-          <w:type w:val="bbPlcHdr"/>
-        </w:types>
-        <w:behaviors>
-          <w:behavior w:val="content"/>
-        </w:behaviors>
-        <w:guid w:val="{C53F83F5-FD3F-489A-8956-E58878D60475}"/>
-      </w:docPartPr>
-      <w:docPartBody>
-        <w:p>
-          <w:pPr>
-            <w:pStyle w:val="CBCD3F0CE47640B287B57206CB613DAD"/>
-          </w:pPr>
-          <w:r>
-            <w:t>Name</w:t>
-          </w:r>
-        </w:p>
-      </w:docPartBody>
-    </w:docPart>
-    <w:docPart>
-      <w:docPartPr>
-        <w:name w:val="3439FC165FC84835AA192424CEA95932"/>
-        <w:category>
-          <w:name w:val="General"/>
-          <w:gallery w:val="placeholder"/>
-        </w:category>
-        <w:types>
-          <w:type w:val="bbPlcHdr"/>
-        </w:types>
-        <w:behaviors>
-          <w:behavior w:val="content"/>
-        </w:behaviors>
-        <w:guid w:val="{5A83DEDF-ADD6-4E2F-AC71-307843E60CB5}"/>
-      </w:docPartPr>
-      <w:docPartBody>
-        <w:p>
-          <w:pPr>
-            <w:pStyle w:val="3439FC165FC84835AA192424CEA95932"/>
-          </w:pPr>
-          <w:r>
-            <w:t>Name</w:t>
-          </w:r>
-        </w:p>
-      </w:docPartBody>
-    </w:docPart>
-    <w:docPart>
-      <w:docPartPr>
-        <w:name w:val="0DC171CF811C43C5A357903F588B0D62"/>
-        <w:category>
-          <w:name w:val="General"/>
-          <w:gallery w:val="placeholder"/>
-        </w:category>
-        <w:types>
-          <w:type w:val="bbPlcHdr"/>
-        </w:types>
-        <w:behaviors>
-          <w:behavior w:val="content"/>
-        </w:behaviors>
-        <w:guid w:val="{99DD4DF8-8BE9-4243-B57F-9BFD57C59E3E}"/>
-      </w:docPartPr>
-      <w:docPartBody>
-        <w:p>
-          <w:pPr>
-            <w:pStyle w:val="0DC171CF811C43C5A357903F588B0D62"/>
-          </w:pPr>
-          <w:r>
-            <w:t>Name</w:t>
-          </w:r>
-        </w:p>
-      </w:docPartBody>
-    </w:docPart>
-    <w:docPart>
-      <w:docPartPr>
-        <w:name w:val="9264BB193B6743DF8271B9370F5D4A5D"/>
-        <w:category>
-          <w:name w:val="General"/>
-          <w:gallery w:val="placeholder"/>
-        </w:category>
-        <w:types>
-          <w:type w:val="bbPlcHdr"/>
-        </w:types>
-        <w:behaviors>
-          <w:behavior w:val="content"/>
-        </w:behaviors>
-        <w:guid w:val="{98EED091-4C33-4C22-9A2E-E2C614F9534F}"/>
-      </w:docPartPr>
-      <w:docPartBody>
-        <w:p>
-          <w:pPr>
-            <w:pStyle w:val="9264BB193B6743DF8271B9370F5D4A5D"/>
-          </w:pPr>
-          <w:r>
-            <w:t>Name</w:t>
-          </w:r>
-        </w:p>
-      </w:docPartBody>
-    </w:docPart>
-    <w:docPart>
-      <w:docPartPr>
-        <w:name w:val="9430210BA3614241B7C8DE51B5A35D90"/>
-        <w:category>
-          <w:name w:val="General"/>
-          <w:gallery w:val="placeholder"/>
-        </w:category>
-        <w:types>
-          <w:type w:val="bbPlcHdr"/>
-        </w:types>
-        <w:behaviors>
-          <w:behavior w:val="content"/>
-        </w:behaviors>
-        <w:guid w:val="{7C0E6102-1057-433F-B6B2-F3A57D2B6FF3}"/>
-      </w:docPartPr>
-      <w:docPartBody>
-        <w:p>
-          <w:pPr>
-            <w:pStyle w:val="9430210BA3614241B7C8DE51B5A35D90"/>
-          </w:pPr>
-          <w:r>
-            <w:t>Name</w:t>
-          </w:r>
-        </w:p>
-      </w:docPartBody>
-    </w:docPart>
-    <w:docPart>
-      <w:docPartPr>
-        <w:name w:val="6E332E8529C448D5A61E690E0BEAA649"/>
-        <w:category>
-          <w:name w:val="General"/>
-          <w:gallery w:val="placeholder"/>
-        </w:category>
-        <w:types>
-          <w:type w:val="bbPlcHdr"/>
-        </w:types>
-        <w:behaviors>
-          <w:behavior w:val="content"/>
-        </w:behaviors>
-        <w:guid w:val="{6D812AE6-845A-4597-99AA-AD14DD84B549}"/>
-      </w:docPartPr>
-      <w:docPartBody>
-        <w:p>
-          <w:pPr>
-            <w:pStyle w:val="6E332E8529C448D5A61E690E0BEAA649"/>
-          </w:pPr>
-          <w:r>
-            <w:t>Name</w:t>
-          </w:r>
-        </w:p>
-      </w:docPartBody>
-    </w:docPart>
-    <w:docPart>
-      <w:docPartPr>
-        <w:name w:val="1EBF6A1CB87C4FD8A0249322DD974E4F"/>
-        <w:category>
-          <w:name w:val="General"/>
-          <w:gallery w:val="placeholder"/>
-        </w:category>
-        <w:types>
-          <w:type w:val="bbPlcHdr"/>
-        </w:types>
-        <w:behaviors>
-          <w:behavior w:val="content"/>
-        </w:behaviors>
-        <w:guid w:val="{623F137B-F771-4227-A17E-9589BD2C8E23}"/>
-      </w:docPartPr>
-      <w:docPartBody>
-        <w:p>
-          <w:pPr>
-            <w:pStyle w:val="1EBF6A1CB87C4FD8A0249322DD974E4F"/>
-          </w:pPr>
-          <w:r>
-            <w:t>Name</w:t>
-          </w:r>
-        </w:p>
-      </w:docPartBody>
-    </w:docPart>
-    <w:docPart>
-      <w:docPartPr>
-        <w:name w:val="E76F45029D8F434993074FF778B36165"/>
-        <w:category>
-          <w:name w:val="General"/>
-          <w:gallery w:val="placeholder"/>
-        </w:category>
-        <w:types>
-          <w:type w:val="bbPlcHdr"/>
-        </w:types>
-        <w:behaviors>
-          <w:behavior w:val="content"/>
-        </w:behaviors>
-        <w:guid w:val="{123DBFFB-9C79-4FF0-B795-1477015F8080}"/>
-      </w:docPartPr>
-      <w:docPartBody>
-        <w:p>
-          <w:pPr>
-            <w:pStyle w:val="E76F45029D8F434993074FF778B36165"/>
-          </w:pPr>
-          <w:r>
-            <w:t>Name</w:t>
-          </w:r>
-        </w:p>
-      </w:docPartBody>
-    </w:docPart>
-    <w:docPart>
-      <w:docPartPr>
-        <w:name w:val="EFEB403F3F7A4096A4DEC93EB3DED46C"/>
-        <w:category>
-          <w:name w:val="General"/>
-          <w:gallery w:val="placeholder"/>
-        </w:category>
-        <w:types>
-          <w:type w:val="bbPlcHdr"/>
-        </w:types>
-        <w:behaviors>
-          <w:behavior w:val="content"/>
-        </w:behaviors>
-        <w:guid w:val="{D2A6BD96-96B9-4137-82CE-AB55404B65DF}"/>
-      </w:docPartPr>
-      <w:docPartBody>
-        <w:p>
-          <w:pPr>
-            <w:pStyle w:val="EFEB403F3F7A4096A4DEC93EB3DED46C"/>
-          </w:pPr>
-          <w:r>
-            <w:t>Name</w:t>
-          </w:r>
-        </w:p>
-      </w:docPartBody>
-    </w:docPart>
-    <w:docPart>
-      <w:docPartPr>
-        <w:name w:val="7742F35CFF0B485290E9861FEFB84B8D"/>
-        <w:category>
-          <w:name w:val="General"/>
-          <w:gallery w:val="placeholder"/>
-        </w:category>
-        <w:types>
-          <w:type w:val="bbPlcHdr"/>
-        </w:types>
-        <w:behaviors>
-          <w:behavior w:val="content"/>
-        </w:behaviors>
-        <w:guid w:val="{53752EDF-8953-4DAE-AD5D-D67AED0963BB}"/>
-      </w:docPartPr>
-      <w:docPartBody>
-        <w:p>
-          <w:pPr>
-            <w:pStyle w:val="7742F35CFF0B485290E9861FEFB84B8D"/>
-          </w:pPr>
-          <w:r>
-            <w:t>Name</w:t>
-          </w:r>
-        </w:p>
-      </w:docPartBody>
-    </w:docPart>
-    <w:docPart>
-      <w:docPartPr>
-        <w:name w:val="0AA29E24F24A4AA49C497BD670E43A4A"/>
-        <w:category>
-          <w:name w:val="General"/>
-          <w:gallery w:val="placeholder"/>
-        </w:category>
-        <w:types>
-          <w:type w:val="bbPlcHdr"/>
-        </w:types>
-        <w:behaviors>
-          <w:behavior w:val="content"/>
-        </w:behaviors>
-        <w:guid w:val="{50860074-E821-47F6-B5AE-EA80121572CC}"/>
-      </w:docPartPr>
-      <w:docPartBody>
-        <w:p>
-          <w:pPr>
-            <w:pStyle w:val="0AA29E24F24A4AA49C497BD670E43A4A"/>
-          </w:pPr>
-          <w:r>
-            <w:t>Name</w:t>
-          </w:r>
-        </w:p>
-      </w:docPartBody>
-    </w:docPart>
-    <w:docPart>
-      <w:docPartPr>
-        <w:name w:val="0787B6AEF8634CACA4F3FA28CCD42F86"/>
-        <w:category>
-          <w:name w:val="General"/>
-          <w:gallery w:val="placeholder"/>
-        </w:category>
-        <w:types>
-          <w:type w:val="bbPlcHdr"/>
-        </w:types>
-        <w:behaviors>
-          <w:behavior w:val="content"/>
-        </w:behaviors>
-        <w:guid w:val="{EDD073E7-7EF8-4019-AC37-EA410C147FD3}"/>
-      </w:docPartPr>
-      <w:docPartBody>
-        <w:p>
-          <w:pPr>
-            <w:pStyle w:val="0787B6AEF8634CACA4F3FA28CCD42F86"/>
-          </w:pPr>
-          <w:r>
-            <w:t>Name</w:t>
-          </w:r>
-        </w:p>
-      </w:docPartBody>
-    </w:docPart>
-    <w:docPart>
-      <w:docPartPr>
-        <w:name w:val="F21CB897333D4515ACEFE8C53D9EDB1F"/>
-        <w:category>
-          <w:name w:val="General"/>
-          <w:gallery w:val="placeholder"/>
-        </w:category>
-        <w:types>
-          <w:type w:val="bbPlcHdr"/>
-        </w:types>
-        <w:behaviors>
-          <w:behavior w:val="content"/>
-        </w:behaviors>
-        <w:guid w:val="{5ABAD199-511C-49BA-9B16-1B98D9309156}"/>
-      </w:docPartPr>
-      <w:docPartBody>
-        <w:p>
-          <w:pPr>
-            <w:pStyle w:val="F21CB897333D4515ACEFE8C53D9EDB1F"/>
-          </w:pPr>
-          <w:r>
-            <w:t>Name</w:t>
-          </w:r>
-        </w:p>
-      </w:docPartBody>
-    </w:docPart>
-    <w:docPart>
-      <w:docPartPr>
-        <w:name w:val="9F0C2F99AF8F4680AA55CF844836A758"/>
-        <w:category>
-          <w:name w:val="General"/>
-          <w:gallery w:val="placeholder"/>
-        </w:category>
-        <w:types>
-          <w:type w:val="bbPlcHdr"/>
-        </w:types>
-        <w:behaviors>
-          <w:behavior w:val="content"/>
-        </w:behaviors>
-        <w:guid w:val="{8157A20F-9339-427A-A656-BF251F55BA27}"/>
-      </w:docPartPr>
-      <w:docPartBody>
-        <w:p>
-          <w:pPr>
-            <w:pStyle w:val="9F0C2F99AF8F4680AA55CF844836A758"/>
-          </w:pPr>
-          <w:r>
-            <w:t>Name</w:t>
-          </w:r>
-        </w:p>
-      </w:docPartBody>
-    </w:docPart>
-    <w:docPart>
-      <w:docPartPr>
-        <w:name w:val="82150052AD9A4278B40B64ED8DCC48AD"/>
-        <w:category>
-          <w:name w:val="General"/>
-          <w:gallery w:val="placeholder"/>
-        </w:category>
-        <w:types>
-          <w:type w:val="bbPlcHdr"/>
-        </w:types>
-        <w:behaviors>
-          <w:behavior w:val="content"/>
-        </w:behaviors>
-        <w:guid w:val="{EAC4E48D-6808-4965-AF99-B3942F0F8B5C}"/>
-      </w:docPartPr>
-      <w:docPartBody>
-        <w:p>
-          <w:pPr>
-            <w:pStyle w:val="82150052AD9A4278B40B64ED8DCC48AD"/>
-          </w:pPr>
-          <w:r>
-            <w:t>Name</w:t>
-          </w:r>
-        </w:p>
-      </w:docPartBody>
-    </w:docPart>
-    <w:docPart>
-      <w:docPartPr>
-        <w:name w:val="4C5474E1B526424ABA4F11DE96F76CD6"/>
-        <w:category>
-          <w:name w:val="General"/>
-          <w:gallery w:val="placeholder"/>
-        </w:category>
-        <w:types>
-          <w:type w:val="bbPlcHdr"/>
-        </w:types>
-        <w:behaviors>
-          <w:behavior w:val="content"/>
-        </w:behaviors>
-        <w:guid w:val="{47D7E1B9-0257-4F6A-8F74-9437D350A604}"/>
-      </w:docPartPr>
-      <w:docPartBody>
-        <w:p>
-          <w:pPr>
-            <w:pStyle w:val="4C5474E1B526424ABA4F11DE96F76CD6"/>
-          </w:pPr>
-          <w:r>
-            <w:t>Name</w:t>
-          </w:r>
-        </w:p>
-      </w:docPartBody>
-    </w:docPart>
-    <w:docPart>
-      <w:docPartPr>
-        <w:name w:val="E53951D4A11B4E65B3B45894068D40EA"/>
-        <w:category>
-          <w:name w:val="General"/>
-          <w:gallery w:val="placeholder"/>
-        </w:category>
-        <w:types>
-          <w:type w:val="bbPlcHdr"/>
-        </w:types>
-        <w:behaviors>
-          <w:behavior w:val="content"/>
-        </w:behaviors>
-        <w:guid w:val="{69E247A9-8269-4FF9-B794-B4262BAB0B16}"/>
-      </w:docPartPr>
-      <w:docPartBody>
-        <w:p>
-          <w:pPr>
-            <w:pStyle w:val="E53951D4A11B4E65B3B45894068D40EA"/>
-          </w:pPr>
-          <w:r>
-            <w:t>Name</w:t>
-          </w:r>
-        </w:p>
-      </w:docPartBody>
-    </w:docPart>
-    <w:docPart>
-      <w:docPartPr>
-        <w:name w:val="7FB8B5EE172B4E379351BB5C1050F0B3"/>
-        <w:category>
-          <w:name w:val="General"/>
-          <w:gallery w:val="placeholder"/>
-        </w:category>
-        <w:types>
-          <w:type w:val="bbPlcHdr"/>
-        </w:types>
-        <w:behaviors>
-          <w:behavior w:val="content"/>
-        </w:behaviors>
-        <w:guid w:val="{BBADFD5E-5BEC-4BD2-88D6-1D42BFE088D5}"/>
-      </w:docPartPr>
-      <w:docPartBody>
-        <w:p>
-          <w:pPr>
-            <w:pStyle w:val="7FB8B5EE172B4E379351BB5C1050F0B3"/>
-          </w:pPr>
-          <w:r>
-            <w:t>Name</w:t>
-          </w:r>
-        </w:p>
-      </w:docPartBody>
-    </w:docPart>
-    <w:docPart>
-      <w:docPartPr>
-        <w:name w:val="9215285B2BA148E1BB26EE07F7499364"/>
-        <w:category>
-          <w:name w:val="General"/>
-          <w:gallery w:val="placeholder"/>
-        </w:category>
-        <w:types>
-          <w:type w:val="bbPlcHdr"/>
-        </w:types>
-        <w:behaviors>
-          <w:behavior w:val="content"/>
-        </w:behaviors>
-        <w:guid w:val="{E8CC5451-A602-4356-8F58-759FB5CEBC8A}"/>
-      </w:docPartPr>
-      <w:docPartBody>
-        <w:p>
-          <w:pPr>
-            <w:pStyle w:val="9215285B2BA148E1BB26EE07F7499364"/>
-          </w:pPr>
-          <w:r>
-            <w:t>Name</w:t>
-          </w:r>
-        </w:p>
-      </w:docPartBody>
-    </w:docPart>
-    <w:docPart>
-      <w:docPartPr>
-        <w:name w:val="7208830C69744FE4A5BC5C681006072C"/>
-        <w:category>
-          <w:name w:val="General"/>
-          <w:gallery w:val="placeholder"/>
-        </w:category>
-        <w:types>
-          <w:type w:val="bbPlcHdr"/>
-        </w:types>
-        <w:behaviors>
-          <w:behavior w:val="content"/>
-        </w:behaviors>
-        <w:guid w:val="{812432D6-642E-4D83-AD92-3F666040B4E1}"/>
-      </w:docPartPr>
-      <w:docPartBody>
-        <w:p>
-          <w:pPr>
-            <w:pStyle w:val="7208830C69744FE4A5BC5C681006072C"/>
-          </w:pPr>
-          <w:r>
-            <w:t>Name</w:t>
-          </w:r>
-        </w:p>
-      </w:docPartBody>
-    </w:docPart>
-    <w:docPart>
-      <w:docPartPr>
-        <w:name w:val="B733D67372F64E94AC7C73E72E6B6546"/>
-        <w:category>
-          <w:name w:val="General"/>
-          <w:gallery w:val="placeholder"/>
-        </w:category>
-        <w:types>
-          <w:type w:val="bbPlcHdr"/>
-        </w:types>
-        <w:behaviors>
-          <w:behavior w:val="content"/>
-        </w:behaviors>
-        <w:guid w:val="{16AC0A58-957A-415C-8B4D-8F4F2AB76B10}"/>
-      </w:docPartPr>
-      <w:docPartBody>
-        <w:p>
-          <w:pPr>
-            <w:pStyle w:val="B733D67372F64E94AC7C73E72E6B6546"/>
-          </w:pPr>
-          <w:r>
-            <w:t>Name</w:t>
-          </w:r>
-        </w:p>
-      </w:docPartBody>
-    </w:docPart>
-    <w:docPart>
-      <w:docPartPr>
-        <w:name w:val="9D797679A9EE48E5B9E784AA241A665E"/>
-        <w:category>
-          <w:name w:val="General"/>
-          <w:gallery w:val="placeholder"/>
-        </w:category>
-        <w:types>
-          <w:type w:val="bbPlcHdr"/>
-        </w:types>
-        <w:behaviors>
-          <w:behavior w:val="content"/>
-        </w:behaviors>
-        <w:guid w:val="{54D55BA1-0596-46CC-845C-F4A75F5A89D2}"/>
-      </w:docPartPr>
-      <w:docPartBody>
-        <w:p>
-          <w:pPr>
-            <w:pStyle w:val="9D797679A9EE48E5B9E784AA241A665E"/>
-          </w:pPr>
-          <w:r>
-            <w:t>Name</w:t>
-          </w:r>
-        </w:p>
-      </w:docPartBody>
-    </w:docPart>
-    <w:docPart>
-      <w:docPartPr>
-        <w:name w:val="08B361B10EFD4EA5917C9AE538E773DD"/>
-        <w:category>
-          <w:name w:val="General"/>
-          <w:gallery w:val="placeholder"/>
-        </w:category>
-        <w:types>
-          <w:type w:val="bbPlcHdr"/>
-        </w:types>
-        <w:behaviors>
-          <w:behavior w:val="content"/>
-        </w:behaviors>
-        <w:guid w:val="{9E3570CC-167C-49CC-A358-7FF3FF7452C3}"/>
-      </w:docPartPr>
-      <w:docPartBody>
-        <w:p>
-          <w:pPr>
-            <w:pStyle w:val="08B361B10EFD4EA5917C9AE538E773DD"/>
-          </w:pPr>
-          <w:r>
-            <w:t>Name</w:t>
-          </w:r>
-        </w:p>
-      </w:docPartBody>
-    </w:docPart>
-    <w:docPart>
-      <w:docPartPr>
-        <w:name w:val="3DCCA151056B4AFB8C688BC805E48D7A"/>
-        <w:category>
-          <w:name w:val="General"/>
-          <w:gallery w:val="placeholder"/>
-        </w:category>
-        <w:types>
-          <w:type w:val="bbPlcHdr"/>
-        </w:types>
-        <w:behaviors>
-          <w:behavior w:val="content"/>
-        </w:behaviors>
-        <w:guid w:val="{1BCD71C2-30CD-47EF-A6C1-F809C27B919F}"/>
-      </w:docPartPr>
-      <w:docPartBody>
-        <w:p>
-          <w:pPr>
-            <w:pStyle w:val="3DCCA151056B4AFB8C688BC805E48D7A"/>
-          </w:pPr>
-          <w:r>
-            <w:t>Name</w:t>
-          </w:r>
-        </w:p>
-      </w:docPartBody>
-    </w:docPart>
-    <w:docPart>
-      <w:docPartPr>
-        <w:name w:val="C96456CB96674A5A94D7E34091E73B02"/>
-        <w:category>
-          <w:name w:val="General"/>
-          <w:gallery w:val="placeholder"/>
-        </w:category>
-        <w:types>
-          <w:type w:val="bbPlcHdr"/>
-        </w:types>
-        <w:behaviors>
-          <w:behavior w:val="content"/>
-        </w:behaviors>
-        <w:guid w:val="{388B8EBE-C7B0-419B-B4C6-C0BA69ABCE25}"/>
-      </w:docPartPr>
-      <w:docPartBody>
-        <w:p>
-          <w:pPr>
-            <w:pStyle w:val="C96456CB96674A5A94D7E34091E73B02"/>
-          </w:pPr>
-          <w:r>
-            <w:t>Name</w:t>
-          </w:r>
-        </w:p>
-      </w:docPartBody>
-    </w:docPart>
-    <w:docPart>
-      <w:docPartPr>
-        <w:name w:val="56CCF695BB244EBE9D6C9C5531F3ADE9"/>
-        <w:category>
-          <w:name w:val="General"/>
-          <w:gallery w:val="placeholder"/>
-        </w:category>
-        <w:types>
-          <w:type w:val="bbPlcHdr"/>
-        </w:types>
-        <w:behaviors>
-          <w:behavior w:val="content"/>
-        </w:behaviors>
-        <w:guid w:val="{9864EC4B-5AF2-43B1-A6F7-721B0FEF5847}"/>
-      </w:docPartPr>
-      <w:docPartBody>
-        <w:p>
-          <w:pPr>
-            <w:pStyle w:val="56CCF695BB244EBE9D6C9C5531F3ADE9"/>
-          </w:pPr>
-          <w:r>
-            <w:t>Name</w:t>
-          </w:r>
-        </w:p>
-      </w:docPartBody>
-    </w:docPart>
-    <w:docPart>
-      <w:docPartPr>
-        <w:name w:val="F8B28BABD874448DBD7DBBA721ABBD76"/>
-        <w:category>
-          <w:name w:val="General"/>
-          <w:gallery w:val="placeholder"/>
-        </w:category>
-        <w:types>
-          <w:type w:val="bbPlcHdr"/>
-        </w:types>
-        <w:behaviors>
-          <w:behavior w:val="content"/>
-        </w:behaviors>
-        <w:guid w:val="{2BCA3BD3-601C-4A18-8E4A-F16CD7B242ED}"/>
-      </w:docPartPr>
-      <w:docPartBody>
-        <w:p>
-          <w:pPr>
-            <w:pStyle w:val="F8B28BABD874448DBD7DBBA721ABBD76"/>
-          </w:pPr>
-          <w:r>
-            <w:t>Name</w:t>
-          </w:r>
-        </w:p>
-      </w:docPartBody>
-    </w:docPart>
-    <w:docPart>
-      <w:docPartPr>
-        <w:name w:val="3269F9A203964B568DABF710F01F8EDF"/>
-        <w:category>
-          <w:name w:val="General"/>
-          <w:gallery w:val="placeholder"/>
-        </w:category>
-        <w:types>
-          <w:type w:val="bbPlcHdr"/>
-        </w:types>
-        <w:behaviors>
-          <w:behavior w:val="content"/>
-        </w:behaviors>
-        <w:guid w:val="{7712AE67-1944-4F24-BD4F-CC35D912AE79}"/>
-      </w:docPartPr>
-      <w:docPartBody>
-        <w:p>
-          <w:pPr>
-            <w:pStyle w:val="3269F9A203964B568DABF710F01F8EDF"/>
-          </w:pPr>
-          <w:r>
-            <w:t>Name</w:t>
-          </w:r>
-        </w:p>
-      </w:docPartBody>
-    </w:docPart>
-    <w:docPart>
-      <w:docPartPr>
-        <w:name w:val="391EB1501EA94D32A473262FEE2BCC2A"/>
-        <w:category>
-          <w:name w:val="General"/>
-          <w:gallery w:val="placeholder"/>
-        </w:category>
-        <w:types>
-          <w:type w:val="bbPlcHdr"/>
-        </w:types>
-        <w:behaviors>
-          <w:behavior w:val="content"/>
-        </w:behaviors>
-        <w:guid w:val="{3404BDDE-E8A6-4959-B3FC-6BA7FC4F6903}"/>
-      </w:docPartPr>
-      <w:docPartBody>
-        <w:p>
-          <w:r>
-            <w:t>Name</w:t>
-          </w:r>
-        </w:p>
-      </w:docPartBody>
-    </w:docPart>
-    <w:docPart>
-      <w:docPartPr>
-        <w:name w:val="AA24A24607514688A73487385EECD34B"/>
-        <w:category>
-          <w:name w:val="General"/>
-          <w:gallery w:val="placeholder"/>
-        </w:category>
-        <w:types>
-          <w:type w:val="bbPlcHdr"/>
-        </w:types>
-        <w:behaviors>
-          <w:behavior w:val="content"/>
-        </w:behaviors>
-        <w:guid w:val="{8420895D-6BD0-4B61-9749-3B5CB22B7FCF}"/>
-      </w:docPartPr>
-      <w:docPartBody>
-        <w:p>
-          <w:r>
-            <w:t>Address</w:t>
-          </w:r>
-        </w:p>
-      </w:docPartBody>
-    </w:docPart>
-    <w:docPart>
-      <w:docPartPr>
-        <w:name w:val="189812F74AB543F28317795025DE68C3"/>
-        <w:category>
-          <w:name w:val="General"/>
-          <w:gallery w:val="placeholder"/>
-        </w:category>
-        <w:types>
-          <w:type w:val="bbPlcHdr"/>
-        </w:types>
-        <w:behaviors>
-          <w:behavior w:val="content"/>
-        </w:behaviors>
-        <w:guid w:val="{4BF9B554-F716-4C38-902D-B6886E1D579E}"/>
-      </w:docPartPr>
-      <w:docPartBody>
-        <w:p>
-          <w:pPr>
-            <w:pStyle w:val="189812F74AB543F28317795025DE68C3"/>
-          </w:pPr>
-          <w:r>
-            <w:t>Address</w:t>
-          </w:r>
-        </w:p>
-      </w:docPartBody>
-    </w:docPart>
-    <w:docPart>
-      <w:docPartPr>
-        <w:name w:val="E0E97A8A615D4768ACCC697DF79CE7B8"/>
-        <w:category>
-          <w:name w:val="General"/>
-          <w:gallery w:val="placeholder"/>
-        </w:category>
-        <w:types>
-          <w:type w:val="bbPlcHdr"/>
-        </w:types>
-        <w:behaviors>
-          <w:behavior w:val="content"/>
-        </w:behaviors>
-        <w:guid w:val="{AB057907-88E1-435A-B938-E03530CCEF0D}"/>
-      </w:docPartPr>
-      <w:docPartBody>
-        <w:p>
-          <w:pPr>
-            <w:pStyle w:val="E0E97A8A615D4768ACCC697DF79CE7B8"/>
-          </w:pPr>
-          <w:r>
-            <w:t>Address</w:t>
-          </w:r>
-        </w:p>
-      </w:docPartBody>
-    </w:docPart>
-    <w:docPart>
-      <w:docPartPr>
-        <w:name w:val="1447B6D0572E47EA8E43BE11A286CB8C"/>
-        <w:category>
-          <w:name w:val="General"/>
-          <w:gallery w:val="placeholder"/>
-        </w:category>
-        <w:types>
-          <w:type w:val="bbPlcHdr"/>
-        </w:types>
-        <w:behaviors>
-          <w:behavior w:val="content"/>
-        </w:behaviors>
-        <w:guid w:val="{7E6C2C86-A0A4-4E8B-A981-44A3688546B7}"/>
-      </w:docPartPr>
-      <w:docPartBody>
-        <w:p>
-          <w:pPr>
-            <w:pStyle w:val="1447B6D0572E47EA8E43BE11A286CB8C"/>
-          </w:pPr>
-          <w:r>
-            <w:t>Address</w:t>
-          </w:r>
-        </w:p>
-      </w:docPartBody>
-    </w:docPart>
-    <w:docPart>
-      <w:docPartPr>
-        <w:name w:val="BA888C7FF3F1474B9D0EC07C4E44CC87"/>
-        <w:category>
-          <w:name w:val="General"/>
-          <w:gallery w:val="placeholder"/>
-        </w:category>
-        <w:types>
-          <w:type w:val="bbPlcHdr"/>
-        </w:types>
-        <w:behaviors>
-          <w:behavior w:val="content"/>
-        </w:behaviors>
-        <w:guid w:val="{D289CCD7-1B68-4D01-A357-4B3B986CFEA2}"/>
-      </w:docPartPr>
-      <w:docPartBody>
-        <w:p>
-          <w:pPr>
-            <w:pStyle w:val="BA888C7FF3F1474B9D0EC07C4E44CC87"/>
-          </w:pPr>
-          <w:r>
-            <w:t>Address</w:t>
-          </w:r>
-        </w:p>
-      </w:docPartBody>
-    </w:docPart>
-    <w:docPart>
-      <w:docPartPr>
-        <w:name w:val="0D64BCBC94754C4BBD41DA29183B67AD"/>
-        <w:category>
-          <w:name w:val="General"/>
-          <w:gallery w:val="placeholder"/>
-        </w:category>
-        <w:types>
-          <w:type w:val="bbPlcHdr"/>
-        </w:types>
-        <w:behaviors>
-          <w:behavior w:val="content"/>
-        </w:behaviors>
-        <w:guid w:val="{F40D644D-73B9-4977-A2E8-6A0D19140E38}"/>
-      </w:docPartPr>
-      <w:docPartBody>
-        <w:p>
-          <w:pPr>
-            <w:pStyle w:val="0D64BCBC94754C4BBD41DA29183B67AD"/>
-          </w:pPr>
-          <w:r>
-            <w:t>Address</w:t>
-          </w:r>
-        </w:p>
-      </w:docPartBody>
-    </w:docPart>
-    <w:docPart>
-      <w:docPartPr>
-        <w:name w:val="180F1F9FA8944E5BB500320D4E685273"/>
-        <w:category>
-          <w:name w:val="General"/>
-          <w:gallery w:val="placeholder"/>
-        </w:category>
-        <w:types>
-          <w:type w:val="bbPlcHdr"/>
-        </w:types>
-        <w:behaviors>
-          <w:behavior w:val="content"/>
-        </w:behaviors>
-        <w:guid w:val="{91E702B9-A97D-4C24-8946-3B71D8B04F6C}"/>
-      </w:docPartPr>
-      <w:docPartBody>
-        <w:p>
-          <w:pPr>
-            <w:pStyle w:val="180F1F9FA8944E5BB500320D4E685273"/>
-          </w:pPr>
-          <w:r>
-            <w:t>Address</w:t>
-          </w:r>
-        </w:p>
-      </w:docPartBody>
-    </w:docPart>
-    <w:docPart>
-      <w:docPartPr>
-        <w:name w:val="FCA73ACFE33F44928829DFFE090850A4"/>
-        <w:category>
-          <w:name w:val="General"/>
-          <w:gallery w:val="placeholder"/>
-        </w:category>
-        <w:types>
-          <w:type w:val="bbPlcHdr"/>
-        </w:types>
-        <w:behaviors>
-          <w:behavior w:val="content"/>
-        </w:behaviors>
-        <w:guid w:val="{2DBF6A48-967E-4DB6-872C-D1CF1B260D88}"/>
-      </w:docPartPr>
-      <w:docPartBody>
-        <w:p>
-          <w:pPr>
-            <w:pStyle w:val="FCA73ACFE33F44928829DFFE090850A4"/>
-          </w:pPr>
-          <w:r>
-            <w:t>Address</w:t>
-          </w:r>
-        </w:p>
-      </w:docPartBody>
-    </w:docPart>
-    <w:docPart>
-      <w:docPartPr>
-        <w:name w:val="92E74C9A662D4D4397A71167EEC564E3"/>
-        <w:category>
-          <w:name w:val="General"/>
-          <w:gallery w:val="placeholder"/>
-        </w:category>
-        <w:types>
-          <w:type w:val="bbPlcHdr"/>
-        </w:types>
-        <w:behaviors>
-          <w:behavior w:val="content"/>
-        </w:behaviors>
-        <w:guid w:val="{7183B496-7E4B-4931-A9EB-3FEA28DAC79C}"/>
-      </w:docPartPr>
-      <w:docPartBody>
-        <w:p>
-          <w:pPr>
-            <w:pStyle w:val="92E74C9A662D4D4397A71167EEC564E3"/>
-          </w:pPr>
-          <w:r>
-            <w:t>Address</w:t>
-          </w:r>
-        </w:p>
-      </w:docPartBody>
-    </w:docPart>
-    <w:docPart>
-      <w:docPartPr>
-        <w:name w:val="291A0B01967C436DA8D4DDA2645BD4E5"/>
-        <w:category>
-          <w:name w:val="General"/>
-          <w:gallery w:val="placeholder"/>
-        </w:category>
-        <w:types>
-          <w:type w:val="bbPlcHdr"/>
-        </w:types>
-        <w:behaviors>
-          <w:behavior w:val="content"/>
-        </w:behaviors>
-        <w:guid w:val="{42CBC90B-C648-42BA-A447-A4F7AF19D3ED}"/>
-      </w:docPartPr>
-      <w:docPartBody>
-        <w:p>
-          <w:pPr>
-            <w:pStyle w:val="291A0B01967C436DA8D4DDA2645BD4E5"/>
-          </w:pPr>
-          <w:r>
-            <w:t>Address</w:t>
-          </w:r>
-        </w:p>
-      </w:docPartBody>
-    </w:docPart>
-    <w:docPart>
-      <w:docPartPr>
-        <w:name w:val="FA0E50F309434EA4A294D43EBB36B67B"/>
-        <w:category>
-          <w:name w:val="General"/>
-          <w:gallery w:val="placeholder"/>
-        </w:category>
-        <w:types>
-          <w:type w:val="bbPlcHdr"/>
-        </w:types>
-        <w:behaviors>
-          <w:behavior w:val="content"/>
-        </w:behaviors>
-        <w:guid w:val="{8D5BD72C-1C08-413B-948F-A1A866EF50A2}"/>
-      </w:docPartPr>
-      <w:docPartBody>
-        <w:p>
-          <w:pPr>
-            <w:pStyle w:val="FA0E50F309434EA4A294D43EBB36B67B"/>
-          </w:pPr>
-          <w:r>
-            <w:t>Address</w:t>
-          </w:r>
-        </w:p>
-      </w:docPartBody>
-    </w:docPart>
-    <w:docPart>
-      <w:docPartPr>
-        <w:name w:val="EF5A060EF2B649D28FC91D3F8AA9538E"/>
-        <w:category>
-          <w:name w:val="General"/>
-          <w:gallery w:val="placeholder"/>
-        </w:category>
-        <w:types>
-          <w:type w:val="bbPlcHdr"/>
-        </w:types>
-        <w:behaviors>
-          <w:behavior w:val="content"/>
-        </w:behaviors>
-        <w:guid w:val="{63F2AA67-9594-443E-885B-3F08FB89C5FB}"/>
-      </w:docPartPr>
-      <w:docPartBody>
-        <w:p>
-          <w:pPr>
-            <w:pStyle w:val="EF5A060EF2B649D28FC91D3F8AA9538E"/>
-          </w:pPr>
-          <w:r>
-            <w:t>Address</w:t>
-          </w:r>
-        </w:p>
-      </w:docPartBody>
-    </w:docPart>
-    <w:docPart>
-      <w:docPartPr>
-        <w:name w:val="87D7018CC4A24B5090187B5448989AC6"/>
-        <w:category>
-          <w:name w:val="General"/>
-          <w:gallery w:val="placeholder"/>
-        </w:category>
-        <w:types>
-          <w:type w:val="bbPlcHdr"/>
-        </w:types>
-        <w:behaviors>
-          <w:behavior w:val="content"/>
-        </w:behaviors>
-        <w:guid w:val="{BBDF4437-C193-4755-93DA-D08BF3BD2B7A}"/>
-      </w:docPartPr>
-      <w:docPartBody>
-        <w:p>
-          <w:pPr>
-            <w:pStyle w:val="87D7018CC4A24B5090187B5448989AC6"/>
-          </w:pPr>
-          <w:r>
-            <w:t>Address</w:t>
-          </w:r>
-        </w:p>
-      </w:docPartBody>
-    </w:docPart>
-    <w:docPart>
-      <w:docPartPr>
-        <w:name w:val="A1510C62CA0841C9A2509477FC8C48B6"/>
-        <w:category>
-          <w:name w:val="General"/>
-          <w:gallery w:val="placeholder"/>
-        </w:category>
-        <w:types>
-          <w:type w:val="bbPlcHdr"/>
-        </w:types>
-        <w:behaviors>
-          <w:behavior w:val="content"/>
-        </w:behaviors>
-        <w:guid w:val="{F60ECA1D-9463-4917-A523-F211EE38C62D}"/>
-      </w:docPartPr>
-      <w:docPartBody>
-        <w:p>
-          <w:pPr>
-            <w:pStyle w:val="A1510C62CA0841C9A2509477FC8C48B6"/>
-          </w:pPr>
-          <w:r>
-            <w:t>Address</w:t>
-          </w:r>
-        </w:p>
-      </w:docPartBody>
-    </w:docPart>
-    <w:docPart>
-      <w:docPartPr>
-        <w:name w:val="3D05298EA4364C80A20B0A9FEAAFDD92"/>
-        <w:category>
-          <w:name w:val="General"/>
-          <w:gallery w:val="placeholder"/>
-        </w:category>
-        <w:types>
-          <w:type w:val="bbPlcHdr"/>
-        </w:types>
-        <w:behaviors>
-          <w:behavior w:val="content"/>
-        </w:behaviors>
-        <w:guid w:val="{44961FE0-09A5-4F0D-8893-2FFEA8BD71AA}"/>
-      </w:docPartPr>
-      <w:docPartBody>
-        <w:p>
-          <w:pPr>
-            <w:pStyle w:val="3D05298EA4364C80A20B0A9FEAAFDD92"/>
-          </w:pPr>
-          <w:r>
-            <w:t>Address</w:t>
-          </w:r>
-        </w:p>
-      </w:docPartBody>
-    </w:docPart>
-    <w:docPart>
-      <w:docPartPr>
-        <w:name w:val="45F6F8724B064D99A249319FE649A23B"/>
-        <w:category>
-          <w:name w:val="General"/>
-          <w:gallery w:val="placeholder"/>
-        </w:category>
-        <w:types>
-          <w:type w:val="bbPlcHdr"/>
-        </w:types>
-        <w:behaviors>
-          <w:behavior w:val="content"/>
-        </w:behaviors>
-        <w:guid w:val="{631BBA2B-BBF4-44A5-BE19-DF5A26898FB9}"/>
-      </w:docPartPr>
-      <w:docPartBody>
-        <w:p>
-          <w:pPr>
-            <w:pStyle w:val="45F6F8724B064D99A249319FE649A23B"/>
-          </w:pPr>
-          <w:r>
-            <w:t>Address</w:t>
-          </w:r>
-        </w:p>
-      </w:docPartBody>
-    </w:docPart>
-    <w:docPart>
-      <w:docPartPr>
-        <w:name w:val="C09BDEC3995D4382AEE8B960D5303A89"/>
-        <w:category>
-          <w:name w:val="General"/>
-          <w:gallery w:val="placeholder"/>
-        </w:category>
-        <w:types>
-          <w:type w:val="bbPlcHdr"/>
-        </w:types>
-        <w:behaviors>
-          <w:behavior w:val="content"/>
-        </w:behaviors>
-        <w:guid w:val="{BEC3B982-4B62-468F-A275-B8360E4C7B72}"/>
-      </w:docPartPr>
-      <w:docPartBody>
-        <w:p>
-          <w:pPr>
-            <w:pStyle w:val="C09BDEC3995D4382AEE8B960D5303A89"/>
-          </w:pPr>
-          <w:r>
-            <w:t>Address</w:t>
-          </w:r>
-        </w:p>
-      </w:docPartBody>
-    </w:docPart>
-    <w:docPart>
-      <w:docPartPr>
-        <w:name w:val="E67057C0DFCD4492A760133339E66DEC"/>
-        <w:category>
-          <w:name w:val="General"/>
-          <w:gallery w:val="placeholder"/>
-        </w:category>
-        <w:types>
-          <w:type w:val="bbPlcHdr"/>
-        </w:types>
-        <w:behaviors>
-          <w:behavior w:val="content"/>
-        </w:behaviors>
-        <w:guid w:val="{4B453CE1-7C7E-499E-8B59-CD5874D9754B}"/>
-      </w:docPartPr>
-      <w:docPartBody>
-        <w:p>
-          <w:pPr>
-            <w:pStyle w:val="E67057C0DFCD4492A760133339E66DEC"/>
-          </w:pPr>
-          <w:r>
-            <w:t>Address</w:t>
-          </w:r>
-        </w:p>
-      </w:docPartBody>
-    </w:docPart>
-    <w:docPart>
-      <w:docPartPr>
-        <w:name w:val="686D5C23CEE443D2AB456D1979C50C88"/>
-        <w:category>
-          <w:name w:val="General"/>
-          <w:gallery w:val="placeholder"/>
-        </w:category>
-        <w:types>
-          <w:type w:val="bbPlcHdr"/>
-        </w:types>
-        <w:behaviors>
-          <w:behavior w:val="content"/>
-        </w:behaviors>
-        <w:guid w:val="{C23D5C60-8FE9-4D6B-94F9-4597CD472211}"/>
-      </w:docPartPr>
-      <w:docPartBody>
-        <w:p>
-          <w:pPr>
-            <w:pStyle w:val="686D5C23CEE443D2AB456D1979C50C88"/>
-          </w:pPr>
-          <w:r>
-            <w:t>Address</w:t>
-          </w:r>
-        </w:p>
-      </w:docPartBody>
-    </w:docPart>
-    <w:docPart>
-      <w:docPartPr>
-        <w:name w:val="BAC2C44590B547119509CBE97C511D53"/>
-        <w:category>
-          <w:name w:val="General"/>
-          <w:gallery w:val="placeholder"/>
-        </w:category>
-        <w:types>
-          <w:type w:val="bbPlcHdr"/>
-        </w:types>
-        <w:behaviors>
-          <w:behavior w:val="content"/>
-        </w:behaviors>
-        <w:guid w:val="{EB8B5E94-CB6F-4296-A034-A028BF6B9F29}"/>
-      </w:docPartPr>
-      <w:docPartBody>
-        <w:p>
-          <w:pPr>
-            <w:pStyle w:val="BAC2C44590B547119509CBE97C511D53"/>
-          </w:pPr>
-          <w:r>
-            <w:t>Address</w:t>
-          </w:r>
-        </w:p>
-      </w:docPartBody>
-    </w:docPart>
-    <w:docPart>
-      <w:docPartPr>
-        <w:name w:val="966D9018AB554DE49A94898839918BF0"/>
-        <w:category>
-          <w:name w:val="General"/>
-          <w:gallery w:val="placeholder"/>
-        </w:category>
-        <w:types>
-          <w:type w:val="bbPlcHdr"/>
-        </w:types>
-        <w:behaviors>
-          <w:behavior w:val="content"/>
-        </w:behaviors>
-        <w:guid w:val="{2A9E24A6-53F6-4FC0-A516-AA3285D23EDC}"/>
-      </w:docPartPr>
-      <w:docPartBody>
-        <w:p>
-          <w:pPr>
-            <w:pStyle w:val="966D9018AB554DE49A94898839918BF0"/>
-          </w:pPr>
-          <w:r>
-            <w:t>Address</w:t>
-          </w:r>
-        </w:p>
-      </w:docPartBody>
-    </w:docPart>
-    <w:docPart>
-      <w:docPartPr>
-        <w:name w:val="B51D987C572D471B8C750C6406843153"/>
-        <w:category>
-          <w:name w:val="General"/>
-          <w:gallery w:val="placeholder"/>
-        </w:category>
-        <w:types>
-          <w:type w:val="bbPlcHdr"/>
-        </w:types>
-        <w:behaviors>
-          <w:behavior w:val="content"/>
-        </w:behaviors>
-        <w:guid w:val="{260C0796-4414-4B36-BBF7-3E5A66071BDA}"/>
-      </w:docPartPr>
-      <w:docPartBody>
-        <w:p>
-          <w:pPr>
-            <w:pStyle w:val="B51D987C572D471B8C750C6406843153"/>
-          </w:pPr>
-          <w:r>
-            <w:t>Address</w:t>
-          </w:r>
-        </w:p>
-      </w:docPartBody>
-    </w:docPart>
-    <w:docPart>
-      <w:docPartPr>
-        <w:name w:val="CCA8F58DA14741B087419E6D34A441A1"/>
-        <w:category>
-          <w:name w:val="General"/>
-          <w:gallery w:val="placeholder"/>
-        </w:category>
-        <w:types>
-          <w:type w:val="bbPlcHdr"/>
-        </w:types>
-        <w:behaviors>
-          <w:behavior w:val="content"/>
-        </w:behaviors>
-        <w:guid w:val="{D52F8F51-260A-4F96-99A9-DBFFA1070895}"/>
-      </w:docPartPr>
-      <w:docPartBody>
-        <w:p>
-          <w:pPr>
-            <w:pStyle w:val="CCA8F58DA14741B087419E6D34A441A1"/>
-          </w:pPr>
-          <w:r>
-            <w:t>Address</w:t>
-          </w:r>
-        </w:p>
-      </w:docPartBody>
-    </w:docPart>
-    <w:docPart>
-      <w:docPartPr>
-        <w:name w:val="98C5F4DC6967476D87C6BF842B1F1331"/>
-        <w:category>
-          <w:name w:val="General"/>
-          <w:gallery w:val="placeholder"/>
-        </w:category>
-        <w:types>
-          <w:type w:val="bbPlcHdr"/>
-        </w:types>
-        <w:behaviors>
-          <w:behavior w:val="content"/>
-        </w:behaviors>
-        <w:guid w:val="{D643E175-DC60-4D4B-B295-531A7B68D1A4}"/>
-      </w:docPartPr>
-      <w:docPartBody>
-        <w:p>
-          <w:pPr>
-            <w:pStyle w:val="98C5F4DC6967476D87C6BF842B1F1331"/>
-          </w:pPr>
-          <w:r>
-            <w:t>Address</w:t>
-          </w:r>
-        </w:p>
-      </w:docPartBody>
-    </w:docPart>
-    <w:docPart>
-      <w:docPartPr>
-        <w:name w:val="7AF691666CC3492C950930DB324F04DB"/>
-        <w:category>
-          <w:name w:val="General"/>
-          <w:gallery w:val="placeholder"/>
-        </w:category>
-        <w:types>
-          <w:type w:val="bbPlcHdr"/>
-        </w:types>
-        <w:behaviors>
-          <w:behavior w:val="content"/>
-        </w:behaviors>
-        <w:guid w:val="{40CDE08E-DF11-4148-9508-B73E6E5F19A6}"/>
-      </w:docPartPr>
-      <w:docPartBody>
-        <w:p>
-          <w:pPr>
-            <w:pStyle w:val="7AF691666CC3492C950930DB324F04DB"/>
-          </w:pPr>
-          <w:r>
-            <w:t>Address</w:t>
-          </w:r>
-        </w:p>
-      </w:docPartBody>
-    </w:docPart>
-    <w:docPart>
-      <w:docPartPr>
-        <w:name w:val="34200D78FF3E46B19E9D57560460C313"/>
-        <w:category>
-          <w:name w:val="General"/>
-          <w:gallery w:val="placeholder"/>
-        </w:category>
-        <w:types>
-          <w:type w:val="bbPlcHdr"/>
-        </w:types>
-        <w:behaviors>
-          <w:behavior w:val="content"/>
-        </w:behaviors>
-        <w:guid w:val="{EE15BD5C-9A8A-4A64-B189-A9C9DEB3EC77}"/>
-      </w:docPartPr>
-      <w:docPartBody>
-        <w:p>
-          <w:pPr>
-            <w:pStyle w:val="34200D78FF3E46B19E9D57560460C313"/>
-          </w:pPr>
-          <w:r>
-            <w:t>Address</w:t>
-          </w:r>
-        </w:p>
-      </w:docPartBody>
-    </w:docPart>
-    <w:docPart>
-      <w:docPartPr>
-        <w:name w:val="769720839954429BB712AFFFA2FF9236"/>
-        <w:category>
-          <w:name w:val="General"/>
-          <w:gallery w:val="placeholder"/>
-        </w:category>
-        <w:types>
-          <w:type w:val="bbPlcHdr"/>
-        </w:types>
-        <w:behaviors>
-          <w:behavior w:val="content"/>
-        </w:behaviors>
-        <w:guid w:val="{C8924B76-0C00-4053-84F0-D1BCAE40A7F7}"/>
-      </w:docPartPr>
-      <w:docPartBody>
-        <w:p>
-          <w:pPr>
-            <w:pStyle w:val="769720839954429BB712AFFFA2FF9236"/>
-          </w:pPr>
-          <w:r>
-            <w:t>Address</w:t>
-          </w:r>
-        </w:p>
-      </w:docPartBody>
-    </w:docPart>
-    <w:docPart>
-      <w:docPartPr>
-        <w:name w:val="2D599E7C727F4445A4557ECD18348716"/>
-        <w:category>
-          <w:name w:val="General"/>
-          <w:gallery w:val="placeholder"/>
-        </w:category>
-        <w:types>
-          <w:type w:val="bbPlcHdr"/>
-        </w:types>
-        <w:behaviors>
-          <w:behavior w:val="content"/>
-        </w:behaviors>
-        <w:guid w:val="{F018D563-A682-41E1-A738-AD75804FFF53}"/>
-      </w:docPartPr>
-      <w:docPartBody>
-        <w:p>
-          <w:pPr>
-            <w:pStyle w:val="2D599E7C727F4445A4557ECD18348716"/>
-          </w:pPr>
-          <w:r>
-            <w:t>Address</w:t>
-          </w:r>
-        </w:p>
-      </w:docPartBody>
-    </w:docPart>
-    <w:docPart>
-      <w:docPartPr>
-        <w:name w:val="E606299901AE42768A8D54061781956F"/>
-        <w:category>
-          <w:name w:val="General"/>
-          <w:gallery w:val="placeholder"/>
-        </w:category>
-        <w:types>
-          <w:type w:val="bbPlcHdr"/>
-        </w:types>
-        <w:behaviors>
-          <w:behavior w:val="content"/>
-        </w:behaviors>
-        <w:guid w:val="{A5618D1B-57DA-43A0-9F31-3CDD0E765303}"/>
-      </w:docPartPr>
-      <w:docPartBody>
-        <w:p>
-          <w:pPr>
-            <w:pStyle w:val="E606299901AE42768A8D54061781956F"/>
-          </w:pPr>
-          <w:r>
-            <w:t>Address</w:t>
-          </w:r>
-        </w:p>
-      </w:docPartBody>
-    </w:docPart>
-    <w:docPart>
-      <w:docPartPr>
-        <w:name w:val="FEBBFA01C69247E190B1AE689FB3DB84"/>
-        <w:category>
-          <w:name w:val="General"/>
-          <w:gallery w:val="placeholder"/>
-        </w:category>
-        <w:types>
-          <w:type w:val="bbPlcHdr"/>
-        </w:types>
-        <w:behaviors>
-          <w:behavior w:val="content"/>
-        </w:behaviors>
-        <w:guid w:val="{FCCA707F-28CA-4222-BD4D-CE3DA281A639}"/>
-      </w:docPartPr>
-      <w:docPartBody>
-        <w:p>
-          <w:pPr>
-            <w:pStyle w:val="FEBBFA01C69247E190B1AE689FB3DB84"/>
-          </w:pPr>
-          <w:r>
-            <w:t>Address</w:t>
-          </w:r>
-        </w:p>
-      </w:docPartBody>
-    </w:docPart>
-    <w:docPart>
-      <w:docPartPr>
-        <w:name w:val="008CB833D99B4603A946353B2574E710"/>
-        <w:category>
-          <w:name w:val="General"/>
-          <w:gallery w:val="placeholder"/>
-        </w:category>
-        <w:types>
-          <w:type w:val="bbPlcHdr"/>
-        </w:types>
-        <w:behaviors>
-          <w:behavior w:val="content"/>
-        </w:behaviors>
-        <w:guid w:val="{F9E6B153-3C56-4388-9751-991508D5E24B}"/>
-      </w:docPartPr>
-      <w:docPartBody>
-        <w:p>
-          <w:pPr>
-            <w:pStyle w:val="008CB833D99B4603A946353B2574E710"/>
-          </w:pPr>
-          <w:r>
-            <w:t>City ST ZIP Code</w:t>
-          </w:r>
-        </w:p>
-      </w:docPartBody>
-    </w:docPart>
-    <w:docPart>
-      <w:docPartPr>
-        <w:name w:val="5632070CD8BF46BF972273A8CD6424AB"/>
-        <w:category>
-          <w:name w:val="General"/>
-          <w:gallery w:val="placeholder"/>
-        </w:category>
-        <w:types>
-          <w:type w:val="bbPlcHdr"/>
-        </w:types>
-        <w:behaviors>
-          <w:behavior w:val="content"/>
-        </w:behaviors>
-        <w:guid w:val="{29EEC8AA-3448-431F-AA51-7EADDA1C17F0}"/>
-      </w:docPartPr>
-      <w:docPartBody>
-        <w:p>
-          <w:pPr>
-            <w:pStyle w:val="5632070CD8BF46BF972273A8CD6424AB"/>
-          </w:pPr>
-          <w:r>
-            <w:t>City ST ZIP Code</w:t>
-          </w:r>
-        </w:p>
-      </w:docPartBody>
-    </w:docPart>
-    <w:docPart>
-      <w:docPartPr>
-        <w:name w:val="2C8E9ECB2D7F441EA4106F417374ADB1"/>
-        <w:category>
-          <w:name w:val="General"/>
-          <w:gallery w:val="placeholder"/>
-        </w:category>
-        <w:types>
-          <w:type w:val="bbPlcHdr"/>
-        </w:types>
-        <w:behaviors>
-          <w:behavior w:val="content"/>
-        </w:behaviors>
-        <w:guid w:val="{FFE31C17-0F7A-4D71-89BB-519420134C05}"/>
-      </w:docPartPr>
-      <w:docPartBody>
-        <w:p>
-          <w:pPr>
-            <w:pStyle w:val="2C8E9ECB2D7F441EA4106F417374ADB1"/>
-          </w:pPr>
-          <w:r>
-            <w:t>City ST ZIP Code</w:t>
-          </w:r>
-        </w:p>
-      </w:docPartBody>
-    </w:docPart>
-    <w:docPart>
-      <w:docPartPr>
-        <w:name w:val="9A6A1ECAB2334A089E41C06017937CB6"/>
-        <w:category>
-          <w:name w:val="General"/>
-          <w:gallery w:val="placeholder"/>
-        </w:category>
-        <w:types>
-          <w:type w:val="bbPlcHdr"/>
-        </w:types>
-        <w:behaviors>
-          <w:behavior w:val="content"/>
-        </w:behaviors>
-        <w:guid w:val="{B97CB9C1-9AC1-4AE1-AEA7-4EC2287B35E2}"/>
-      </w:docPartPr>
-      <w:docPartBody>
-        <w:p>
-          <w:pPr>
-            <w:pStyle w:val="9A6A1ECAB2334A089E41C06017937CB6"/>
-          </w:pPr>
-          <w:r>
-            <w:t>City ST ZIP Code</w:t>
-          </w:r>
-        </w:p>
-      </w:docPartBody>
-    </w:docPart>
-    <w:docPart>
-      <w:docPartPr>
-        <w:name w:val="FC579BDFB60F44248AECC0C7639D1A54"/>
-        <w:category>
-          <w:name w:val="General"/>
-          <w:gallery w:val="placeholder"/>
-        </w:category>
-        <w:types>
-          <w:type w:val="bbPlcHdr"/>
-        </w:types>
-        <w:behaviors>
-          <w:behavior w:val="content"/>
-        </w:behaviors>
-        <w:guid w:val="{DA84275D-15B5-479A-947D-706A6BCAD40A}"/>
-      </w:docPartPr>
-      <w:docPartBody>
-        <w:p>
-          <w:pPr>
-            <w:pStyle w:val="FC579BDFB60F44248AECC0C7639D1A54"/>
-          </w:pPr>
-          <w:r>
-            <w:t>City ST ZIP Code</w:t>
-          </w:r>
-        </w:p>
-      </w:docPartBody>
-    </w:docPart>
-    <w:docPart>
-      <w:docPartPr>
-        <w:name w:val="C518F671FADE45C4BC8E852B80502B1B"/>
-        <w:category>
-          <w:name w:val="General"/>
-          <w:gallery w:val="placeholder"/>
-        </w:category>
-        <w:types>
-          <w:type w:val="bbPlcHdr"/>
-        </w:types>
-        <w:behaviors>
-          <w:behavior w:val="content"/>
-        </w:behaviors>
-        <w:guid w:val="{2DF63CAE-1B28-412A-8D0A-3317E65154C2}"/>
-      </w:docPartPr>
-      <w:docPartBody>
-        <w:p>
-          <w:pPr>
-            <w:pStyle w:val="C518F671FADE45C4BC8E852B80502B1B"/>
-          </w:pPr>
-          <w:r>
-            <w:t>City ST ZIP Code</w:t>
-          </w:r>
-        </w:p>
-      </w:docPartBody>
-    </w:docPart>
-    <w:docPart>
-      <w:docPartPr>
-        <w:name w:val="B3C028D64C0C491E8B0D3D61EBCD2DE7"/>
-        <w:category>
-          <w:name w:val="General"/>
-          <w:gallery w:val="placeholder"/>
-        </w:category>
-        <w:types>
-          <w:type w:val="bbPlcHdr"/>
-        </w:types>
-        <w:behaviors>
-          <w:behavior w:val="content"/>
-        </w:behaviors>
-        <w:guid w:val="{137A7549-0DB5-46BB-9FAD-B301726124FC}"/>
-      </w:docPartPr>
-      <w:docPartBody>
-        <w:p>
-          <w:pPr>
-            <w:pStyle w:val="B3C028D64C0C491E8B0D3D61EBCD2DE7"/>
-          </w:pPr>
-          <w:r>
-            <w:t>City ST ZIP Code</w:t>
-          </w:r>
-        </w:p>
-      </w:docPartBody>
-    </w:docPart>
-    <w:docPart>
-      <w:docPartPr>
-        <w:name w:val="A543FE3DA97E4B4D98B6038333EC77A8"/>
-        <w:category>
-          <w:name w:val="General"/>
-          <w:gallery w:val="placeholder"/>
-        </w:category>
-        <w:types>
-          <w:type w:val="bbPlcHdr"/>
-        </w:types>
-        <w:behaviors>
-          <w:behavior w:val="content"/>
-        </w:behaviors>
-        <w:guid w:val="{1C16A128-67BF-423A-A3F7-15C0F896EF94}"/>
-      </w:docPartPr>
-      <w:docPartBody>
-        <w:p>
-          <w:pPr>
-            <w:pStyle w:val="A543FE3DA97E4B4D98B6038333EC77A8"/>
-          </w:pPr>
-          <w:r>
-            <w:t>City ST ZIP Code</w:t>
-          </w:r>
-        </w:p>
-      </w:docPartBody>
-    </w:docPart>
-    <w:docPart>
-      <w:docPartPr>
-        <w:name w:val="574714C18D264FA6963AAD29CD5659EA"/>
-        <w:category>
-          <w:name w:val="General"/>
-          <w:gallery w:val="placeholder"/>
-        </w:category>
-        <w:types>
-          <w:type w:val="bbPlcHdr"/>
-        </w:types>
-        <w:behaviors>
-          <w:behavior w:val="content"/>
-        </w:behaviors>
-        <w:guid w:val="{4F0438C3-720A-4F84-B641-30057DC102D3}"/>
-      </w:docPartPr>
-      <w:docPartBody>
-        <w:p>
-          <w:pPr>
-            <w:pStyle w:val="574714C18D264FA6963AAD29CD5659EA"/>
-          </w:pPr>
-          <w:r>
-            <w:t>City ST ZIP Code</w:t>
-          </w:r>
-        </w:p>
-      </w:docPartBody>
-    </w:docPart>
-    <w:docPart>
-      <w:docPartPr>
-        <w:name w:val="4C8743C77ECA4FB38D22CC7516C0211C"/>
-        <w:category>
-          <w:name w:val="General"/>
-          <w:gallery w:val="placeholder"/>
-        </w:category>
-        <w:types>
-          <w:type w:val="bbPlcHdr"/>
-        </w:types>
-        <w:behaviors>
-          <w:behavior w:val="content"/>
-        </w:behaviors>
-        <w:guid w:val="{D5BE7128-96B6-475A-BB04-DE37E3A055BF}"/>
-      </w:docPartPr>
-      <w:docPartBody>
-        <w:p>
-          <w:pPr>
-            <w:pStyle w:val="4C8743C77ECA4FB38D22CC7516C0211C"/>
-          </w:pPr>
-          <w:r>
-            <w:t>City ST ZIP Code</w:t>
-          </w:r>
-        </w:p>
-      </w:docPartBody>
-    </w:docPart>
-    <w:docPart>
-      <w:docPartPr>
-        <w:name w:val="CC4DF2AF92DD4191B255BD871FE58DDA"/>
-        <w:category>
-          <w:name w:val="General"/>
-          <w:gallery w:val="placeholder"/>
-        </w:category>
-        <w:types>
-          <w:type w:val="bbPlcHdr"/>
-        </w:types>
-        <w:behaviors>
-          <w:behavior w:val="content"/>
-        </w:behaviors>
-        <w:guid w:val="{F741B18B-C624-4D3A-88E6-402CCBB0E21A}"/>
-      </w:docPartPr>
-      <w:docPartBody>
-        <w:p>
-          <w:pPr>
-            <w:pStyle w:val="CC4DF2AF92DD4191B255BD871FE58DDA"/>
-          </w:pPr>
-          <w:r>
-            <w:t>City ST ZIP Code</w:t>
-          </w:r>
-        </w:p>
-      </w:docPartBody>
-    </w:docPart>
-    <w:docPart>
-      <w:docPartPr>
-        <w:name w:val="2C067B27AB6442789EAE4084DAC36DFA"/>
-        <w:category>
-          <w:name w:val="General"/>
-          <w:gallery w:val="placeholder"/>
-        </w:category>
-        <w:types>
-          <w:type w:val="bbPlcHdr"/>
-        </w:types>
-        <w:behaviors>
-          <w:behavior w:val="content"/>
-        </w:behaviors>
-        <w:guid w:val="{15BD68D9-051D-4161-84FA-D9E4D813A690}"/>
-      </w:docPartPr>
-      <w:docPartBody>
-        <w:p>
-          <w:pPr>
-            <w:pStyle w:val="2C067B27AB6442789EAE4084DAC36DFA"/>
-          </w:pPr>
-          <w:r>
-            <w:t>City ST ZIP Code</w:t>
-          </w:r>
-        </w:p>
-      </w:docPartBody>
-    </w:docPart>
-    <w:docPart>
-      <w:docPartPr>
-        <w:name w:val="A5194BD80D8049A89E026F3786ADE248"/>
-        <w:category>
-          <w:name w:val="General"/>
-          <w:gallery w:val="placeholder"/>
-        </w:category>
-        <w:types>
-          <w:type w:val="bbPlcHdr"/>
-        </w:types>
-        <w:behaviors>
-          <w:behavior w:val="content"/>
-        </w:behaviors>
-        <w:guid w:val="{EFB1823A-956E-4EA2-B868-25A46A237A8B}"/>
-      </w:docPartPr>
-      <w:docPartBody>
-        <w:p>
-          <w:pPr>
-            <w:pStyle w:val="A5194BD80D8049A89E026F3786ADE248"/>
-          </w:pPr>
-          <w:r>
-            <w:t>City ST ZIP Code</w:t>
-          </w:r>
-        </w:p>
-      </w:docPartBody>
-    </w:docPart>
-    <w:docPart>
-      <w:docPartPr>
-        <w:name w:val="3F9BDD98325A4EBF9D8DE9330557C8DC"/>
-        <w:category>
-          <w:name w:val="General"/>
-          <w:gallery w:val="placeholder"/>
-        </w:category>
-        <w:types>
-          <w:type w:val="bbPlcHdr"/>
-        </w:types>
-        <w:behaviors>
-          <w:behavior w:val="content"/>
-        </w:behaviors>
-        <w:guid w:val="{F252AD17-A30F-4BE1-B7BE-047BDDDCCBD4}"/>
-      </w:docPartPr>
-      <w:docPartBody>
-        <w:p>
-          <w:pPr>
-            <w:pStyle w:val="3F9BDD98325A4EBF9D8DE9330557C8DC"/>
-          </w:pPr>
-          <w:r>
-            <w:t>City ST ZIP Code</w:t>
-          </w:r>
-        </w:p>
-      </w:docPartBody>
-    </w:docPart>
-    <w:docPart>
-      <w:docPartPr>
-        <w:name w:val="66B705C9C4FA4A4F842F445B751C1B2D"/>
-        <w:category>
-          <w:name w:val="General"/>
-          <w:gallery w:val="placeholder"/>
-        </w:category>
-        <w:types>
-          <w:type w:val="bbPlcHdr"/>
-        </w:types>
-        <w:behaviors>
-          <w:behavior w:val="content"/>
-        </w:behaviors>
-        <w:guid w:val="{1AB9B832-824E-4234-B0F7-9A6C3464995F}"/>
-      </w:docPartPr>
-      <w:docPartBody>
-        <w:p>
-          <w:pPr>
-            <w:pStyle w:val="66B705C9C4FA4A4F842F445B751C1B2D"/>
-          </w:pPr>
-          <w:r>
-            <w:t>City ST ZIP Code</w:t>
-          </w:r>
-        </w:p>
-      </w:docPartBody>
-    </w:docPart>
-    <w:docPart>
-      <w:docPartPr>
-        <w:name w:val="3EBDF9CE0FCA4D22AACC497A184B39DA"/>
-        <w:category>
-          <w:name w:val="General"/>
-          <w:gallery w:val="placeholder"/>
-        </w:category>
-        <w:types>
-          <w:type w:val="bbPlcHdr"/>
-        </w:types>
-        <w:behaviors>
-          <w:behavior w:val="content"/>
-        </w:behaviors>
-        <w:guid w:val="{26C17B39-7F43-40C9-9002-EFC3F3E442C9}"/>
-      </w:docPartPr>
-      <w:docPartBody>
-        <w:p>
-          <w:pPr>
-            <w:pStyle w:val="3EBDF9CE0FCA4D22AACC497A184B39DA"/>
-          </w:pPr>
-          <w:r>
-            <w:t>City ST ZIP Code</w:t>
-          </w:r>
-        </w:p>
-      </w:docPartBody>
-    </w:docPart>
-    <w:docPart>
-      <w:docPartPr>
-        <w:name w:val="440F960BB3174EBAA4980AC2CDF6DAB9"/>
-        <w:category>
-          <w:name w:val="General"/>
-          <w:gallery w:val="placeholder"/>
-        </w:category>
-        <w:types>
-          <w:type w:val="bbPlcHdr"/>
-        </w:types>
-        <w:behaviors>
-          <w:behavior w:val="content"/>
-        </w:behaviors>
-        <w:guid w:val="{680FD325-462D-4845-B7D6-4ED5B0289ADB}"/>
-      </w:docPartPr>
-      <w:docPartBody>
-        <w:p>
-          <w:pPr>
-            <w:pStyle w:val="440F960BB3174EBAA4980AC2CDF6DAB9"/>
-          </w:pPr>
-          <w:r>
-            <w:t>City ST ZIP Code</w:t>
-          </w:r>
-        </w:p>
-      </w:docPartBody>
-    </w:docPart>
-    <w:docPart>
-      <w:docPartPr>
-        <w:name w:val="D84E57916BC248189CF97AC0ABE78E2C"/>
-        <w:category>
-          <w:name w:val="General"/>
-          <w:gallery w:val="placeholder"/>
-        </w:category>
-        <w:types>
-          <w:type w:val="bbPlcHdr"/>
-        </w:types>
-        <w:behaviors>
-          <w:behavior w:val="content"/>
-        </w:behaviors>
-        <w:guid w:val="{2C44D2AE-3BDF-4E4B-A1C1-8BC78F5E3F5D}"/>
-      </w:docPartPr>
-      <w:docPartBody>
-        <w:p>
-          <w:pPr>
-            <w:pStyle w:val="D84E57916BC248189CF97AC0ABE78E2C"/>
-          </w:pPr>
-          <w:r>
-            <w:t>City ST ZIP Code</w:t>
-          </w:r>
-        </w:p>
-      </w:docPartBody>
-    </w:docPart>
-    <w:docPart>
-      <w:docPartPr>
-        <w:name w:val="4E0C63EEF5394F7A9CC743424CFDC275"/>
-        <w:category>
-          <w:name w:val="General"/>
-          <w:gallery w:val="placeholder"/>
-        </w:category>
-        <w:types>
-          <w:type w:val="bbPlcHdr"/>
-        </w:types>
-        <w:behaviors>
-          <w:behavior w:val="content"/>
-        </w:behaviors>
-        <w:guid w:val="{CD8995EF-F40E-46B8-9AA4-B67F55B6F833}"/>
-      </w:docPartPr>
-      <w:docPartBody>
-        <w:p>
-          <w:pPr>
-            <w:pStyle w:val="4E0C63EEF5394F7A9CC743424CFDC275"/>
-          </w:pPr>
-          <w:r>
-            <w:t>City ST ZIP Code</w:t>
-          </w:r>
-        </w:p>
-      </w:docPartBody>
-    </w:docPart>
-    <w:docPart>
-      <w:docPartPr>
-        <w:name w:val="75E84F77B2AB40778FF3D0BBBD654F8B"/>
-        <w:category>
-          <w:name w:val="General"/>
-          <w:gallery w:val="placeholder"/>
-        </w:category>
-        <w:types>
-          <w:type w:val="bbPlcHdr"/>
-        </w:types>
-        <w:behaviors>
-          <w:behavior w:val="content"/>
-        </w:behaviors>
-        <w:guid w:val="{B4B9636F-9A2D-40F9-9034-8FB7F873DE42}"/>
-      </w:docPartPr>
-      <w:docPartBody>
-        <w:p>
-          <w:pPr>
-            <w:pStyle w:val="75E84F77B2AB40778FF3D0BBBD654F8B"/>
-          </w:pPr>
-          <w:r>
-            <w:t>City ST ZIP Code</w:t>
-          </w:r>
-        </w:p>
-      </w:docPartBody>
-    </w:docPart>
-    <w:docPart>
-      <w:docPartPr>
-        <w:name w:val="2EF71BE8895D46D0A760E6FAD650F98C"/>
-        <w:category>
-          <w:name w:val="General"/>
-          <w:gallery w:val="placeholder"/>
-        </w:category>
-        <w:types>
-          <w:type w:val="bbPlcHdr"/>
-        </w:types>
-        <w:behaviors>
-          <w:behavior w:val="content"/>
-        </w:behaviors>
-        <w:guid w:val="{59D4B1F3-2EEF-4B2E-889C-1AC8EDCB1AFE}"/>
-      </w:docPartPr>
-      <w:docPartBody>
-        <w:p>
-          <w:pPr>
-            <w:pStyle w:val="2EF71BE8895D46D0A760E6FAD650F98C"/>
-          </w:pPr>
-          <w:r>
-            <w:t>City ST ZIP Code</w:t>
-          </w:r>
-        </w:p>
-      </w:docPartBody>
-    </w:docPart>
-    <w:docPart>
-      <w:docPartPr>
-        <w:name w:val="9F6B6CCFA589402094FA15298AEBED04"/>
-        <w:category>
-          <w:name w:val="General"/>
-          <w:gallery w:val="placeholder"/>
-        </w:category>
-        <w:types>
-          <w:type w:val="bbPlcHdr"/>
-        </w:types>
-        <w:behaviors>
-          <w:behavior w:val="content"/>
-        </w:behaviors>
-        <w:guid w:val="{74442794-F7EB-4274-A99A-89FC8807A687}"/>
-      </w:docPartPr>
-      <w:docPartBody>
-        <w:p>
-          <w:pPr>
-            <w:pStyle w:val="9F6B6CCFA589402094FA15298AEBED04"/>
-          </w:pPr>
-          <w:r>
-            <w:t>City ST ZIP Code</w:t>
-          </w:r>
-        </w:p>
-      </w:docPartBody>
-    </w:docPart>
-    <w:docPart>
-      <w:docPartPr>
-        <w:name w:val="9090773B1F0946CA93CA73320A1CD54E"/>
-        <w:category>
-          <w:name w:val="General"/>
-          <w:gallery w:val="placeholder"/>
-        </w:category>
-        <w:types>
-          <w:type w:val="bbPlcHdr"/>
-        </w:types>
-        <w:behaviors>
-          <w:behavior w:val="content"/>
-        </w:behaviors>
-        <w:guid w:val="{E0E49720-BCB9-44DB-B6E3-3502D5CE5043}"/>
-      </w:docPartPr>
-      <w:docPartBody>
-        <w:p>
-          <w:pPr>
-            <w:pStyle w:val="9090773B1F0946CA93CA73320A1CD54E"/>
-          </w:pPr>
-          <w:r>
-            <w:t>City ST ZIP Code</w:t>
-          </w:r>
-        </w:p>
-      </w:docPartBody>
-    </w:docPart>
-    <w:docPart>
-      <w:docPartPr>
-        <w:name w:val="662195940EC14D91A23FB20EC004E300"/>
-        <w:category>
-          <w:name w:val="General"/>
-          <w:gallery w:val="placeholder"/>
-        </w:category>
-        <w:types>
-          <w:type w:val="bbPlcHdr"/>
-        </w:types>
-        <w:behaviors>
-          <w:behavior w:val="content"/>
-        </w:behaviors>
-        <w:guid w:val="{2D8409B9-C985-442A-916C-2B90853A85B8}"/>
-      </w:docPartPr>
-      <w:docPartBody>
-        <w:p>
-          <w:pPr>
-            <w:pStyle w:val="662195940EC14D91A23FB20EC004E300"/>
-          </w:pPr>
-          <w:r>
-            <w:t>City ST ZIP Code</w:t>
-          </w:r>
-        </w:p>
-      </w:docPartBody>
-    </w:docPart>
-    <w:docPart>
-      <w:docPartPr>
-        <w:name w:val="8C058E44FEB64707A3DC31D702C72F6C"/>
-        <w:category>
-          <w:name w:val="General"/>
-          <w:gallery w:val="placeholder"/>
-        </w:category>
-        <w:types>
-          <w:type w:val="bbPlcHdr"/>
-        </w:types>
-        <w:behaviors>
-          <w:behavior w:val="content"/>
-        </w:behaviors>
-        <w:guid w:val="{37CED8E5-F7D5-45F0-8430-7B6730E9B928}"/>
-      </w:docPartPr>
-      <w:docPartBody>
-        <w:p>
-          <w:pPr>
-            <w:pStyle w:val="8C058E44FEB64707A3DC31D702C72F6C"/>
-          </w:pPr>
-          <w:r>
-            <w:t>City ST ZIP Code</w:t>
-          </w:r>
-        </w:p>
-      </w:docPartBody>
-    </w:docPart>
-    <w:docPart>
-      <w:docPartPr>
-        <w:name w:val="0B4C6FBC970649908BF0C48071E2E77C"/>
-        <w:category>
-          <w:name w:val="General"/>
-          <w:gallery w:val="placeholder"/>
-        </w:category>
-        <w:types>
-          <w:type w:val="bbPlcHdr"/>
-        </w:types>
-        <w:behaviors>
-          <w:behavior w:val="content"/>
-        </w:behaviors>
-        <w:guid w:val="{66BB762B-302A-4D25-9A42-6B1F314ACD93}"/>
-      </w:docPartPr>
-      <w:docPartBody>
-        <w:p>
-          <w:pPr>
-            <w:pStyle w:val="0B4C6FBC970649908BF0C48071E2E77C"/>
-          </w:pPr>
-          <w:r>
-            <w:t>City ST ZIP Code</w:t>
-          </w:r>
-        </w:p>
-      </w:docPartBody>
-    </w:docPart>
-    <w:docPart>
-      <w:docPartPr>
-        <w:name w:val="510C9A46C43C4DB4BE3981B8106A3E4A"/>
-        <w:category>
-          <w:name w:val="General"/>
-          <w:gallery w:val="placeholder"/>
-        </w:category>
-        <w:types>
-          <w:type w:val="bbPlcHdr"/>
-        </w:types>
-        <w:behaviors>
-          <w:behavior w:val="content"/>
-        </w:behaviors>
-        <w:guid w:val="{B6B9D8CC-160E-47E3-86C5-9CA6E9203141}"/>
-      </w:docPartPr>
-      <w:docPartBody>
-        <w:p>
-          <w:pPr>
-            <w:pStyle w:val="510C9A46C43C4DB4BE3981B8106A3E4A"/>
-          </w:pPr>
-          <w:r>
-            <w:t>City ST ZIP Code</w:t>
-          </w:r>
-        </w:p>
-      </w:docPartBody>
-    </w:docPart>
-    <w:docPart>
-      <w:docPartPr>
-        <w:name w:val="D07EB302B5EB4F9CBAB866719685B156"/>
-        <w:category>
-          <w:name w:val="General"/>
-          <w:gallery w:val="placeholder"/>
-        </w:category>
-        <w:types>
-          <w:type w:val="bbPlcHdr"/>
-        </w:types>
-        <w:behaviors>
-          <w:behavior w:val="content"/>
-        </w:behaviors>
-        <w:guid w:val="{4BA88F3D-D988-482E-8942-11047F299639}"/>
-      </w:docPartPr>
-      <w:docPartBody>
-        <w:p>
-          <w:pPr>
-            <w:pStyle w:val="D07EB302B5EB4F9CBAB866719685B156"/>
-          </w:pPr>
-          <w:r>
-            <w:t>City ST ZIP Code</w:t>
-          </w:r>
-        </w:p>
-      </w:docPartBody>
-    </w:docPart>
-    <w:docPart>
-      <w:docPartPr>
-        <w:name w:val="92DB336425A3475DA16D7B0745B376CF"/>
-        <w:category>
-          <w:name w:val="General"/>
-          <w:gallery w:val="placeholder"/>
-        </w:category>
-        <w:types>
-          <w:type w:val="bbPlcHdr"/>
-        </w:types>
-        <w:behaviors>
-          <w:behavior w:val="content"/>
-        </w:behaviors>
-        <w:guid w:val="{349D7620-314D-490B-B3B9-E91B4EEFE33D}"/>
-      </w:docPartPr>
-      <w:docPartBody>
-        <w:p>
-          <w:pPr>
-            <w:pStyle w:val="92DB336425A3475DA16D7B0745B376CF"/>
-          </w:pPr>
-          <w:r>
-            <w:t>City ST ZIP Code</w:t>
-          </w:r>
-        </w:p>
-      </w:docPartBody>
-    </w:docPart>
-    <w:docPart>
-      <w:docPartPr>
-        <w:name w:val="342AF2DF807748DE9168BBFFB1A70B57"/>
-        <w:category>
-          <w:name w:val="General"/>
-          <w:gallery w:val="placeholder"/>
-        </w:category>
-        <w:types>
-          <w:type w:val="bbPlcHdr"/>
-        </w:types>
-        <w:behaviors>
-          <w:behavior w:val="content"/>
-        </w:behaviors>
-        <w:guid w:val="{519162A5-BD9F-4319-9455-5D0F05375B29}"/>
-      </w:docPartPr>
-      <w:docPartBody>
-        <w:p>
-          <w:r>
-            <w:t>City ST ZIP Code</w:t>
-          </w:r>
-        </w:p>
-      </w:docPartBody>
-    </w:docPart>
-  </w:docParts>
-</w:glossaryDocument>
-</file>
-
-<file path=word/glossary/fontTable2.xml><?xml version="1.0" encoding="utf-8"?>
-<w:fonts xmlns:mc="http://schemas.openxmlformats.org/markup-compatibility/2006" xmlns:r="http://schemas.openxmlformats.org/officeDocument/2006/relationships" xmlns:w="http://schemas.openxmlformats.org/wordprocessingml/2006/main" xmlns:w14="http://schemas.microsoft.com/office/word/2010/wordml" xmlns:w15="http://schemas.microsoft.com/office/word/2012/wordml" xmlns:w16cex="http://schemas.microsoft.com/office/word/2018/wordml/cex" xmlns:w16cid="http://schemas.microsoft.com/office/word/2016/wordml/cid" xmlns:w16="http://schemas.microsoft.com/office/word/2018/wordml" xmlns:w16sdtdh="http://schemas.microsoft.com/office/word/2020/wordml/sdtdatahash" xmlns:w16se="http://schemas.microsoft.com/office/word/2015/wordml/symex" mc:Ignorable="w14 w15 w16se w16cid w16 w16cex w16sdtdh">
-  <w:font w:name="Symbol">
-    <w:panose1 w:val="05050102010706020507"/>
-    <w:charset w:val="02"/>
-    <w:family w:val="roman"/>
-    <w:pitch w:val="variable"/>
-    <w:sig w:usb0="00000000" w:usb1="10000000" w:usb2="00000000" w:usb3="00000000" w:csb0="80000000" w:csb1="00000000"/>
-  </w:font>
-  <w:font w:name="Times New Roman">
-    <w:panose1 w:val="02020603050405020304"/>
-    <w:charset w:val="00"/>
-    <w:family w:val="roman"/>
-    <w:pitch w:val="variable"/>
-    <w:sig w:usb0="E0002EFF" w:usb1="C000785B" w:usb2="00000009" w:usb3="00000000" w:csb0="000001FF" w:csb1="00000000"/>
-  </w:font>
-  <w:font w:name="Century Gothic">
-    <w:panose1 w:val="020B0502020202020204"/>
-    <w:charset w:val="00"/>
-    <w:family w:val="swiss"/>
-    <w:pitch w:val="variable"/>
-    <w:sig w:usb0="00000287" w:usb1="00000000" w:usb2="00000000" w:usb3="00000000" w:csb0="0000009F" w:csb1="00000000"/>
-  </w:font>
-  <w:font w:name="Segoe UI">
-    <w:panose1 w:val="020B0502040204020203"/>
-    <w:charset w:val="00"/>
-    <w:family w:val="swiss"/>
-    <w:pitch w:val="variable"/>
-    <w:sig w:usb0="E4002EFF" w:usb1="C000E47F" w:usb2="00000009" w:usb3="00000000" w:csb0="000001FF" w:csb1="00000000"/>
-  </w:font>
-  <w:font w:name="Aptos">
-    <w:charset w:val="00"/>
-    <w:family w:val="swiss"/>
-    <w:pitch w:val="variable"/>
-    <w:sig w:usb0="20000287" w:usb1="00000003" w:usb2="00000000" w:usb3="00000000" w:csb0="0000019F" w:csb1="00000000"/>
-  </w:font>
-  <w:font w:name="Aptos Display">
-    <w:charset w:val="00"/>
-    <w:family w:val="swiss"/>
-    <w:pitch w:val="variable"/>
-    <w:sig w:usb0="20000287" w:usb1="00000003" w:usb2="00000000" w:usb3="00000000" w:csb0="0000019F" w:csb1="00000000"/>
-  </w:font>
-</w:fonts>
-</file>
-
-<file path=word/glossary/settings2.xml><?xml version="1.0" encoding="utf-8"?>
-<w:settings xmlns:mc="http://schemas.openxmlformats.org/markup-compatibility/2006" xmlns:o="urn:schemas-microsoft-com:office:office" xmlns:r="http://schemas.openxmlformats.org/officeDocument/2006/relationships" xmlns:m="http://schemas.openxmlformats.org/officeDocument/2006/math" xmlns:v="urn:schemas-microsoft-com:vml" xmlns:w10="urn:schemas-microsoft-com:office:word" xmlns:w="http://schemas.openxmlformats.org/wordprocessingml/2006/main" xmlns:w14="http://schemas.microsoft.com/office/word/2010/wordml" xmlns:w15="http://schemas.microsoft.com/office/word/2012/wordml" xmlns:w16cex="http://schemas.microsoft.com/office/word/2018/wordml/cex" xmlns:w16cid="http://schemas.microsoft.com/office/word/2016/wordml/cid" xmlns:w16="http://schemas.microsoft.com/office/word/2018/wordml" xmlns:w16sdtdh="http://schemas.microsoft.com/office/word/2020/wordml/sdtdatahash" xmlns:w16se="http://schemas.microsoft.com/office/word/2015/wordml/symex" xmlns:sl="http://schemas.openxmlformats.org/schemaLibrary/2006/main" mc:Ignorable="w14 w15 w16se w16cid w16 w16cex w16sdtdh">
-  <w:view w:val="normal"/>
-  <w:defaultTabStop w:val="720"/>
-  <w:characterSpacingControl w:val="doNotCompress"/>
-  <w:compat>
-    <w:useFELayout/>
-    <w:compatSetting w:name="compatibilityMode" w:uri="http://schemas.microsoft.com/office/word" w:val="15"/>
-    <w:compatSetting w:name="overrideTableStyleFontSizeAndJustification" w:uri="http://schemas.microsoft.com/office/word" w:val="1"/>
-    <w:compatSetting w:name="enableOpenTypeFeatures" w:uri="http://schemas.microsoft.com/office/word" w:val="1"/>
-    <w:compatSetting w:name="doNotFlipMirrorIndents" w:uri="http://schemas.microsoft.com/office/word" w:val="1"/>
-    <w:compatSetting w:name="differentiateMultirowTableHeaders" w:uri="http://schemas.microsoft.com/office/word" w:val="1"/>
-    <w:compatSetting w:name="useWord2013TrackBottomHyphenation" w:uri="http://schemas.microsoft.com/office/word" w:val="1"/>
-  </w:compat>
-  <w:rsids>
-    <w:rsidRoot w:val="007A20CF"/>
-    <w:rsid w:val="00063076"/>
-    <w:rsid w:val="0006341E"/>
-    <w:rsid w:val="000724A8"/>
-    <w:rsid w:val="00226164"/>
-    <w:rsid w:val="00315B89"/>
-    <w:rsid w:val="004C12D3"/>
-    <w:rsid w:val="006254CF"/>
-    <w:rsid w:val="007A20CF"/>
-    <w:rsid w:val="007D7EDF"/>
-    <w:rsid w:val="00855429"/>
-    <w:rsid w:val="0092318F"/>
-    <w:rsid w:val="00A53B9F"/>
-    <w:rsid w:val="00B073A3"/>
-    <w:rsid w:val="00B70F2C"/>
-    <w:rsid w:val="00BA0702"/>
-    <w:rsid w:val="00F9099B"/>
-  </w:rsids>
-  <m:mathPr>
-    <m:mathFont m:val="Cambria Math"/>
-    <m:brkBin m:val="before"/>
-    <m:brkBinSub m:val="--"/>
-    <m:smallFrac m:val="0"/>
-    <m:dispDef/>
-    <m:lMargin m:val="0"/>
-    <m:rMargin m:val="0"/>
-    <m:defJc m:val="centerGroup"/>
-    <m:wrapIndent m:val="1440"/>
-    <m:intLim m:val="subSup"/>
-    <m:naryLim m:val="undOvr"/>
-  </m:mathPr>
-  <w:themeFontLang w:val="en-IN"/>
-  <w:clrSchemeMapping w:bg1="light1" w:t1="dark1" w:bg2="light2" w:t2="dark2" w:accent1="accent1" w:accent2="accent2" w:accent3="accent3" w:accent4="accent4" w:accent5="accent5" w:accent6="accent6" w:hyperlink="hyperlink" w:followedHyperlink="followedHyperlink"/>
-  <w:decimalSymbol w:val="."/>
-  <w:listSeparator w:val=","/>
-  <w15:chartTrackingRefBased/>
-</w:settings>
-</file>
-
-<file path=word/glossary/styles2.xml><?xml version="1.0" encoding="utf-8"?>
-<w:styles xmlns:mc="http://schemas.openxmlformats.org/markup-compatibility/2006" xmlns:r="http://schemas.openxmlformats.org/officeDocument/2006/relationships" xmlns:w="http://schemas.openxmlformats.org/wordprocessingml/2006/main" xmlns:w14="http://schemas.microsoft.com/office/word/2010/wordml" xmlns:w15="http://schemas.microsoft.com/office/word/2012/wordml" xmlns:w16cex="http://schemas.microsoft.com/office/word/2018/wordml/cex" xmlns:w16cid="http://schemas.microsoft.com/office/word/2016/wordml/cid" xmlns:w16="http://schemas.microsoft.com/office/word/2018/wordml" xmlns:w16sdtdh="http://schemas.microsoft.com/office/word/2020/wordml/sdtdatahash" xmlns:w16se="http://schemas.microsoft.com/office/word/2015/wordml/symex" mc:Ignorable="w14 w15 w16se w16cid w16 w16cex w16sdtdh">
-  <w:docDefaults>
-    <w:rPrDefault>
-      <w:rPr>
-        <w:rFonts w:asciiTheme="minorHAnsi" w:eastAsiaTheme="minorEastAsia" w:hAnsiTheme="minorHAnsi" w:cstheme="minorBidi"/>
-        <w:sz w:val="22"/>
-        <w:szCs w:val="22"/>
-        <w:lang w:val="en-IN" w:eastAsia="en-IN" w:bidi="ar-SA"/>
-      </w:rPr>
-    </w:rPrDefault>
-    <w:pPrDefault>
-      <w:pPr>
-        <w:spacing w:after="160" w:line="259" w:lineRule="auto"/>
-      </w:pPr>
-    </w:pPrDefault>
-  </w:docDefaults>
-  <w:latentStyles w:defLockedState="0" w:defUIPriority="99" w:defSemiHidden="0" w:defUnhideWhenUsed="0" w:defQFormat="0" w:count="376">
-    <w:lsdException w:name="Normal" w:uiPriority="0" w:qFormat="1"/>
-    <w:lsdException w:name="heading 1" w:uiPriority="9" w:qFormat="1"/>
-    <w:lsdException w:name="heading 2" w:semiHidden="1" w:uiPriority="9" w:unhideWhenUsed="1" w:qFormat="1"/>
-    <w:lsdException w:name="heading 3" w:semiHidden="1" w:uiPriority="9" w:unhideWhenUsed="1" w:qFormat="1"/>
-    <w:lsdException w:name="heading 4" w:semiHidden="1" w:uiPriority="9" w:unhideWhenUsed="1" w:qFormat="1"/>
-    <w:lsdException w:name="heading 5" w:semiHidden="1" w:uiPriority="9" w:unhideWhenUsed="1" w:qFormat="1"/>
-    <w:lsdException w:name="heading 6" w:semiHidden="1" w:uiPriority="9" w:unhideWhenUsed="1" w:qFormat="1"/>
-    <w:lsdException w:name="heading 7" w:semiHidden="1" w:uiPriority="9" w:unhideWhenUsed="1" w:qFormat="1"/>
-    <w:lsdException w:name="heading 8" w:semiHidden="1" w:uiPriority="9" w:unhideWhenUsed="1" w:qFormat="1"/>
-    <w:lsdException w:name="heading 9" w:semiHidden="1" w:uiPriority="9" w:unhideWhenUsed="1" w:qFormat="1"/>
-    <w:lsdException w:name="index 1" w:semiHidden="1" w:unhideWhenUsed="1"/>
-    <w:lsdException w:name="index 2" w:semiHidden="1" w:unhideWhenUsed="1"/>
-    <w:lsdException w:name="index 3" w:semiHidden="1" w:unhideWhenUsed="1"/>
-    <w:lsdException w:name="index 4" w:semiHidden="1" w:unhideWhenUsed="1"/>
-    <w:lsdException w:name="index 5" w:semiHidden="1" w:unhideWhenUsed="1"/>
-    <w:lsdException w:name="index 6" w:semiHidden="1" w:unhideWhenUsed="1"/>
-    <w:lsdException w:name="index 7" w:semiHidden="1" w:unhideWhenUsed="1"/>
-    <w:lsdException w:name="index 8" w:semiHidden="1" w:unhideWhenUsed="1"/>
-    <w:lsdException w:name="index 9" w:semiHidden="1" w:unhideWhenUsed="1"/>
-    <w:lsdException w:name="toc 1" w:semiHidden="1" w:uiPriority="39" w:unhideWhenUsed="1"/>
-    <w:lsdException w:name="toc 2" w:semiHidden="1" w:uiPriority="39" w:unhideWhenUsed="1"/>
-    <w:lsdException w:name="toc 3" w:semiHidden="1" w:uiPriority="39" w:unhideWhenUsed="1"/>
-    <w:lsdException w:name="toc 4" w:semiHidden="1" w:uiPriority="39" w:unhideWhenUsed="1"/>
-    <w:lsdException w:name="toc 5" w:semiHidden="1" w:uiPriority="39" w:unhideWhenUsed="1"/>
-    <w:lsdException w:name="toc 6" w:semiHidden="1" w:uiPriority="39" w:unhideWhenUsed="1"/>
-    <w:lsdException w:name="toc 7" w:semiHidden="1" w:uiPriority="39" w:unhideWhenUsed="1"/>
-    <w:lsdException w:name="toc 8" w:semiHidden="1" w:uiPriority="39" w:unhideWhenUsed="1"/>
-    <w:lsdException w:name="toc 9" w:semiHidden="1" w:uiPriority="39" w:unhideWhenUsed="1"/>
-    <w:lsdException w:name="Normal Indent" w:semiHidden="1" w:unhideWhenUsed="1"/>
-    <w:lsdException w:name="footnote text" w:semiHidden="1" w:unhideWhenUsed="1"/>
-    <w:lsdException w:name="annotation text" w:semiHidden="1" w:unhideWhenUsed="1"/>
-    <w:lsdException w:name="header" w:semiHidden="1" w:unhideWhenUsed="1"/>
-    <w:lsdException w:name="footer" w:semiHidden="1" w:unhideWhenUsed="1"/>
-    <w:lsdException w:name="index heading" w:semiHidden="1" w:unhideWhenUsed="1"/>
-    <w:lsdException w:name="caption" w:semiHidden="1" w:uiPriority="35" w:unhideWhenUsed="1" w:qFormat="1"/>
-    <w:lsdException w:name="table of figures" w:semiHidden="1" w:unhideWhenUsed="1"/>
-    <w:lsdException w:name="envelope address" w:semiHidden="1" w:unhideWhenUsed="1"/>
-    <w:lsdException w:name="envelope return" w:semiHidden="1" w:unhideWhenUsed="1"/>
-    <w:lsdException w:name="footnote reference" w:semiHidden="1" w:unhideWhenUsed="1"/>
-    <w:lsdException w:name="annotation reference" w:semiHidden="1" w:unhideWhenUsed="1"/>
-    <w:lsdException w:name="line number" w:semiHidden="1" w:unhideWhenUsed="1"/>
-    <w:lsdException w:name="page number" w:semiHidden="1" w:unhideWhenUsed="1"/>
-    <w:lsdException w:name="endnote reference" w:semiHidden="1" w:unhideWhenUsed="1"/>
-    <w:lsdException w:name="endnote text" w:semiHidden="1" w:unhideWhenUsed="1"/>
-    <w:lsdException w:name="table of authorities" w:semiHidden="1" w:unhideWhenUsed="1"/>
-    <w:lsdException w:name="macro" w:semiHidden="1" w:unhideWhenUsed="1"/>
-    <w:lsdException w:name="toa heading" w:semiHidden="1" w:unhideWhenUsed="1"/>
-    <w:lsdException w:name="List" w:semiHidden="1" w:unhideWhenUsed="1"/>
-    <w:lsdException w:name="List Bullet" w:semiHidden="1" w:unhideWhenUsed="1"/>
-    <w:lsdException w:name="List Number" w:semiHidden="1" w:unhideWhenUsed="1"/>
-    <w:lsdException w:name="List 2" w:semiHidden="1" w:unhideWhenUsed="1"/>
-    <w:lsdException w:name="List 3" w:semiHidden="1" w:unhideWhenUsed="1"/>
-    <w:lsdException w:name="List 4" w:semiHidden="1" w:unhideWhenUsed="1"/>
-    <w:lsdException w:name="List 5" w:semiHidden="1" w:unhideWhenUsed="1"/>
-    <w:lsdException w:name="List Bullet 2" w:semiHidden="1" w:unhideWhenUsed="1"/>
-    <w:lsdException w:name="List Bullet 3" w:semiHidden="1" w:unhideWhenUsed="1"/>
-    <w:lsdException w:name="List Bullet 4" w:semiHidden="1" w:unhideWhenUsed="1"/>
-    <w:lsdException w:name="List Bullet 5" w:semiHidden="1" w:unhideWhenUsed="1"/>
-    <w:lsdException w:name="List Number 2" w:semiHidden="1" w:unhideWhenUsed="1"/>
-    <w:lsdException w:name="List Number 3" w:semiHidden="1" w:unhideWhenUsed="1"/>
-    <w:lsdException w:name="List Number 4" w:semiHidden="1" w:unhideWhenUsed="1"/>
-    <w:lsdException w:name="List Number 5" w:semiHidden="1" w:unhideWhenUsed="1"/>
-    <w:lsdException w:name="Title" w:uiPriority="10" w:qFormat="1"/>
-    <w:lsdException w:name="Closing" w:semiHidden="1" w:unhideWhenUsed="1"/>
-    <w:lsdException w:name="Signature" w:semiHidden="1" w:unhideWhenUsed="1"/>
-    <w:lsdException w:name="Default Paragraph Font" w:semiHidden="1" w:uiPriority="1" w:unhideWhenUsed="1"/>
-    <w:lsdException w:name="Body Text" w:semiHidden="1" w:unhideWhenUsed="1"/>
-    <w:lsdException w:name="Body Text Indent" w:semiHidden="1" w:unhideWhenUsed="1"/>
-    <w:lsdException w:name="List Continue" w:semiHidden="1" w:unhideWhenUsed="1"/>
-    <w:lsdException w:name="List Continue 2" w:semiHidden="1" w:unhideWhenUsed="1"/>
-    <w:lsdException w:name="List Continue 3" w:semiHidden="1" w:unhideWhenUsed="1"/>
-    <w:lsdException w:name="List Continue 4" w:semiHidden="1" w:unhideWhenUsed="1"/>
-    <w:lsdException w:name="List Continue 5" w:semiHidden="1" w:unhideWhenUsed="1"/>
-    <w:lsdException w:name="Message Header" w:semiHidden="1" w:unhideWhenUsed="1"/>
-    <w:lsdException w:name="Subtitle" w:uiPriority="11" w:qFormat="1"/>
-    <w:lsdException w:name="Salutation" w:semiHidden="1" w:unhideWhenUsed="1"/>
-    <w:lsdException w:name="Date" w:semiHidden="1" w:unhideWhenUsed="1"/>
-    <w:lsdException w:name="Body Text First Indent" w:semiHidden="1" w:unhideWhenUsed="1"/>
-    <w:lsdException w:name="Body Text First Indent 2" w:semiHidden="1" w:unhideWhenUsed="1"/>
-    <w:lsdException w:name="Note Heading" w:semiHidden="1" w:unhideWhenUsed="1"/>
-    <w:lsdException w:name="Body Text 2" w:semiHidden="1" w:unhideWhenUsed="1"/>
-    <w:lsdException w:name="Body Text 3" w:semiHidden="1" w:unhideWhenUsed="1"/>
-    <w:lsdException w:name="Body Text Indent 2" w:semiHidden="1" w:unhideWhenUsed="1"/>
-    <w:lsdException w:name="Body Text Indent 3" w:semiHidden="1" w:unhideWhenUsed="1"/>
-    <w:lsdException w:name="Block Text" w:semiHidden="1" w:unhideWhenUsed="1"/>
-    <w:lsdException w:name="Hyperlink" w:semiHidden="1" w:unhideWhenUsed="1"/>
-    <w:lsdException w:name="FollowedHyperlink" w:semiHidden="1" w:unhideWhenUsed="1"/>
-    <w:lsdException w:name="Strong" w:uiPriority="22" w:qFormat="1"/>
-    <w:lsdException w:name="Emphasis" w:uiPriority="20" w:qFormat="1"/>
-    <w:lsdException w:name="Document Map" w:semiHidden="1" w:unhideWhenUsed="1"/>
-    <w:lsdException w:name="Plain Text" w:semiHidden="1" w:unhideWhenUsed="1"/>
-    <w:lsdException w:name="E-mail Signature" w:semiHidden="1" w:unhideWhenUsed="1"/>
-    <w:lsdException w:name="HTML Top of Form" w:semiHidden="1" w:unhideWhenUsed="1"/>
-    <w:lsdException w:name="HTML Bottom of Form" w:semiHidden="1" w:unhideWhenUsed="1"/>
-    <w:lsdException w:name="Normal (Web)" w:semiHidden="1" w:unhideWhenUsed="1"/>
-    <w:lsdException w:name="HTML Acronym" w:semiHidden="1" w:unhideWhenUsed="1"/>
-    <w:lsdException w:name="HTML Address" w:semiHidden="1" w:unhideWhenUsed="1"/>
-    <w:lsdException w:name="HTML Cite" w:semiHidden="1" w:unhideWhenUsed="1"/>
-    <w:lsdException w:name="HTML Code" w:semiHidden="1" w:unhideWhenUsed="1"/>
-    <w:lsdException w:name="HTML Definition" w:semiHidden="1" w:unhideWhenUsed="1"/>
-    <w:lsdException w:name="HTML Keyboard" w:semiHidden="1" w:unhideWhenUsed="1"/>
-    <w:lsdException w:name="HTML Preformatted" w:semiHidden="1" w:unhideWhenUsed="1"/>
-    <w:lsdException w:name="HTML Sample" w:semiHidden="1" w:unhideWhenUsed="1"/>
-    <w:lsdException w:name="HTML Typewriter" w:semiHidden="1" w:unhideWhenUsed="1"/>
-    <w:lsdException w:name="HTML Variable" w:semiHidden="1" w:unhideWhenUsed="1"/>
-    <w:lsdException w:name="Normal Table" w:semiHidden="1" w:unhideWhenUsed="1"/>
-    <w:lsdException w:name="annotation subject" w:semiHidden="1" w:unhideWhenUsed="1"/>
-    <w:lsdException w:name="No List" w:semiHidden="1" w:unhideWhenUsed="1"/>
-    <w:lsdException w:name="Outline List 1" w:semiHidden="1" w:unhideWhenUsed="1"/>
-    <w:lsdException w:name="Outline List 2" w:semiHidden="1" w:unhideWhenUsed="1"/>
-    <w:lsdException w:name="Outline List 3" w:semiHidden="1" w:unhideWhenUsed="1"/>
-    <w:lsdException w:name="Table Simple 1" w:semiHidden="1" w:unhideWhenUsed="1"/>
-    <w:lsdException w:name="Table Simple 2" w:semiHidden="1" w:unhideWhenUsed="1"/>
-    <w:lsdException w:name="Table Simple 3" w:semiHidden="1" w:unhideWhenUsed="1"/>
-    <w:lsdException w:name="Table Classic 1" w:semiHidden="1" w:unhideWhenUsed="1"/>
-    <w:lsdException w:name="Table Classic 2" w:semiHidden="1" w:unhideWhenUsed="1"/>
-    <w:lsdException w:name="Table Classic 3" w:semiHidden="1" w:unhideWhenUsed="1"/>
-    <w:lsdException w:name="Table Classic 4" w:semiHidden="1" w:unhideWhenUsed="1"/>
-    <w:lsdException w:name="Table Colorful 1" w:semiHidden="1" w:unhideWhenUsed="1"/>
-    <w:lsdException w:name="Table Colorful 2" w:semiHidden="1" w:unhideWhenUsed="1"/>
-    <w:lsdException w:name="Table Colorful 3" w:semiHidden="1" w:unhideWhenUsed="1"/>
-    <w:lsdException w:name="Table Columns 1" w:semiHidden="1" w:unhideWhenUsed="1"/>
-    <w:lsdException w:name="Table Columns 2" w:semiHidden="1" w:unhideWhenUsed="1"/>
-    <w:lsdException w:name="Table Columns 3" w:semiHidden="1" w:unhideWhenUsed="1"/>
-    <w:lsdException w:name="Table Columns 4" w:semiHidden="1" w:unhideWhenUsed="1"/>
-    <w:lsdException w:name="Table Columns 5" w:semiHidden="1" w:unhideWhenUsed="1"/>
-    <w:lsdException w:name="Table Grid 1" w:semiHidden="1" w:unhideWhenUsed="1"/>
-    <w:lsdException w:name="Table Grid 2" w:semiHidden="1" w:unhideWhenUsed="1"/>
-    <w:lsdException w:name="Table Grid 3" w:semiHidden="1" w:unhideWhenUsed="1"/>
-    <w:lsdException w:name="Table Grid 4" w:semiHidden="1" w:unhideWhenUsed="1"/>
-    <w:lsdException w:name="Table Grid 5" w:semiHidden="1" w:unhideWhenUsed="1"/>
-    <w:lsdException w:name="Table Grid 6" w:semiHidden="1" w:unhideWhenUsed="1"/>
-    <w:lsdException w:name="Table Grid 7" w:semiHidden="1" w:unhideWhenUsed="1"/>
-    <w:lsdException w:name="Table Grid 8" w:semiHidden="1" w:unhideWhenUsed="1"/>
-    <w:lsdException w:name="Table List 1" w:semiHidden="1" w:unhideWhenUsed="1"/>
-    <w:lsdException w:name="Table List 2" w:semiHidden="1" w:unhideWhenUsed="1"/>
-    <w:lsdException w:name="Table List 3" w:semiHidden="1" w:unhideWhenUsed="1"/>
-    <w:lsdException w:name="Table List 4" w:semiHidden="1" w:unhideWhenUsed="1"/>
-    <w:lsdException w:name="Table List 5" w:semiHidden="1" w:unhideWhenUsed="1"/>
-    <w:lsdException w:name="Table List 6" w:semiHidden="1" w:unhideWhenUsed="1"/>
-    <w:lsdException w:name="Table List 7" w:semiHidden="1" w:unhideWhenUsed="1"/>
-    <w:lsdException w:name="Table List 8" w:semiHidden="1" w:unhideWhenUsed="1"/>
-    <w:lsdException w:name="Table 3D effects 1" w:semiHidden="1" w:unhideWhenUsed="1"/>
-    <w:lsdException w:name="Table 3D effects 2" w:semiHidden="1" w:unhideWhenUsed="1"/>
-    <w:lsdException w:name="Table 3D effects 3" w:semiHidden="1" w:unhideWhenUsed="1"/>
-    <w:lsdException w:name="Table Contemporary" w:semiHidden="1" w:unhideWhenUsed="1"/>
-    <w:lsdException w:name="Table Elegant" w:semiHidden="1" w:unhideWhenUsed="1"/>
-    <w:lsdException w:name="Table Professional" w:semiHidden="1" w:unhideWhenUsed="1"/>
-    <w:lsdException w:name="Table Subtle 1" w:semiHidden="1" w:unhideWhenUsed="1"/>
-    <w:lsdException w:name="Table Subtle 2" w:semiHidden="1" w:unhideWhenUsed="1"/>
-    <w:lsdException w:name="Table Web 1" w:semiHidden="1" w:unhideWhenUsed="1"/>
-    <w:lsdException w:name="Table Web 2" w:semiHidden="1" w:unhideWhenUsed="1"/>
-    <w:lsdException w:name="Table Web 3" w:semiHidden="1" w:unhideWhenUsed="1"/>
-    <w:lsdException w:name="Balloon Text" w:semiHidden="1" w:unhideWhenUsed="1"/>
-    <w:lsdException w:name="Table Grid" w:uiPriority="39"/>
-    <w:lsdException w:name="Table Theme" w:semiHidden="1" w:unhideWhenUsed="1"/>
-    <w:lsdException w:name="Placeholder Text" w:semiHidden="1"/>
-    <w:lsdException w:name="No Spacing" w:uiPriority="1" w:qFormat="1"/>
-    <w:lsdException w:name="Light Shading" w:uiPriority="60"/>
-    <w:lsdException w:name="Light List" w:uiPriority="61"/>
-    <w:lsdException w:name="Light Grid" w:uiPriority="62"/>
-    <w:lsdException w:name="Medium Shading 1" w:uiPriority="63"/>
-    <w:lsdException w:name="Medium Shading 2" w:uiPriority="64"/>
-    <w:lsdException w:name="Medium List 1" w:uiPriority="65"/>
-    <w:lsdException w:name="Medium List 2" w:uiPriority="66"/>
-    <w:lsdException w:name="Medium Grid 1" w:uiPriority="67"/>
-    <w:lsdException w:name="Medium Grid 2" w:uiPriority="68"/>
-    <w:lsdException w:name="Medium Grid 3" w:uiPriority="69"/>
-    <w:lsdException w:name="Dark List" w:uiPriority="70"/>
-    <w:lsdException w:name="Colorful Shading" w:uiPriority="71"/>
-    <w:lsdException w:name="Colorful List" w:uiPriority="72"/>
-    <w:lsdException w:name="Colorful Grid" w:uiPriority="73"/>
-    <w:lsdException w:name="Light Shading Accent 1" w:uiPriority="60"/>
-    <w:lsdException w:name="Light List Accent 1" w:uiPriority="61"/>
-    <w:lsdException w:name="Light Grid Accent 1" w:uiPriority="62"/>
-    <w:lsdException w:name="Medium Shading 1 Accent 1" w:uiPriority="63"/>
-    <w:lsdException w:name="Medium Shading 2 Accent 1" w:uiPriority="64"/>
-    <w:lsdException w:name="Medium List 1 Accent 1" w:uiPriority="65"/>
-    <w:lsdException w:name="Revision" w:semiHidden="1"/>
-    <w:lsdException w:name="List Paragraph" w:uiPriority="34" w:qFormat="1"/>
-    <w:lsdException w:name="Quote" w:uiPriority="29" w:qFormat="1"/>
-    <w:lsdException w:name="Intense Quote" w:uiPriority="30" w:qFormat="1"/>
-    <w:lsdException w:name="Medium List 2 Accent 1" w:uiPriority="66"/>
-    <w:lsdException w:name="Medium Grid 1 Accent 1" w:uiPriority="67"/>
-    <w:lsdException w:name="Medium Grid 2 Accent 1" w:uiPriority="68"/>
-    <w:lsdException w:name="Medium Grid 3 Accent 1" w:uiPriority="69"/>
-    <w:lsdException w:name="Dark List Accent 1" w:uiPriority="70"/>
-    <w:lsdException w:name="Colorful Shading Accent 1" w:uiPriority="71"/>
-    <w:lsdException w:name="Colorful List Accent 1" w:uiPriority="72"/>
-    <w:lsdException w:name="Colorful Grid Accent 1" w:uiPriority="73"/>
-    <w:lsdException w:name="Light Shading Accent 2" w:uiPriority="60"/>
-    <w:lsdException w:name="Light List Accent 2" w:uiPriority="61"/>
-    <w:lsdException w:name="Light Grid Accent 2" w:uiPriority="62"/>
-    <w:lsdException w:name="Medium Shading 1 Accent 2" w:uiPriority="63"/>
-    <w:lsdException w:name="Medium Shading 2 Accent 2" w:uiPriority="64"/>
-    <w:lsdException w:name="Medium List 1 Accent 2" w:uiPriority="65"/>
-    <w:lsdException w:name="Medium List 2 Accent 2" w:uiPriority="66"/>
-    <w:lsdException w:name="Medium Grid 1 Accent 2" w:uiPriority="67"/>
-    <w:lsdException w:name="Medium Grid 2 Accent 2" w:uiPriority="68"/>
-    <w:lsdException w:name="Medium Grid 3 Accent 2" w:uiPriority="69"/>
-    <w:lsdException w:name="Dark List Accent 2" w:uiPriority="70"/>
-    <w:lsdException w:name="Colorful Shading Accent 2" w:uiPriority="71"/>
-    <w:lsdException w:name="Colorful List Accent 2" w:uiPriority="72"/>
-    <w:lsdException w:name="Colorful Grid Accent 2" w:uiPriority="73"/>
-    <w:lsdException w:name="Light Shading Accent 3" w:uiPriority="60"/>
-    <w:lsdException w:name="Light List Accent 3" w:uiPriority="61"/>
-    <w:lsdException w:name="Light Grid Accent 3" w:uiPriority="62"/>
-    <w:lsdException w:name="Medium Shading 1 Accent 3" w:uiPriority="63"/>
-    <w:lsdException w:name="Medium Shading 2 Accent 3" w:uiPriority="64"/>
-    <w:lsdException w:name="Medium List 1 Accent 3" w:uiPriority="65"/>
-    <w:lsdException w:name="Medium List 2 Accent 3" w:uiPriority="66"/>
-    <w:lsdException w:name="Medium Grid 1 Accent 3" w:uiPriority="67"/>
-    <w:lsdException w:name="Medium Grid 2 Accent 3" w:uiPriority="68"/>
-    <w:lsdException w:name="Medium Grid 3 Accent 3" w:uiPriority="69"/>
-    <w:lsdException w:name="Dark List Accent 3" w:uiPriority="70"/>
-    <w:lsdException w:name="Colorful Shading Accent 3" w:uiPriority="71"/>
-    <w:lsdException w:name="Colorful List Accent 3" w:uiPriority="72"/>
-    <w:lsdException w:name="Colorful Grid Accent 3" w:uiPriority="73"/>
-    <w:lsdException w:name="Light Shading Accent 4" w:uiPriority="60"/>
-    <w:lsdException w:name="Light List Accent 4" w:uiPriority="61"/>
-    <w:lsdException w:name="Light Grid Accent 4" w:uiPriority="62"/>
-    <w:lsdException w:name="Medium Shading 1 Accent 4" w:uiPriority="63"/>
-    <w:lsdException w:name="Medium Shading 2 Accent 4" w:uiPriority="64"/>
-    <w:lsdException w:name="Medium List 1 Accent 4" w:uiPriority="65"/>
-    <w:lsdException w:name="Medium List 2 Accent 4" w:uiPriority="66"/>
-    <w:lsdException w:name="Medium Grid 1 Accent 4" w:uiPriority="67"/>
-    <w:lsdException w:name="Medium Grid 2 Accent 4" w:uiPriority="68"/>
-    <w:lsdException w:name="Medium Grid 3 Accent 4" w:uiPriority="69"/>
-    <w:lsdException w:name="Dark List Accent 4" w:uiPriority="70"/>
-    <w:lsdException w:name="Colorful Shading Accent 4" w:uiPriority="71"/>
-    <w:lsdException w:name="Colorful List Accent 4" w:uiPriority="72"/>
-    <w:lsdException w:name="Colorful Grid Accent 4" w:uiPriority="73"/>
-    <w:lsdException w:name="Light Shading Accent 5" w:uiPriority="60"/>
-    <w:lsdException w:name="Light List Accent 5" w:uiPriority="61"/>
-    <w:lsdException w:name="Light Grid Accent 5" w:uiPriority="62"/>
-    <w:lsdException w:name="Medium Shading 1 Accent 5" w:uiPriority="63"/>
-    <w:lsdException w:name="Medium Shading 2 Accent 5" w:uiPriority="64"/>
-    <w:lsdException w:name="Medium List 1 Accent 5" w:uiPriority="65"/>
-    <w:lsdException w:name="Medium List 2 Accent 5" w:uiPriority="66"/>
-    <w:lsdException w:name="Medium Grid 1 Accent 5" w:uiPriority="67"/>
-    <w:lsdException w:name="Medium Grid 2 Accent 5" w:uiPriority="68"/>
-    <w:lsdException w:name="Medium Grid 3 Accent 5" w:uiPriority="69"/>
-    <w:lsdException w:name="Dark List Accent 5" w:uiPriority="70"/>
-    <w:lsdException w:name="Colorful Shading Accent 5" w:uiPriority="71"/>
-    <w:lsdException w:name="Colorful List Accent 5" w:uiPriority="72"/>
-    <w:lsdException w:name="Colorful Grid Accent 5" w:uiPriority="73"/>
-    <w:lsdException w:name="Light Shading Accent 6" w:uiPriority="60"/>
-    <w:lsdException w:name="Light List Accent 6" w:uiPriority="61"/>
-    <w:lsdException w:name="Light Grid Accent 6" w:uiPriority="62"/>
-    <w:lsdException w:name="Medium Shading 1 Accent 6" w:uiPriority="63"/>
-    <w:lsdException w:name="Medium Shading 2 Accent 6" w:uiPriority="64"/>
-    <w:lsdException w:name="Medium List 1 Accent 6" w:uiPriority="65"/>
-    <w:lsdException w:name="Medium List 2 Accent 6" w:uiPriority="66"/>
-    <w:lsdException w:name="Medium Grid 1 Accent 6" w:uiPriority="67"/>
-    <w:lsdException w:name="Medium Grid 2 Accent 6" w:uiPriority="68"/>
-    <w:lsdException w:name="Medium Grid 3 Accent 6" w:uiPriority="69"/>
-    <w:lsdException w:name="Dark List Accent 6" w:uiPriority="70"/>
-    <w:lsdException w:name="Colorful Shading Accent 6" w:uiPriority="71"/>
-    <w:lsdException w:name="Colorful List Accent 6" w:uiPriority="72"/>
-    <w:lsdException w:name="Colorful Grid Accent 6" w:uiPriority="73"/>
-    <w:lsdException w:name="Subtle Emphasis" w:uiPriority="19" w:qFormat="1"/>
-    <w:lsdException w:name="Intense Emphasis" w:uiPriority="21" w:qFormat="1"/>
-    <w:lsdException w:name="Subtle Reference" w:uiPriority="31" w:qFormat="1"/>
-    <w:lsdException w:name="Intense Reference" w:uiPriority="32" w:qFormat="1"/>
-    <w:lsdException w:name="Book Title" w:uiPriority="33" w:qFormat="1"/>
-    <w:lsdException w:name="Bibliography" w:semiHidden="1" w:uiPriority="37" w:unhideWhenUsed="1"/>
-    <w:lsdException w:name="TOC Heading" w:semiHidden="1" w:uiPriority="39" w:unhideWhenUsed="1" w:qFormat="1"/>
-    <w:lsdException w:name="Plain Table 1" w:uiPriority="41"/>
-    <w:lsdException w:name="Plain Table 2" w:uiPriority="42"/>
-    <w:lsdException w:name="Plain Table 3" w:uiPriority="43"/>
-    <w:lsdException w:name="Plain Table 4" w:uiPriority="44"/>
-    <w:lsdException w:name="Plain Table 5" w:uiPriority="45"/>
-    <w:lsdException w:name="Grid Table Light" w:uiPriority="40"/>
-    <w:lsdException w:name="Grid Table 1 Light" w:uiPriority="46"/>
-    <w:lsdException w:name="Grid Table 2" w:uiPriority="47"/>
-    <w:lsdException w:name="Grid Table 3" w:uiPriority="48"/>
-    <w:lsdException w:name="Grid Table 4" w:uiPriority="49"/>
-    <w:lsdException w:name="Grid Table 5 Dark" w:uiPriority="50"/>
-    <w:lsdException w:name="Grid Table 6 Colorful" w:uiPriority="51"/>
-    <w:lsdException w:name="Grid Table 7 Colorful" w:uiPriority="52"/>
-    <w:lsdException w:name="Grid Table 1 Light Accent 1" w:uiPriority="46"/>
-    <w:lsdException w:name="Grid Table 2 Accent 1" w:uiPriority="47"/>
-    <w:lsdException w:name="Grid Table 3 Accent 1" w:uiPriority="48"/>
-    <w:lsdException w:name="Grid Table 4 Accent 1" w:uiPriority="49"/>
-    <w:lsdException w:name="Grid Table 5 Dark Accent 1" w:uiPriority="50"/>
-    <w:lsdException w:name="Grid Table 6 Colorful Accent 1" w:uiPriority="51"/>
-    <w:lsdException w:name="Grid Table 7 Colorful Accent 1" w:uiPriority="52"/>
-    <w:lsdException w:name="Grid Table 1 Light Accent 2" w:uiPriority="46"/>
-    <w:lsdException w:name="Grid Table 2 Accent 2" w:uiPriority="47"/>
-    <w:lsdException w:name="Grid Table 3 Accent 2" w:uiPriority="48"/>
-    <w:lsdException w:name="Grid Table 4 Accent 2" w:uiPriority="49"/>
-    <w:lsdException w:name="Grid Table 5 Dark Accent 2" w:uiPriority="50"/>
-    <w:lsdException w:name="Grid Table 6 Colorful Accent 2" w:uiPriority="51"/>
-    <w:lsdException w:name="Grid Table 7 Colorful Accent 2" w:uiPriority="52"/>
-    <w:lsdException w:name="Grid Table 1 Light Accent 3" w:uiPriority="46"/>
-    <w:lsdException w:name="Grid Table 2 Accent 3" w:uiPriority="47"/>
-    <w:lsdException w:name="Grid Table 3 Accent 3" w:uiPriority="48"/>
-    <w:lsdException w:name="Grid Table 4 Accent 3" w:uiPriority="49"/>
-    <w:lsdException w:name="Grid Table 5 Dark Accent 3" w:uiPriority="50"/>
-    <w:lsdException w:name="Grid Table 6 Colorful Accent 3" w:uiPriority="51"/>
-    <w:lsdException w:name="Grid Table 7 Colorful Accent 3" w:uiPriority="52"/>
-    <w:lsdException w:name="Grid Table 1 Light Accent 4" w:uiPriority="46"/>
-    <w:lsdException w:name="Grid Table 2 Accent 4" w:uiPriority="47"/>
-    <w:lsdException w:name="Grid Table 3 Accent 4" w:uiPriority="48"/>
-    <w:lsdException w:name="Grid Table 4 Accent 4" w:uiPriority="49"/>
-    <w:lsdException w:name="Grid Table 5 Dark Accent 4" w:uiPriority="50"/>
-    <w:lsdException w:name="Grid Table 6 Colorful Accent 4" w:uiPriority="51"/>
-    <w:lsdException w:name="Grid Table 7 Colorful Accent 4" w:uiPriority="52"/>
-    <w:lsdException w:name="Grid Table 1 Light Accent 5" w:uiPriority="46"/>
-    <w:lsdException w:name="Grid Table 2 Accent 5" w:uiPriority="47"/>
-    <w:lsdException w:name="Grid Table 3 Accent 5" w:uiPriority="48"/>
-    <w:lsdException w:name="Grid Table 4 Accent 5" w:uiPriority="49"/>
-    <w:lsdException w:name="Grid Table 5 Dark Accent 5" w:uiPriority="50"/>
-    <w:lsdException w:name="Grid Table 6 Colorful Accent 5" w:uiPriority="51"/>
-    <w:lsdException w:name="Grid Table 7 Colorful Accent 5" w:uiPriority="52"/>
-    <w:lsdException w:name="Grid Table 1 Light Accent 6" w:uiPriority="46"/>
-    <w:lsdException w:name="Grid Table 2 Accent 6" w:uiPriority="47"/>
-    <w:lsdException w:name="Grid Table 3 Accent 6" w:uiPriority="48"/>
-    <w:lsdException w:name="Grid Table 4 Accent 6" w:uiPriority="49"/>
-    <w:lsdException w:name="Grid Table 5 Dark Accent 6" w:uiPriority="50"/>
-    <w:lsdException w:name="Grid Table 6 Colorful Accent 6" w:uiPriority="51"/>
-    <w:lsdException w:name="Grid Table 7 Colorful Accent 6" w:uiPriority="52"/>
-    <w:lsdException w:name="List Table 1 Light" w:uiPriority="46"/>
-    <w:lsdException w:name="List Table 2" w:uiPriority="47"/>
-    <w:lsdException w:name="List Table 3" w:uiPriority="48"/>
-    <w:lsdException w:name="List Table 4" w:uiPriority="49"/>
-    <w:lsdException w:name="List Table 5 Dark" w:uiPriority="50"/>
-    <w:lsdException w:name="List Table 6 Colorful" w:uiPriority="51"/>
-    <w:lsdException w:name="List Table 7 Colorful" w:uiPriority="52"/>
-    <w:lsdException w:name="List Table 1 Light Accent 1" w:uiPriority="46"/>
-    <w:lsdException w:name="List Table 2 Accent 1" w:uiPriority="47"/>
-    <w:lsdException w:name="List Table 3 Accent 1" w:uiPriority="48"/>
-    <w:lsdException w:name="List Table 4 Accent 1" w:uiPriority="49"/>
-    <w:lsdException w:name="List Table 5 Dark Accent 1" w:uiPriority="50"/>
-    <w:lsdException w:name="List Table 6 Colorful Accent 1" w:uiPriority="51"/>
-    <w:lsdException w:name="List Table 7 Colorful Accent 1" w:uiPriority="52"/>
-    <w:lsdException w:name="List Table 1 Light Accent 2" w:uiPriority="46"/>
-    <w:lsdException w:name="List Table 2 Accent 2" w:uiPriority="47"/>
-    <w:lsdException w:name="List Table 3 Accent 2" w:uiPriority="48"/>
-    <w:lsdException w:name="List Table 4 Accent 2" w:uiPriority="49"/>
-    <w:lsdException w:name="List Table 5 Dark Accent 2" w:uiPriority="50"/>
-    <w:lsdException w:name="List Table 6 Colorful Accent 2" w:uiPriority="51"/>
-    <w:lsdException w:name="List Table 7 Colorful Accent 2" w:uiPriority="52"/>
-    <w:lsdException w:name="List Table 1 Light Accent 3" w:uiPriority="46"/>
-    <w:lsdException w:name="List Table 2 Accent 3" w:uiPriority="47"/>
-    <w:lsdException w:name="List Table 3 Accent 3" w:uiPriority="48"/>
-    <w:lsdException w:name="List Table 4 Accent 3" w:uiPriority="49"/>
-    <w:lsdException w:name="List Table 5 Dark Accent 3" w:uiPriority="50"/>
-    <w:lsdException w:name="List Table 6 Colorful Accent 3" w:uiPriority="51"/>
-    <w:lsdException w:name="List Table 7 Colorful Accent 3" w:uiPriority="52"/>
-    <w:lsdException w:name="List Table 1 Light Accent 4" w:uiPriority="46"/>
-    <w:lsdException w:name="List Table 2 Accent 4" w:uiPriority="47"/>
-    <w:lsdException w:name="List Table 3 Accent 4" w:uiPriority="48"/>
-    <w:lsdException w:name="List Table 4 Accent 4" w:uiPriority="49"/>
-    <w:lsdException w:name="List Table 5 Dark Accent 4" w:uiPriority="50"/>
-    <w:lsdException w:name="List Table 6 Colorful Accent 4" w:uiPriority="51"/>
-    <w:lsdException w:name="List Table 7 Colorful Accent 4" w:uiPriority="52"/>
-    <w:lsdException w:name="List Table 1 Light Accent 5" w:uiPriority="46"/>
-    <w:lsdException w:name="List Table 2 Accent 5" w:uiPriority="47"/>
-    <w:lsdException w:name="List Table 3 Accent 5" w:uiPriority="48"/>
-    <w:lsdException w:name="List Table 4 Accent 5" w:uiPriority="49"/>
-    <w:lsdException w:name="List Table 5 Dark Accent 5" w:uiPriority="50"/>
-    <w:lsdException w:name="List Table 6 Colorful Accent 5" w:uiPriority="51"/>
-    <w:lsdException w:name="List Table 7 Colorful Accent 5" w:uiPriority="52"/>
-    <w:lsdException w:name="List Table 1 Light Accent 6" w:uiPriority="46"/>
-    <w:lsdException w:name="List Table 2 Accent 6" w:uiPriority="47"/>
-    <w:lsdException w:name="List Table 3 Accent 6" w:uiPriority="48"/>
-    <w:lsdException w:name="List Table 4 Accent 6" w:uiPriority="49"/>
-    <w:lsdException w:name="List Table 5 Dark Accent 6" w:uiPriority="50"/>
-    <w:lsdException w:name="List Table 6 Colorful Accent 6" w:uiPriority="51"/>
-    <w:lsdException w:name="List Table 7 Colorful Accent 6" w:uiPriority="52"/>
-    <w:lsdException w:name="Mention" w:semiHidden="1" w:unhideWhenUsed="1"/>
-    <w:lsdException w:name="Smart Hyperlink" w:semiHidden="1" w:unhideWhenUsed="1"/>
-    <w:lsdException w:name="Hashtag" w:semiHidden="1" w:unhideWhenUsed="1"/>
-    <w:lsdException w:name="Unresolved Mention" w:semiHidden="1" w:unhideWhenUsed="1"/>
-    <w:lsdException w:name="Smart Link" w:semiHidden="1" w:unhideWhenUsed="1"/>
-  </w:latentStyles>
-  <w:style w:type="paragraph" w:default="1" w:styleId="Normal">
-    <w:name w:val="Normal"/>
-    <w:qFormat/>
-    <w:rsid w:val="007A20CF"/>
-    <w:rPr>
-      <w:rFonts w:cs="Times New Roman"/>
-      <w:sz w:val="3276"/>
-      <w:szCs w:val="3276"/>
-    </w:rPr>
-  </w:style>
-  <w:style w:type="character" w:default="1" w:styleId="DefaultParagraphFont">
-    <w:name w:val="Default Paragraph Font"/>
-    <w:uiPriority w:val="1"/>
-    <w:semiHidden/>
-    <w:unhideWhenUsed/>
-  </w:style>
-  <w:style w:type="table" w:default="1" w:styleId="TableNormal">
-    <w:name w:val="Normal Table"/>
-    <w:uiPriority w:val="99"/>
-    <w:semiHidden/>
-    <w:unhideWhenUsed/>
-    <w:tblPr>
-      <w:tblInd w:w="0" w:type="dxa"/>
-      <w:tblCellMar>
-        <w:top w:w="0" w:type="dxa"/>
-        <w:left w:w="108" w:type="dxa"/>
-        <w:bottom w:w="0" w:type="dxa"/>
-        <w:right w:w="108" w:type="dxa"/>
-      </w:tblCellMar>
-    </w:tblPr>
-  </w:style>
-  <w:style w:type="numbering" w:default="1" w:styleId="NoList">
-    <w:name w:val="No List"/>
-    <w:uiPriority w:val="99"/>
-    <w:semiHidden/>
-    <w:unhideWhenUsed/>
-  </w:style>
-  <w:style w:type="character" w:styleId="PlaceholderText">
-    <w:name w:val="Placeholder Text"/>
-    <w:basedOn w:val="DefaultParagraphFont"/>
-    <w:uiPriority w:val="99"/>
-    <w:semiHidden/>
-    <w:rsid w:val="004C12D3"/>
-    <w:rPr>
-      <w:color w:val="808080"/>
-    </w:rPr>
-  </w:style>
-  <w:style w:type="paragraph" w:customStyle="1" w:styleId="5CAF8D3C52CA46BA850BB0A6F72AC2C1">
-    <w:name w:val="5CAF8D3C52CA46BA850BB0A6F72AC2C1"/>
-    <w:rsid w:val="004C12D3"/>
-    <w:rPr>
-      <w:lang w:val="en-AU" w:eastAsia="en-AU"/>
-    </w:rPr>
-  </w:style>
-  <w:style w:type="paragraph" w:customStyle="1" w:styleId="CBCD3F0CE47640B287B57206CB613DAD">
-    <w:name w:val="CBCD3F0CE47640B287B57206CB613DAD"/>
-    <w:rsid w:val="004C12D3"/>
-    <w:rPr>
-      <w:lang w:val="en-AU" w:eastAsia="en-AU"/>
-    </w:rPr>
-  </w:style>
-  <w:style w:type="paragraph" w:customStyle="1" w:styleId="3439FC165FC84835AA192424CEA95932">
-    <w:name w:val="3439FC165FC84835AA192424CEA95932"/>
-    <w:rsid w:val="004C12D3"/>
-    <w:rPr>
-      <w:lang w:val="en-AU" w:eastAsia="en-AU"/>
-    </w:rPr>
-  </w:style>
-  <w:style w:type="paragraph" w:customStyle="1" w:styleId="0DC171CF811C43C5A357903F588B0D62">
-    <w:name w:val="0DC171CF811C43C5A357903F588B0D62"/>
-    <w:rsid w:val="004C12D3"/>
-    <w:rPr>
-      <w:lang w:val="en-AU" w:eastAsia="en-AU"/>
-    </w:rPr>
-  </w:style>
-  <w:style w:type="paragraph" w:customStyle="1" w:styleId="9264BB193B6743DF8271B9370F5D4A5D">
-    <w:name w:val="9264BB193B6743DF8271B9370F5D4A5D"/>
-    <w:rsid w:val="004C12D3"/>
-    <w:rPr>
-      <w:lang w:val="en-AU" w:eastAsia="en-AU"/>
-    </w:rPr>
-  </w:style>
-  <w:style w:type="paragraph" w:customStyle="1" w:styleId="9430210BA3614241B7C8DE51B5A35D90">
-    <w:name w:val="9430210BA3614241B7C8DE51B5A35D90"/>
-    <w:rsid w:val="004C12D3"/>
-    <w:rPr>
-      <w:lang w:val="en-AU" w:eastAsia="en-AU"/>
-    </w:rPr>
-  </w:style>
-  <w:style w:type="paragraph" w:customStyle="1" w:styleId="6E332E8529C448D5A61E690E0BEAA649">
-    <w:name w:val="6E332E8529C448D5A61E690E0BEAA649"/>
-    <w:rsid w:val="004C12D3"/>
-    <w:rPr>
-      <w:lang w:val="en-AU" w:eastAsia="en-AU"/>
-    </w:rPr>
-  </w:style>
-  <w:style w:type="paragraph" w:customStyle="1" w:styleId="1EBF6A1CB87C4FD8A0249322DD974E4F">
-    <w:name w:val="1EBF6A1CB87C4FD8A0249322DD974E4F"/>
-    <w:rsid w:val="004C12D3"/>
-    <w:rPr>
-      <w:lang w:val="en-AU" w:eastAsia="en-AU"/>
-    </w:rPr>
-  </w:style>
-  <w:style w:type="paragraph" w:customStyle="1" w:styleId="E76F45029D8F434993074FF778B36165">
-    <w:name w:val="E76F45029D8F434993074FF778B36165"/>
-    <w:rsid w:val="004C12D3"/>
-    <w:rPr>
-      <w:lang w:val="en-AU" w:eastAsia="en-AU"/>
-    </w:rPr>
-  </w:style>
-  <w:style w:type="paragraph" w:customStyle="1" w:styleId="EFEB403F3F7A4096A4DEC93EB3DED46C">
-    <w:name w:val="EFEB403F3F7A4096A4DEC93EB3DED46C"/>
-    <w:rsid w:val="004C12D3"/>
-    <w:rPr>
-      <w:lang w:val="en-AU" w:eastAsia="en-AU"/>
-    </w:rPr>
-  </w:style>
-  <w:style w:type="paragraph" w:customStyle="1" w:styleId="7742F35CFF0B485290E9861FEFB84B8D">
-    <w:name w:val="7742F35CFF0B485290E9861FEFB84B8D"/>
-    <w:rsid w:val="004C12D3"/>
-    <w:rPr>
-      <w:lang w:val="en-AU" w:eastAsia="en-AU"/>
-    </w:rPr>
-  </w:style>
-  <w:style w:type="paragraph" w:customStyle="1" w:styleId="0AA29E24F24A4AA49C497BD670E43A4A">
-    <w:name w:val="0AA29E24F24A4AA49C497BD670E43A4A"/>
-    <w:rsid w:val="004C12D3"/>
-    <w:rPr>
-      <w:lang w:val="en-AU" w:eastAsia="en-AU"/>
-    </w:rPr>
-  </w:style>
-  <w:style w:type="paragraph" w:customStyle="1" w:styleId="0787B6AEF8634CACA4F3FA28CCD42F86">
-    <w:name w:val="0787B6AEF8634CACA4F3FA28CCD42F86"/>
-    <w:rsid w:val="004C12D3"/>
-    <w:rPr>
-      <w:lang w:val="en-AU" w:eastAsia="en-AU"/>
-    </w:rPr>
-  </w:style>
-  <w:style w:type="paragraph" w:customStyle="1" w:styleId="F21CB897333D4515ACEFE8C53D9EDB1F">
-    <w:name w:val="F21CB897333D4515ACEFE8C53D9EDB1F"/>
-    <w:rsid w:val="004C12D3"/>
-    <w:rPr>
-      <w:lang w:val="en-AU" w:eastAsia="en-AU"/>
-    </w:rPr>
-  </w:style>
-  <w:style w:type="paragraph" w:customStyle="1" w:styleId="9F0C2F99AF8F4680AA55CF844836A758">
-    <w:name w:val="9F0C2F99AF8F4680AA55CF844836A758"/>
-    <w:rsid w:val="004C12D3"/>
-    <w:rPr>
-      <w:lang w:val="en-AU" w:eastAsia="en-AU"/>
-    </w:rPr>
-  </w:style>
-  <w:style w:type="paragraph" w:customStyle="1" w:styleId="82150052AD9A4278B40B64ED8DCC48AD">
-    <w:name w:val="82150052AD9A4278B40B64ED8DCC48AD"/>
-    <w:rsid w:val="004C12D3"/>
-    <w:rPr>
-      <w:lang w:val="en-AU" w:eastAsia="en-AU"/>
-    </w:rPr>
-  </w:style>
-  <w:style w:type="paragraph" w:customStyle="1" w:styleId="4C5474E1B526424ABA4F11DE96F76CD6">
-    <w:name w:val="4C5474E1B526424ABA4F11DE96F76CD6"/>
-    <w:rsid w:val="004C12D3"/>
-    <w:rPr>
-      <w:lang w:val="en-AU" w:eastAsia="en-AU"/>
-    </w:rPr>
-  </w:style>
-  <w:style w:type="paragraph" w:customStyle="1" w:styleId="E53951D4A11B4E65B3B45894068D40EA">
-    <w:name w:val="E53951D4A11B4E65B3B45894068D40EA"/>
-    <w:rsid w:val="004C12D3"/>
-    <w:rPr>
-      <w:lang w:val="en-AU" w:eastAsia="en-AU"/>
-    </w:rPr>
-  </w:style>
-  <w:style w:type="paragraph" w:customStyle="1" w:styleId="7FB8B5EE172B4E379351BB5C1050F0B3">
-    <w:name w:val="7FB8B5EE172B4E379351BB5C1050F0B3"/>
-    <w:rsid w:val="004C12D3"/>
-    <w:rPr>
-      <w:lang w:val="en-AU" w:eastAsia="en-AU"/>
-    </w:rPr>
-  </w:style>
-  <w:style w:type="paragraph" w:customStyle="1" w:styleId="9215285B2BA148E1BB26EE07F7499364">
-    <w:name w:val="9215285B2BA148E1BB26EE07F7499364"/>
-    <w:rsid w:val="004C12D3"/>
-    <w:rPr>
-      <w:lang w:val="en-AU" w:eastAsia="en-AU"/>
-    </w:rPr>
-  </w:style>
-  <w:style w:type="paragraph" w:customStyle="1" w:styleId="7208830C69744FE4A5BC5C681006072C">
-    <w:name w:val="7208830C69744FE4A5BC5C681006072C"/>
-    <w:rsid w:val="004C12D3"/>
-    <w:rPr>
-      <w:lang w:val="en-AU" w:eastAsia="en-AU"/>
-    </w:rPr>
-  </w:style>
-  <w:style w:type="paragraph" w:customStyle="1" w:styleId="B733D67372F64E94AC7C73E72E6B6546">
-    <w:name w:val="B733D67372F64E94AC7C73E72E6B6546"/>
-    <w:rsid w:val="004C12D3"/>
-    <w:rPr>
-      <w:lang w:val="en-AU" w:eastAsia="en-AU"/>
-    </w:rPr>
-  </w:style>
-  <w:style w:type="paragraph" w:customStyle="1" w:styleId="9D797679A9EE48E5B9E784AA241A665E">
-    <w:name w:val="9D797679A9EE48E5B9E784AA241A665E"/>
-    <w:rsid w:val="004C12D3"/>
-    <w:rPr>
-      <w:lang w:val="en-AU" w:eastAsia="en-AU"/>
-    </w:rPr>
-  </w:style>
-  <w:style w:type="paragraph" w:customStyle="1" w:styleId="08B361B10EFD4EA5917C9AE538E773DD">
-    <w:name w:val="08B361B10EFD4EA5917C9AE538E773DD"/>
-    <w:rsid w:val="004C12D3"/>
-    <w:rPr>
-      <w:lang w:val="en-AU" w:eastAsia="en-AU"/>
-    </w:rPr>
-  </w:style>
-  <w:style w:type="paragraph" w:customStyle="1" w:styleId="3DCCA151056B4AFB8C688BC805E48D7A">
-    <w:name w:val="3DCCA151056B4AFB8C688BC805E48D7A"/>
-    <w:rsid w:val="004C12D3"/>
-    <w:rPr>
-      <w:lang w:val="en-AU" w:eastAsia="en-AU"/>
-    </w:rPr>
-  </w:style>
-  <w:style w:type="paragraph" w:customStyle="1" w:styleId="C96456CB96674A5A94D7E34091E73B02">
-    <w:name w:val="C96456CB96674A5A94D7E34091E73B02"/>
-    <w:rsid w:val="004C12D3"/>
-    <w:rPr>
-      <w:lang w:val="en-AU" w:eastAsia="en-AU"/>
-    </w:rPr>
-  </w:style>
-  <w:style w:type="paragraph" w:customStyle="1" w:styleId="56CCF695BB244EBE9D6C9C5531F3ADE9">
-    <w:name w:val="56CCF695BB244EBE9D6C9C5531F3ADE9"/>
-    <w:rsid w:val="004C12D3"/>
-    <w:rPr>
-      <w:lang w:val="en-AU" w:eastAsia="en-AU"/>
-    </w:rPr>
-  </w:style>
-  <w:style w:type="paragraph" w:customStyle="1" w:styleId="F8B28BABD874448DBD7DBBA721ABBD76">
-    <w:name w:val="F8B28BABD874448DBD7DBBA721ABBD76"/>
-    <w:rsid w:val="004C12D3"/>
-    <w:rPr>
-      <w:lang w:val="en-AU" w:eastAsia="en-AU"/>
-    </w:rPr>
-  </w:style>
-  <w:style w:type="paragraph" w:customStyle="1" w:styleId="3269F9A203964B568DABF710F01F8EDF">
-    <w:name w:val="3269F9A203964B568DABF710F01F8EDF"/>
-    <w:rsid w:val="004C12D3"/>
-    <w:rPr>
-      <w:lang w:val="en-AU" w:eastAsia="en-AU"/>
-    </w:rPr>
-  </w:style>
-  <w:style w:type="paragraph" w:customStyle="1" w:styleId="189812F74AB543F28317795025DE68C3">
-    <w:name w:val="189812F74AB543F28317795025DE68C3"/>
-    <w:rsid w:val="004C12D3"/>
-    <w:rPr>
-      <w:lang w:val="en-AU" w:eastAsia="en-AU"/>
-    </w:rPr>
-  </w:style>
-  <w:style w:type="paragraph" w:customStyle="1" w:styleId="E0E97A8A615D4768ACCC697DF79CE7B8">
-    <w:name w:val="E0E97A8A615D4768ACCC697DF79CE7B8"/>
-    <w:rsid w:val="004C12D3"/>
-    <w:rPr>
-      <w:lang w:val="en-AU" w:eastAsia="en-AU"/>
-    </w:rPr>
-  </w:style>
-  <w:style w:type="paragraph" w:customStyle="1" w:styleId="1447B6D0572E47EA8E43BE11A286CB8C">
-    <w:name w:val="1447B6D0572E47EA8E43BE11A286CB8C"/>
-    <w:rsid w:val="004C12D3"/>
-    <w:rPr>
-      <w:lang w:val="en-AU" w:eastAsia="en-AU"/>
-    </w:rPr>
-  </w:style>
-  <w:style w:type="paragraph" w:customStyle="1" w:styleId="BA888C7FF3F1474B9D0EC07C4E44CC87">
-    <w:name w:val="BA888C7FF3F1474B9D0EC07C4E44CC87"/>
-    <w:rsid w:val="004C12D3"/>
-    <w:rPr>
-      <w:lang w:val="en-AU" w:eastAsia="en-AU"/>
-    </w:rPr>
-  </w:style>
-  <w:style w:type="paragraph" w:customStyle="1" w:styleId="0D64BCBC94754C4BBD41DA29183B67AD">
-    <w:name w:val="0D64BCBC94754C4BBD41DA29183B67AD"/>
-    <w:rsid w:val="004C12D3"/>
-    <w:rPr>
-      <w:lang w:val="en-AU" w:eastAsia="en-AU"/>
-    </w:rPr>
-  </w:style>
-  <w:style w:type="paragraph" w:customStyle="1" w:styleId="180F1F9FA8944E5BB500320D4E685273">
-    <w:name w:val="180F1F9FA8944E5BB500320D4E685273"/>
-    <w:rsid w:val="004C12D3"/>
-    <w:rPr>
-      <w:lang w:val="en-AU" w:eastAsia="en-AU"/>
-    </w:rPr>
-  </w:style>
-  <w:style w:type="paragraph" w:customStyle="1" w:styleId="FCA73ACFE33F44928829DFFE090850A4">
-    <w:name w:val="FCA73ACFE33F44928829DFFE090850A4"/>
-    <w:rsid w:val="004C12D3"/>
-    <w:rPr>
-      <w:lang w:val="en-AU" w:eastAsia="en-AU"/>
-    </w:rPr>
-  </w:style>
-  <w:style w:type="paragraph" w:customStyle="1" w:styleId="92E74C9A662D4D4397A71167EEC564E3">
-    <w:name w:val="92E74C9A662D4D4397A71167EEC564E3"/>
-    <w:rsid w:val="004C12D3"/>
-    <w:rPr>
-      <w:lang w:val="en-AU" w:eastAsia="en-AU"/>
-    </w:rPr>
-  </w:style>
-  <w:style w:type="paragraph" w:customStyle="1" w:styleId="291A0B01967C436DA8D4DDA2645BD4E5">
-    <w:name w:val="291A0B01967C436DA8D4DDA2645BD4E5"/>
-    <w:rsid w:val="004C12D3"/>
-    <w:rPr>
-      <w:lang w:val="en-AU" w:eastAsia="en-AU"/>
-    </w:rPr>
-  </w:style>
-  <w:style w:type="paragraph" w:customStyle="1" w:styleId="FA0E50F309434EA4A294D43EBB36B67B">
-    <w:name w:val="FA0E50F309434EA4A294D43EBB36B67B"/>
-    <w:rsid w:val="004C12D3"/>
-    <w:rPr>
-      <w:lang w:val="en-AU" w:eastAsia="en-AU"/>
-    </w:rPr>
-  </w:style>
-  <w:style w:type="paragraph" w:customStyle="1" w:styleId="EF5A060EF2B649D28FC91D3F8AA9538E">
-    <w:name w:val="EF5A060EF2B649D28FC91D3F8AA9538E"/>
-    <w:rsid w:val="004C12D3"/>
-    <w:rPr>
-      <w:lang w:val="en-AU" w:eastAsia="en-AU"/>
-    </w:rPr>
-  </w:style>
-  <w:style w:type="paragraph" w:customStyle="1" w:styleId="87D7018CC4A24B5090187B5448989AC6">
-    <w:name w:val="87D7018CC4A24B5090187B5448989AC6"/>
-    <w:rsid w:val="004C12D3"/>
-    <w:rPr>
-      <w:lang w:val="en-AU" w:eastAsia="en-AU"/>
-    </w:rPr>
-  </w:style>
-  <w:style w:type="paragraph" w:customStyle="1" w:styleId="A1510C62CA0841C9A2509477FC8C48B6">
-    <w:name w:val="A1510C62CA0841C9A2509477FC8C48B6"/>
-    <w:rsid w:val="004C12D3"/>
-    <w:rPr>
-      <w:lang w:val="en-AU" w:eastAsia="en-AU"/>
-    </w:rPr>
-  </w:style>
-  <w:style w:type="paragraph" w:customStyle="1" w:styleId="3D05298EA4364C80A20B0A9FEAAFDD92">
-    <w:name w:val="3D05298EA4364C80A20B0A9FEAAFDD92"/>
-    <w:rsid w:val="004C12D3"/>
-    <w:rPr>
-      <w:lang w:val="en-AU" w:eastAsia="en-AU"/>
-    </w:rPr>
-  </w:style>
-  <w:style w:type="paragraph" w:customStyle="1" w:styleId="45F6F8724B064D99A249319FE649A23B">
-    <w:name w:val="45F6F8724B064D99A249319FE649A23B"/>
-    <w:rsid w:val="004C12D3"/>
-    <w:rPr>
-      <w:lang w:val="en-AU" w:eastAsia="en-AU"/>
-    </w:rPr>
-  </w:style>
-  <w:style w:type="paragraph" w:customStyle="1" w:styleId="C09BDEC3995D4382AEE8B960D5303A89">
-    <w:name w:val="C09BDEC3995D4382AEE8B960D5303A89"/>
-    <w:rsid w:val="004C12D3"/>
-    <w:rPr>
-      <w:lang w:val="en-AU" w:eastAsia="en-AU"/>
-    </w:rPr>
-  </w:style>
-  <w:style w:type="paragraph" w:customStyle="1" w:styleId="E67057C0DFCD4492A760133339E66DEC">
-    <w:name w:val="E67057C0DFCD4492A760133339E66DEC"/>
-    <w:rsid w:val="004C12D3"/>
-    <w:rPr>
-      <w:lang w:val="en-AU" w:eastAsia="en-AU"/>
-    </w:rPr>
-  </w:style>
-  <w:style w:type="paragraph" w:customStyle="1" w:styleId="686D5C23CEE443D2AB456D1979C50C88">
-    <w:name w:val="686D5C23CEE443D2AB456D1979C50C88"/>
-    <w:rsid w:val="004C12D3"/>
-    <w:rPr>
-      <w:lang w:val="en-AU" w:eastAsia="en-AU"/>
-    </w:rPr>
-  </w:style>
-  <w:style w:type="paragraph" w:customStyle="1" w:styleId="BAC2C44590B547119509CBE97C511D53">
-    <w:name w:val="BAC2C44590B547119509CBE97C511D53"/>
-    <w:rsid w:val="004C12D3"/>
-    <w:rPr>
-      <w:lang w:val="en-AU" w:eastAsia="en-AU"/>
-    </w:rPr>
-  </w:style>
-  <w:style w:type="paragraph" w:customStyle="1" w:styleId="966D9018AB554DE49A94898839918BF0">
-    <w:name w:val="966D9018AB554DE49A94898839918BF0"/>
-    <w:rsid w:val="004C12D3"/>
-    <w:rPr>
-      <w:lang w:val="en-AU" w:eastAsia="en-AU"/>
-    </w:rPr>
-  </w:style>
-  <w:style w:type="paragraph" w:customStyle="1" w:styleId="B51D987C572D471B8C750C6406843153">
-    <w:name w:val="B51D987C572D471B8C750C6406843153"/>
-    <w:rsid w:val="004C12D3"/>
-    <w:rPr>
-      <w:lang w:val="en-AU" w:eastAsia="en-AU"/>
-    </w:rPr>
-  </w:style>
-  <w:style w:type="paragraph" w:customStyle="1" w:styleId="CCA8F58DA14741B087419E6D34A441A1">
-    <w:name w:val="CCA8F58DA14741B087419E6D34A441A1"/>
-    <w:rsid w:val="004C12D3"/>
-    <w:rPr>
-      <w:lang w:val="en-AU" w:eastAsia="en-AU"/>
-    </w:rPr>
-  </w:style>
-  <w:style w:type="paragraph" w:customStyle="1" w:styleId="98C5F4DC6967476D87C6BF842B1F1331">
-    <w:name w:val="98C5F4DC6967476D87C6BF842B1F1331"/>
-    <w:rsid w:val="004C12D3"/>
-    <w:rPr>
-      <w:lang w:val="en-AU" w:eastAsia="en-AU"/>
-    </w:rPr>
-  </w:style>
-  <w:style w:type="paragraph" w:customStyle="1" w:styleId="7AF691666CC3492C950930DB324F04DB">
-    <w:name w:val="7AF691666CC3492C950930DB324F04DB"/>
-    <w:rsid w:val="004C12D3"/>
-    <w:rPr>
-      <w:lang w:val="en-AU" w:eastAsia="en-AU"/>
-    </w:rPr>
-  </w:style>
-  <w:style w:type="paragraph" w:customStyle="1" w:styleId="34200D78FF3E46B19E9D57560460C313">
-    <w:name w:val="34200D78FF3E46B19E9D57560460C313"/>
-    <w:rsid w:val="004C12D3"/>
-    <w:rPr>
-      <w:lang w:val="en-AU" w:eastAsia="en-AU"/>
-    </w:rPr>
-  </w:style>
-  <w:style w:type="paragraph" w:customStyle="1" w:styleId="769720839954429BB712AFFFA2FF9236">
-    <w:name w:val="769720839954429BB712AFFFA2FF9236"/>
-    <w:rsid w:val="004C12D3"/>
-    <w:rPr>
-      <w:lang w:val="en-AU" w:eastAsia="en-AU"/>
-    </w:rPr>
-  </w:style>
-  <w:style w:type="paragraph" w:customStyle="1" w:styleId="2D599E7C727F4445A4557ECD18348716">
-    <w:name w:val="2D599E7C727F4445A4557ECD18348716"/>
-    <w:rsid w:val="004C12D3"/>
-    <w:rPr>
-      <w:lang w:val="en-AU" w:eastAsia="en-AU"/>
-    </w:rPr>
-  </w:style>
-  <w:style w:type="paragraph" w:customStyle="1" w:styleId="E606299901AE42768A8D54061781956F">
-    <w:name w:val="E606299901AE42768A8D54061781956F"/>
-    <w:rsid w:val="004C12D3"/>
-    <w:rPr>
-      <w:lang w:val="en-AU" w:eastAsia="en-AU"/>
-    </w:rPr>
-  </w:style>
-  <w:style w:type="paragraph" w:customStyle="1" w:styleId="FEBBFA01C69247E190B1AE689FB3DB84">
-    <w:name w:val="FEBBFA01C69247E190B1AE689FB3DB84"/>
-    <w:rsid w:val="004C12D3"/>
-    <w:rPr>
-      <w:lang w:val="en-AU" w:eastAsia="en-AU"/>
-    </w:rPr>
-  </w:style>
-  <w:style w:type="paragraph" w:customStyle="1" w:styleId="008CB833D99B4603A946353B2574E710">
-    <w:name w:val="008CB833D99B4603A946353B2574E710"/>
-    <w:rsid w:val="004C12D3"/>
-    <w:rPr>
-      <w:lang w:val="en-AU" w:eastAsia="en-AU"/>
-    </w:rPr>
-  </w:style>
-  <w:style w:type="paragraph" w:customStyle="1" w:styleId="5632070CD8BF46BF972273A8CD6424AB">
-    <w:name w:val="5632070CD8BF46BF972273A8CD6424AB"/>
-    <w:rsid w:val="004C12D3"/>
-    <w:rPr>
-      <w:lang w:val="en-AU" w:eastAsia="en-AU"/>
-    </w:rPr>
-  </w:style>
-  <w:style w:type="paragraph" w:customStyle="1" w:styleId="2C8E9ECB2D7F441EA4106F417374ADB1">
-    <w:name w:val="2C8E9ECB2D7F441EA4106F417374ADB1"/>
-    <w:rsid w:val="004C12D3"/>
-    <w:rPr>
-      <w:lang w:val="en-AU" w:eastAsia="en-AU"/>
-    </w:rPr>
-  </w:style>
-  <w:style w:type="paragraph" w:customStyle="1" w:styleId="9A6A1ECAB2334A089E41C06017937CB6">
-    <w:name w:val="9A6A1ECAB2334A089E41C06017937CB6"/>
-    <w:rsid w:val="004C12D3"/>
-    <w:rPr>
-      <w:lang w:val="en-AU" w:eastAsia="en-AU"/>
-    </w:rPr>
-  </w:style>
-  <w:style w:type="paragraph" w:customStyle="1" w:styleId="FC579BDFB60F44248AECC0C7639D1A54">
-    <w:name w:val="FC579BDFB60F44248AECC0C7639D1A54"/>
-    <w:rsid w:val="004C12D3"/>
-    <w:rPr>
-      <w:lang w:val="en-AU" w:eastAsia="en-AU"/>
-    </w:rPr>
-  </w:style>
-  <w:style w:type="paragraph" w:customStyle="1" w:styleId="C518F671FADE45C4BC8E852B80502B1B">
-    <w:name w:val="C518F671FADE45C4BC8E852B80502B1B"/>
-    <w:rsid w:val="004C12D3"/>
-    <w:rPr>
-      <w:lang w:val="en-AU" w:eastAsia="en-AU"/>
-    </w:rPr>
-  </w:style>
-  <w:style w:type="paragraph" w:customStyle="1" w:styleId="B3C028D64C0C491E8B0D3D61EBCD2DE7">
-    <w:name w:val="B3C028D64C0C491E8B0D3D61EBCD2DE7"/>
-    <w:rsid w:val="004C12D3"/>
-    <w:rPr>
-      <w:lang w:val="en-AU" w:eastAsia="en-AU"/>
-    </w:rPr>
-  </w:style>
-  <w:style w:type="paragraph" w:customStyle="1" w:styleId="A543FE3DA97E4B4D98B6038333EC77A8">
-    <w:name w:val="A543FE3DA97E4B4D98B6038333EC77A8"/>
-    <w:rsid w:val="004C12D3"/>
-    <w:rPr>
-      <w:lang w:val="en-AU" w:eastAsia="en-AU"/>
-    </w:rPr>
-  </w:style>
-  <w:style w:type="paragraph" w:customStyle="1" w:styleId="574714C18D264FA6963AAD29CD5659EA">
-    <w:name w:val="574714C18D264FA6963AAD29CD5659EA"/>
-    <w:rsid w:val="004C12D3"/>
-    <w:rPr>
-      <w:lang w:val="en-AU" w:eastAsia="en-AU"/>
-    </w:rPr>
-  </w:style>
-  <w:style w:type="paragraph" w:customStyle="1" w:styleId="4C8743C77ECA4FB38D22CC7516C0211C">
-    <w:name w:val="4C8743C77ECA4FB38D22CC7516C0211C"/>
-    <w:rsid w:val="004C12D3"/>
-    <w:rPr>
-      <w:lang w:val="en-AU" w:eastAsia="en-AU"/>
-    </w:rPr>
-  </w:style>
-  <w:style w:type="paragraph" w:customStyle="1" w:styleId="CC4DF2AF92DD4191B255BD871FE58DDA">
-    <w:name w:val="CC4DF2AF92DD4191B255BD871FE58DDA"/>
-    <w:rsid w:val="004C12D3"/>
-    <w:rPr>
-      <w:lang w:val="en-AU" w:eastAsia="en-AU"/>
-    </w:rPr>
-  </w:style>
-  <w:style w:type="paragraph" w:customStyle="1" w:styleId="2C067B27AB6442789EAE4084DAC36DFA">
-    <w:name w:val="2C067B27AB6442789EAE4084DAC36DFA"/>
-    <w:rsid w:val="004C12D3"/>
-    <w:rPr>
-      <w:lang w:val="en-AU" w:eastAsia="en-AU"/>
-    </w:rPr>
-  </w:style>
-  <w:style w:type="paragraph" w:customStyle="1" w:styleId="A5194BD80D8049A89E026F3786ADE248">
-    <w:name w:val="A5194BD80D8049A89E026F3786ADE248"/>
-    <w:rsid w:val="004C12D3"/>
-    <w:rPr>
-      <w:lang w:val="en-AU" w:eastAsia="en-AU"/>
-    </w:rPr>
-  </w:style>
-  <w:style w:type="paragraph" w:customStyle="1" w:styleId="3F9BDD98325A4EBF9D8DE9330557C8DC">
-    <w:name w:val="3F9BDD98325A4EBF9D8DE9330557C8DC"/>
-    <w:rsid w:val="004C12D3"/>
-    <w:rPr>
-      <w:lang w:val="en-AU" w:eastAsia="en-AU"/>
-    </w:rPr>
-  </w:style>
-  <w:style w:type="paragraph" w:customStyle="1" w:styleId="66B705C9C4FA4A4F842F445B751C1B2D">
-    <w:name w:val="66B705C9C4FA4A4F842F445B751C1B2D"/>
-    <w:rsid w:val="004C12D3"/>
-    <w:rPr>
-      <w:lang w:val="en-AU" w:eastAsia="en-AU"/>
-    </w:rPr>
-  </w:style>
-  <w:style w:type="paragraph" w:customStyle="1" w:styleId="3EBDF9CE0FCA4D22AACC497A184B39DA">
-    <w:name w:val="3EBDF9CE0FCA4D22AACC497A184B39DA"/>
-    <w:rsid w:val="004C12D3"/>
-    <w:rPr>
-      <w:lang w:val="en-AU" w:eastAsia="en-AU"/>
-    </w:rPr>
-  </w:style>
-  <w:style w:type="paragraph" w:customStyle="1" w:styleId="440F960BB3174EBAA4980AC2CDF6DAB9">
-    <w:name w:val="440F960BB3174EBAA4980AC2CDF6DAB9"/>
-    <w:rsid w:val="004C12D3"/>
-    <w:rPr>
-      <w:lang w:val="en-AU" w:eastAsia="en-AU"/>
-    </w:rPr>
-  </w:style>
-  <w:style w:type="paragraph" w:customStyle="1" w:styleId="D84E57916BC248189CF97AC0ABE78E2C">
-    <w:name w:val="D84E57916BC248189CF97AC0ABE78E2C"/>
-    <w:rsid w:val="004C12D3"/>
-    <w:rPr>
-      <w:lang w:val="en-AU" w:eastAsia="en-AU"/>
-    </w:rPr>
-  </w:style>
-  <w:style w:type="paragraph" w:customStyle="1" w:styleId="4E0C63EEF5394F7A9CC743424CFDC275">
-    <w:name w:val="4E0C63EEF5394F7A9CC743424CFDC275"/>
-    <w:rsid w:val="004C12D3"/>
-    <w:rPr>
-      <w:lang w:val="en-AU" w:eastAsia="en-AU"/>
-    </w:rPr>
-  </w:style>
-  <w:style w:type="paragraph" w:customStyle="1" w:styleId="75E84F77B2AB40778FF3D0BBBD654F8B">
-    <w:name w:val="75E84F77B2AB40778FF3D0BBBD654F8B"/>
-    <w:rsid w:val="004C12D3"/>
-    <w:rPr>
-      <w:lang w:val="en-AU" w:eastAsia="en-AU"/>
-    </w:rPr>
-  </w:style>
-  <w:style w:type="paragraph" w:customStyle="1" w:styleId="2EF71BE8895D46D0A760E6FAD650F98C">
-    <w:name w:val="2EF71BE8895D46D0A760E6FAD650F98C"/>
-    <w:rsid w:val="004C12D3"/>
-    <w:rPr>
-      <w:lang w:val="en-AU" w:eastAsia="en-AU"/>
-    </w:rPr>
-  </w:style>
-  <w:style w:type="paragraph" w:customStyle="1" w:styleId="9F6B6CCFA589402094FA15298AEBED04">
-    <w:name w:val="9F6B6CCFA589402094FA15298AEBED04"/>
-    <w:rsid w:val="004C12D3"/>
-    <w:rPr>
-      <w:lang w:val="en-AU" w:eastAsia="en-AU"/>
-    </w:rPr>
-  </w:style>
-  <w:style w:type="paragraph" w:customStyle="1" w:styleId="9090773B1F0946CA93CA73320A1CD54E">
-    <w:name w:val="9090773B1F0946CA93CA73320A1CD54E"/>
-    <w:rsid w:val="004C12D3"/>
-    <w:rPr>
-      <w:lang w:val="en-AU" w:eastAsia="en-AU"/>
-    </w:rPr>
-  </w:style>
-  <w:style w:type="paragraph" w:customStyle="1" w:styleId="662195940EC14D91A23FB20EC004E300">
-    <w:name w:val="662195940EC14D91A23FB20EC004E300"/>
-    <w:rsid w:val="004C12D3"/>
-    <w:rPr>
-      <w:lang w:val="en-AU" w:eastAsia="en-AU"/>
-    </w:rPr>
-  </w:style>
-  <w:style w:type="paragraph" w:customStyle="1" w:styleId="8C058E44FEB64707A3DC31D702C72F6C">
-    <w:name w:val="8C058E44FEB64707A3DC31D702C72F6C"/>
-    <w:rsid w:val="004C12D3"/>
-    <w:rPr>
-      <w:lang w:val="en-AU" w:eastAsia="en-AU"/>
-    </w:rPr>
-  </w:style>
-  <w:style w:type="paragraph" w:customStyle="1" w:styleId="0B4C6FBC970649908BF0C48071E2E77C">
-    <w:name w:val="0B4C6FBC970649908BF0C48071E2E77C"/>
-    <w:rsid w:val="004C12D3"/>
-    <w:rPr>
-      <w:lang w:val="en-AU" w:eastAsia="en-AU"/>
-    </w:rPr>
-  </w:style>
-  <w:style w:type="paragraph" w:customStyle="1" w:styleId="510C9A46C43C4DB4BE3981B8106A3E4A">
-    <w:name w:val="510C9A46C43C4DB4BE3981B8106A3E4A"/>
-    <w:rsid w:val="004C12D3"/>
-    <w:rPr>
-      <w:lang w:val="en-AU" w:eastAsia="en-AU"/>
-    </w:rPr>
-  </w:style>
-  <w:style w:type="paragraph" w:customStyle="1" w:styleId="D07EB302B5EB4F9CBAB866719685B156">
-    <w:name w:val="D07EB302B5EB4F9CBAB866719685B156"/>
-    <w:rsid w:val="004C12D3"/>
-    <w:rPr>
-      <w:lang w:val="en-AU" w:eastAsia="en-AU"/>
-    </w:rPr>
-  </w:style>
-  <w:style w:type="paragraph" w:customStyle="1" w:styleId="92DB336425A3475DA16D7B0745B376CF">
-    <w:name w:val="92DB336425A3475DA16D7B0745B376CF"/>
-    <w:rsid w:val="004C12D3"/>
-    <w:rPr>
-      <w:lang w:val="en-AU" w:eastAsia="en-AU"/>
-    </w:rPr>
-  </w:style>
-</w:styles>
-</file>
-
-<file path=word/glossary/webSettings2.xml><?xml version="1.0" encoding="utf-8"?>
-<w:webSettings xmlns:mc="http://schemas.openxmlformats.org/markup-compatibility/2006" xmlns:r="http://schemas.openxmlformats.org/officeDocument/2006/relationships" xmlns:w="http://schemas.openxmlformats.org/wordprocessingml/2006/main" xmlns:w14="http://schemas.microsoft.com/office/word/2010/wordml" xmlns:w15="http://schemas.microsoft.com/office/word/2012/wordml" xmlns:w16cex="http://schemas.microsoft.com/office/word/2018/wordml/cex" xmlns:w16cid="http://schemas.microsoft.com/office/word/2016/wordml/cid" xmlns:w16="http://schemas.microsoft.com/office/word/2018/wordml" xmlns:w16sdtdh="http://schemas.microsoft.com/office/word/2020/wordml/sdtdatahash" xmlns:w16se="http://schemas.microsoft.com/office/word/2015/wordml/symex" mc:Ignorable="w14 w15 w16se w16cid w16 w16cex w16sdtdh">
-  <w:optimizeForBrowser/>
-  <w:allowPNG/>
-</w:webSettings>
-</file>
-
 <file path=word/theme/theme11.xml><?xml version="1.0" encoding="utf-8"?>
 <a:theme xmlns:a="http://schemas.openxmlformats.org/drawingml/2006/main" name="Return address labels (winter design, works with Avery 5160)">
   <a:themeElements>
@@ -8023,390 +4525,6 @@
 </a:theme>
 </file>
 
-<file path=customXml/item13.xml><?xml version="1.0" encoding="utf-8"?>
-<CoverPageProperties xmlns="http://schemas.microsoft.com/office/2006/coverPageProps">
-  <PublishDate/>
-  <Abstract/>
-  <CompanyAddress/>
-  <CompanyPhone/>
-  <CompanyFax/>
-  <CompanyEmail/>
-</CoverPageProperties>
-</file>
-
-<file path=customXml/item22.xml><?xml version="1.0" encoding="utf-8"?>
-<p:properties xmlns:p="http://schemas.microsoft.com/office/2006/metadata/properties" xmlns:xsi="http://www.w3.org/2001/XMLSchema-instance" xmlns:pc="http://schemas.microsoft.com/office/infopath/2007/PartnerControls">
-  <documentManagement>
-    <_ip_UnifiedCompliancePolicyUIAction xmlns="http://schemas.microsoft.com/sharepoint/v3" xsi:nil="true"/>
-    <Image xmlns="71af3243-3dd4-4a8d-8c0d-dd76da1f02a5">
-      <Url xsi:nil="true"/>
-      <Description xsi:nil="true"/>
-    </Image>
-    <Status xmlns="71af3243-3dd4-4a8d-8c0d-dd76da1f02a5">Not started</Status>
-    <Background xmlns="71af3243-3dd4-4a8d-8c0d-dd76da1f02a5">false</Background>
-    <_ip_UnifiedCompliancePolicyProperties xmlns="http://schemas.microsoft.com/sharepoint/v3" xsi:nil="true"/>
-    <ImageTagsTaxHTField xmlns="71af3243-3dd4-4a8d-8c0d-dd76da1f02a5">
-      <Terms xmlns="http://schemas.microsoft.com/office/infopath/2007/PartnerControls"/>
-    </ImageTagsTaxHTField>
-    <TaxCatchAll xmlns="230e9df3-be65-4c73-a93b-d1236ebd677e" xsi:nil="true"/>
-    <MediaServiceKeyPoints xmlns="71af3243-3dd4-4a8d-8c0d-dd76da1f02a5" xsi:nil="true"/>
-  </documentManagement>
-</p:properties>
-</file>
-
-<file path=customXml/item3.xml><?xml version="1.0" encoding="utf-8"?>
-<ct:contentTypeSchema xmlns:ct="http://schemas.microsoft.com/office/2006/metadata/contentType" xmlns:ma="http://schemas.microsoft.com/office/2006/metadata/properties/metaAttributes" ct:_="" ma:_="" ma:contentTypeName="Document" ma:contentTypeID="0x01010079F111ED35F8CC479449609E8A0923A6" ma:contentTypeVersion="28" ma:contentTypeDescription="Create a new document." ma:contentTypeScope="" ma:versionID="60f5a4f2d2b0abadcf532d48ebf9cb71">
-  <xsd:schema xmlns:xsd="http://www.w3.org/2001/XMLSchema" xmlns:xs="http://www.w3.org/2001/XMLSchema" xmlns:p="http://schemas.microsoft.com/office/2006/metadata/properties" xmlns:ns1="http://schemas.microsoft.com/sharepoint/v3" xmlns:ns2="71af3243-3dd4-4a8d-8c0d-dd76da1f02a5" xmlns:ns3="16c05727-aa75-4e4a-9b5f-8a80a1165891" xmlns:ns4="230e9df3-be65-4c73-a93b-d1236ebd677e" targetNamespace="http://schemas.microsoft.com/office/2006/metadata/properties" ma:root="true" ma:fieldsID="7dd78129e6a1811f84807ad11c651531" ns1:_="" ns2:_="" ns3:_="" ns4:_="">
-    <xsd:import namespace="http://schemas.microsoft.com/sharepoint/v3"/>
-    <xsd:import namespace="71af3243-3dd4-4a8d-8c0d-dd76da1f02a5"/>
-    <xsd:import namespace="16c05727-aa75-4e4a-9b5f-8a80a1165891"/>
-    <xsd:import namespace="230e9df3-be65-4c73-a93b-d1236ebd677e"/>
-    <xsd:element name="properties">
-      <xsd:complexType>
-        <xsd:sequence>
-          <xsd:element name="documentManagement">
-            <xsd:complexType>
-              <xsd:all>
-                <xsd:element ref="ns2:Status" minOccurs="0"/>
-                <xsd:element ref="ns2:Image" minOccurs="0"/>
-                <xsd:element ref="ns2:MediaServiceMetadata" minOccurs="0"/>
-                <xsd:element ref="ns2:MediaServiceFastMetadata" minOccurs="0"/>
-                <xsd:element ref="ns2:MediaServiceOCR" minOccurs="0"/>
-                <xsd:element ref="ns2:MediaServiceAutoTags" minOccurs="0"/>
-                <xsd:element ref="ns2:MediaServiceEventHashCode" minOccurs="0"/>
-                <xsd:element ref="ns2:MediaServiceGenerationTime" minOccurs="0"/>
-                <xsd:element ref="ns3:SharedWithUsers" minOccurs="0"/>
-                <xsd:element ref="ns3:SharedWithDetails" minOccurs="0"/>
-                <xsd:element ref="ns2:MediaServiceAutoKeyPoints" minOccurs="0"/>
-                <xsd:element ref="ns2:MediaServiceKeyPoints" minOccurs="0"/>
-                <xsd:element ref="ns2:MediaServiceDateTaken" minOccurs="0"/>
-                <xsd:element ref="ns1:_ip_UnifiedCompliancePolicyProperties" minOccurs="0"/>
-                <xsd:element ref="ns1:_ip_UnifiedCompliancePolicyUIAction" minOccurs="0"/>
-                <xsd:element ref="ns4:TaxCatchAll" minOccurs="0"/>
-                <xsd:element ref="ns2:ImageTagsTaxHTField" minOccurs="0"/>
-                <xsd:element ref="ns2:MediaServiceLocation" minOccurs="0"/>
-                <xsd:element ref="ns2:MediaLengthInSeconds" minOccurs="0"/>
-                <xsd:element ref="ns2:Background" minOccurs="0"/>
-                <xsd:element ref="ns2:MediaServiceSearchProperties" minOccurs="0"/>
-                <xsd:element ref="ns2:MediaServiceDocTags" minOccurs="0"/>
-                <xsd:element ref="ns2:MediaServiceObjectDetectorVersions" minOccurs="0"/>
-                <xsd:element ref="ns2:MediaServiceSystemTags" minOccurs="0"/>
-              </xsd:all>
-            </xsd:complexType>
-          </xsd:element>
-        </xsd:sequence>
-      </xsd:complexType>
-    </xsd:element>
-  </xsd:schema>
-  <xsd:schema xmlns:xsd="http://www.w3.org/2001/XMLSchema" xmlns:xs="http://www.w3.org/2001/XMLSchema" xmlns:dms="http://schemas.microsoft.com/office/2006/documentManagement/types" xmlns:pc="http://schemas.microsoft.com/office/infopath/2007/PartnerControls" targetNamespace="http://schemas.microsoft.com/sharepoint/v3" elementFormDefault="qualified">
-    <xsd:import namespace="http://schemas.microsoft.com/office/2006/documentManagement/types"/>
-    <xsd:import namespace="http://schemas.microsoft.com/office/infopath/2007/PartnerControls"/>
-    <xsd:element name="_ip_UnifiedCompliancePolicyProperties" ma:index="20" nillable="true" ma:displayName="Unified Compliance Policy Properties" ma:hidden="true" ma:internalName="_ip_UnifiedCompliancePolicyProperties" ma:readOnly="false">
-      <xsd:simpleType>
-        <xsd:restriction base="dms:Note"/>
-      </xsd:simpleType>
-    </xsd:element>
-    <xsd:element name="_ip_UnifiedCompliancePolicyUIAction" ma:index="21" nillable="true" ma:displayName="Unified Compliance Policy UI Action" ma:hidden="true" ma:internalName="_ip_UnifiedCompliancePolicyUIAction" ma:readOnly="false">
-      <xsd:simpleType>
-        <xsd:restriction base="dms:Text"/>
-      </xsd:simpleType>
-    </xsd:element>
-  </xsd:schema>
-  <xsd:schema xmlns:xsd="http://www.w3.org/2001/XMLSchema" xmlns:xs="http://www.w3.org/2001/XMLSchema" xmlns:dms="http://schemas.microsoft.com/office/2006/documentManagement/types" xmlns:pc="http://schemas.microsoft.com/office/infopath/2007/PartnerControls" targetNamespace="71af3243-3dd4-4a8d-8c0d-dd76da1f02a5" elementFormDefault="qualified">
-    <xsd:import namespace="http://schemas.microsoft.com/office/2006/documentManagement/types"/>
-    <xsd:import namespace="http://schemas.microsoft.com/office/infopath/2007/PartnerControls"/>
-    <xsd:element name="Status" ma:index="2" nillable="true" ma:displayName="Status" ma:default="Not started" ma:format="Dropdown" ma:internalName="Status" ma:readOnly="false">
-      <xsd:simpleType>
-        <xsd:restriction base="dms:Choice">
-          <xsd:enumeration value="Not started"/>
-          <xsd:enumeration value="In Progress"/>
-          <xsd:enumeration value="Completed"/>
-        </xsd:restriction>
-      </xsd:simpleType>
-    </xsd:element>
-    <xsd:element name="Image" ma:index="3" nillable="true" ma:displayName="Image" ma:format="Image" ma:internalName="Image" ma:readOnly="false">
-      <xsd:complexType>
-        <xsd:complexContent>
-          <xsd:extension base="dms:URL">
-            <xsd:sequence>
-              <xsd:element name="Url" type="dms:ValidUrl" minOccurs="0" nillable="true"/>
-              <xsd:element name="Description" type="xsd:string" nillable="true"/>
-            </xsd:sequence>
-          </xsd:extension>
-        </xsd:complexContent>
-      </xsd:complexType>
-    </xsd:element>
-    <xsd:element name="MediaServiceMetadata" ma:index="8" nillable="true" ma:displayName="MediaServiceMetadata" ma:hidden="true" ma:internalName="MediaServiceMetadata" ma:readOnly="true">
-      <xsd:simpleType>
-        <xsd:restriction base="dms:Note"/>
-      </xsd:simpleType>
-    </xsd:element>
-    <xsd:element name="MediaServiceFastMetadata" ma:index="9" nillable="true" ma:displayName="MediaServiceFastMetadata" ma:hidden="true" ma:internalName="MediaServiceFastMetadata" ma:readOnly="true">
-      <xsd:simpleType>
-        <xsd:restriction base="dms:Note"/>
-      </xsd:simpleType>
-    </xsd:element>
-    <xsd:element name="MediaServiceOCR" ma:index="10" nillable="true" ma:displayName="MediaServiceOCR" ma:hidden="true" ma:internalName="MediaServiceOCR" ma:readOnly="true">
-      <xsd:simpleType>
-        <xsd:restriction base="dms:Note"/>
-      </xsd:simpleType>
-    </xsd:element>
-    <xsd:element name="MediaServiceAutoTags" ma:index="11" nillable="true" ma:displayName="MediaServiceAutoTags" ma:hidden="true" ma:internalName="MediaServiceAutoTags" ma:readOnly="true">
-      <xsd:simpleType>
-        <xsd:restriction base="dms:Text"/>
-      </xsd:simpleType>
-    </xsd:element>
-    <xsd:element name="MediaServiceEventHashCode" ma:index="12" nillable="true" ma:displayName="MediaServiceEventHashCode" ma:hidden="true" ma:internalName="MediaServiceEventHashCode" ma:readOnly="true">
-      <xsd:simpleType>
-        <xsd:restriction base="dms:Text"/>
-      </xsd:simpleType>
-    </xsd:element>
-    <xsd:element name="MediaServiceGenerationTime" ma:index="13" nillable="true" ma:displayName="MediaServiceGenerationTime" ma:hidden="true" ma:internalName="MediaServiceGenerationTime" ma:readOnly="true">
-      <xsd:simpleType>
-        <xsd:restriction base="dms:Text"/>
-      </xsd:simpleType>
-    </xsd:element>
-    <xsd:element name="MediaServiceAutoKeyPoints" ma:index="16" nillable="true" ma:displayName="MediaServiceAutoKeyPoints" ma:hidden="true" ma:internalName="MediaServiceAutoKeyPoints" ma:readOnly="true">
-      <xsd:simpleType>
-        <xsd:restriction base="dms:Note"/>
-      </xsd:simpleType>
-    </xsd:element>
-    <xsd:element name="MediaServiceKeyPoints" ma:index="17" nillable="true" ma:displayName="KeyPoints" ma:hidden="true" ma:internalName="MediaServiceKeyPoints" ma:readOnly="false">
-      <xsd:simpleType>
-        <xsd:restriction base="dms:Note"/>
-      </xsd:simpleType>
-    </xsd:element>
-    <xsd:element name="MediaServiceDateTaken" ma:index="18" nillable="true" ma:displayName="MediaServiceDateTaken" ma:hidden="true" ma:internalName="MediaServiceDateTaken" ma:readOnly="true">
-      <xsd:simpleType>
-        <xsd:restriction base="dms:Text"/>
-      </xsd:simpleType>
-    </xsd:element>
-    <xsd:element name="ImageTagsTaxHTField" ma:index="25" nillable="true" ma:taxonomy="true" ma:internalName="ImageTagsTaxHTField" ma:taxonomyFieldName="MediaServiceImageTags" ma:displayName="Image Tags" ma:readOnly="false" ma:fieldId="{5cf76f15-5ced-4ddc-b409-7134ff3c332f}" ma:taxonomyMulti="true" ma:sspId="e385fb40-52d4-4fae-9c5b-3e8ff8a5878e" ma:termSetId="09814cd3-568e-fe90-9814-8d621ff8fb84" ma:anchorId="fba54fb3-c3e1-fe81-a776-ca4b69148c4d" ma:open="true" ma:isKeyword="false">
-      <xsd:complexType>
-        <xsd:sequence>
-          <xsd:element ref="pc:Terms" minOccurs="0" maxOccurs="1"/>
-        </xsd:sequence>
-      </xsd:complexType>
-    </xsd:element>
-    <xsd:element name="MediaServiceLocation" ma:index="26" nillable="true" ma:displayName="Location" ma:hidden="true" ma:internalName="MediaServiceLocation" ma:readOnly="true">
-      <xsd:simpleType>
-        <xsd:restriction base="dms:Text"/>
-      </xsd:simpleType>
-    </xsd:element>
-    <xsd:element name="MediaLengthInSeconds" ma:index="27" nillable="true" ma:displayName="MediaLengthInSeconds" ma:hidden="true" ma:internalName="MediaLengthInSeconds" ma:readOnly="true">
-      <xsd:simpleType>
-        <xsd:restriction base="dms:Unknown"/>
-      </xsd:simpleType>
-    </xsd:element>
-    <xsd:element name="Background" ma:index="28" nillable="true" ma:displayName="Background" ma:default="0" ma:format="Dropdown" ma:internalName="Background">
-      <xsd:simpleType>
-        <xsd:restriction base="dms:Boolean"/>
-      </xsd:simpleType>
-    </xsd:element>
-    <xsd:element name="MediaServiceSearchProperties" ma:index="29" nillable="true" ma:displayName="MediaServiceSearchProperties" ma:hidden="true" ma:internalName="MediaServiceSearchProperties" ma:readOnly="true">
-      <xsd:simpleType>
-        <xsd:restriction base="dms:Note"/>
-      </xsd:simpleType>
-    </xsd:element>
-    <xsd:element name="MediaServiceDocTags" ma:index="30" nillable="true" ma:displayName="MediaServiceDocTags" ma:hidden="true" ma:internalName="MediaServiceDocTags" ma:readOnly="true">
-      <xsd:simpleType>
-        <xsd:restriction base="dms:Note"/>
-      </xsd:simpleType>
-    </xsd:element>
-    <xsd:element name="MediaServiceObjectDetectorVersions" ma:index="31" nillable="true" ma:displayName="MediaServiceObjectDetectorVersions" ma:description="" ma:hidden="true" ma:indexed="true" ma:internalName="MediaServiceObjectDetectorVersions" ma:readOnly="true">
-      <xsd:simpleType>
-        <xsd:restriction base="dms:Text"/>
-      </xsd:simpleType>
-    </xsd:element>
-    <xsd:element name="MediaServiceSystemTags" ma:index="32" nillable="true" ma:displayName="MediaServiceSystemTags" ma:hidden="true" ma:internalName="MediaServiceSystemTags" ma:readOnly="true">
-      <xsd:simpleType>
-        <xsd:restriction base="dms:Note"/>
-      </xsd:simpleType>
-    </xsd:element>
-  </xsd:schema>
-  <xsd:schema xmlns:xsd="http://www.w3.org/2001/XMLSchema" xmlns:xs="http://www.w3.org/2001/XMLSchema" xmlns:dms="http://schemas.microsoft.com/office/2006/documentManagement/types" xmlns:pc="http://schemas.microsoft.com/office/infopath/2007/PartnerControls" targetNamespace="16c05727-aa75-4e4a-9b5f-8a80a1165891" elementFormDefault="qualified">
-    <xsd:import namespace="http://schemas.microsoft.com/office/2006/documentManagement/types"/>
-    <xsd:import namespace="http://schemas.microsoft.com/office/infopath/2007/PartnerControls"/>
-    <xsd:element name="SharedWithUsers" ma:index="14" nillable="true" ma:displayName="Shared With" ma:hidden="true" ma:internalName="SharedWithUsers" ma:readOnly="true">
-      <xsd:complexType>
-        <xsd:complexContent>
-          <xsd:extension base="dms:UserMulti">
-            <xsd:sequence>
-              <xsd:element name="UserInfo" minOccurs="0" maxOccurs="unbounded">
-                <xsd:complexType>
-                  <xsd:sequence>
-                    <xsd:element name="DisplayName" type="xsd:string" minOccurs="0"/>
-                    <xsd:element name="AccountId" type="dms:UserId" minOccurs="0" nillable="true"/>
-                    <xsd:element name="AccountType" type="xsd:string" minOccurs="0"/>
-                  </xsd:sequence>
-                </xsd:complexType>
-              </xsd:element>
-            </xsd:sequence>
-          </xsd:extension>
-        </xsd:complexContent>
-      </xsd:complexType>
-    </xsd:element>
-    <xsd:element name="SharedWithDetails" ma:index="15" nillable="true" ma:displayName="Shared With Details" ma:hidden="true" ma:internalName="SharedWithDetails" ma:readOnly="true">
-      <xsd:simpleType>
-        <xsd:restriction base="dms:Note"/>
-      </xsd:simpleType>
-    </xsd:element>
-  </xsd:schema>
-  <xsd:schema xmlns:xsd="http://www.w3.org/2001/XMLSchema" xmlns:xs="http://www.w3.org/2001/XMLSchema" xmlns:dms="http://schemas.microsoft.com/office/2006/documentManagement/types" xmlns:pc="http://schemas.microsoft.com/office/infopath/2007/PartnerControls" targetNamespace="230e9df3-be65-4c73-a93b-d1236ebd677e" elementFormDefault="qualified">
-    <xsd:import namespace="http://schemas.microsoft.com/office/2006/documentManagement/types"/>
-    <xsd:import namespace="http://schemas.microsoft.com/office/infopath/2007/PartnerControls"/>
-    <xsd:element name="TaxCatchAll" ma:index="23" nillable="true" ma:displayName="Taxonomy Catch All Column" ma:hidden="true" ma:list="{3f6bfcbc-3db3-4ae6-bd76-326f0798ad28}" ma:internalName="TaxCatchAll" ma:readOnly="false" ma:showField="CatchAllData" ma:web="16c05727-aa75-4e4a-9b5f-8a80a1165891">
-      <xsd:complexType>
-        <xsd:complexContent>
-          <xsd:extension base="dms:MultiChoiceLookup">
-            <xsd:sequence>
-              <xsd:element name="Value" type="dms:Lookup" maxOccurs="unbounded" minOccurs="0" nillable="true"/>
-            </xsd:sequence>
-          </xsd:extension>
-        </xsd:complexContent>
-      </xsd:complexType>
-    </xsd:element>
-  </xsd:schema>
-  <xsd:schema xmlns="http://schemas.openxmlformats.org/package/2006/metadata/core-properties" xmlns:xsd="http://www.w3.org/2001/XMLSchema" xmlns:xsi="http://www.w3.org/2001/XMLSchema-instance" xmlns:dc="http://purl.org/dc/elements/1.1/" xmlns:dcterms="http://purl.org/dc/terms/" xmlns:odoc="http://schemas.microsoft.com/internal/obd" targetNamespace="http://schemas.openxmlformats.org/package/2006/metadata/core-properties" elementFormDefault="qualified" attributeFormDefault="unqualified" blockDefault="#all">
-    <xsd:import namespace="http://purl.org/dc/elements/1.1/" schemaLocation="http://dublincore.org/schemas/xmls/qdc/2003/04/02/dc.xsd"/>
-    <xsd:import namespace="http://purl.org/dc/terms/" schemaLocation="http://dublincore.org/schemas/xmls/qdc/2003/04/02/dcterms.xsd"/>
-    <xsd:element name="coreProperties" type="CT_coreProperties"/>
-    <xsd:complexType name="CT_coreProperties">
-      <xsd:all>
-        <xsd:element ref="dc:creator" minOccurs="0" maxOccurs="1"/>
-        <xsd:element ref="dcterms:created" minOccurs="0" maxOccurs="1"/>
-        <xsd:element ref="dc:identifier" minOccurs="0" maxOccurs="1"/>
-        <xsd:element name="contentType" minOccurs="0" maxOccurs="1" type="xsd:string" ma:displayName="Content Type"/>
-        <xsd:element ref="dc:title" minOccurs="0" maxOccurs="1" ma:index="1" ma:displayName="Title"/>
-        <xsd:element ref="dc:subject" minOccurs="0" maxOccurs="1"/>
-        <xsd:element ref="dc:description" minOccurs="0" maxOccurs="1"/>
-        <xsd:element name="keywords" minOccurs="0" maxOccurs="1" type="xsd:string"/>
-        <xsd:element ref="dc:language" minOccurs="0" maxOccurs="1"/>
-        <xsd:element name="category" minOccurs="0" maxOccurs="1" type="xsd:string"/>
-        <xsd:element name="version" minOccurs="0" maxOccurs="1" type="xsd:string"/>
-        <xsd:element name="revision" minOccurs="0" maxOccurs="1" type="xsd:string">
-          <xsd:annotation>
-            <xsd:documentation>
-                        This value indicates the number of saves or revisions. The application is responsible for updating this value after each revision.
-                    </xsd:documentation>
-          </xsd:annotation>
-        </xsd:element>
-        <xsd:element name="lastModifiedBy" minOccurs="0" maxOccurs="1" type="xsd:string"/>
-        <xsd:element ref="dcterms:modified" minOccurs="0" maxOccurs="1"/>
-        <xsd:element name="contentStatus" minOccurs="0" maxOccurs="1" type="xsd:string"/>
-      </xsd:all>
-    </xsd:complexType>
-  </xsd:schema>
-  <xs:schema xmlns:pc="http://schemas.microsoft.com/office/infopath/2007/PartnerControls" xmlns:xs="http://www.w3.org/2001/XMLSchema" targetNamespace="http://schemas.microsoft.com/office/infopath/2007/PartnerControls" elementFormDefault="qualified" attributeFormDefault="unqualified">
-    <xs:element name="Person">
-      <xs:complexType>
-        <xs:sequence>
-          <xs:element ref="pc:DisplayName" minOccurs="0"/>
-          <xs:element ref="pc:AccountId" minOccurs="0"/>
-          <xs:element ref="pc:AccountType" minOccurs="0"/>
-        </xs:sequence>
-      </xs:complexType>
-    </xs:element>
-    <xs:element name="DisplayName" type="xs:string"/>
-    <xs:element name="AccountId" type="xs:string"/>
-    <xs:element name="AccountType" type="xs:string"/>
-    <xs:element name="BDCAssociatedEntity">
-      <xs:complexType>
-        <xs:sequence>
-          <xs:element ref="pc:BDCEntity" minOccurs="0" maxOccurs="unbounded"/>
-        </xs:sequence>
-        <xs:attribute ref="pc:EntityNamespace"/>
-        <xs:attribute ref="pc:EntityName"/>
-        <xs:attribute ref="pc:SystemInstanceName"/>
-        <xs:attribute ref="pc:AssociationName"/>
-      </xs:complexType>
-    </xs:element>
-    <xs:attribute name="EntityNamespace" type="xs:string"/>
-    <xs:attribute name="EntityName" type="xs:string"/>
-    <xs:attribute name="SystemInstanceName" type="xs:string"/>
-    <xs:attribute name="AssociationName" type="xs:string"/>
-    <xs:element name="BDCEntity">
-      <xs:complexType>
-        <xs:sequence>
-          <xs:element ref="pc:EntityDisplayName" minOccurs="0"/>
-          <xs:element ref="pc:EntityInstanceReference" minOccurs="0"/>
-          <xs:element ref="pc:EntityId1" minOccurs="0"/>
-          <xs:element ref="pc:EntityId2" minOccurs="0"/>
-          <xs:element ref="pc:EntityId3" minOccurs="0"/>
-          <xs:element ref="pc:EntityId4" minOccurs="0"/>
-          <xs:element ref="pc:EntityId5" minOccurs="0"/>
-        </xs:sequence>
-      </xs:complexType>
-    </xs:element>
-    <xs:element name="EntityDisplayName" type="xs:string"/>
-    <xs:element name="EntityInstanceReference" type="xs:string"/>
-    <xs:element name="EntityId1" type="xs:string"/>
-    <xs:element name="EntityId2" type="xs:string"/>
-    <xs:element name="EntityId3" type="xs:string"/>
-    <xs:element name="EntityId4" type="xs:string"/>
-    <xs:element name="EntityId5" type="xs:string"/>
-    <xs:element name="Terms">
-      <xs:complexType>
-        <xs:sequence>
-          <xs:element ref="pc:TermInfo" minOccurs="0" maxOccurs="unbounded"/>
-        </xs:sequence>
-      </xs:complexType>
-    </xs:element>
-    <xs:element name="TermInfo">
-      <xs:complexType>
-        <xs:sequence>
-          <xs:element ref="pc:TermName" minOccurs="0"/>
-          <xs:element ref="pc:TermId" minOccurs="0"/>
-        </xs:sequence>
-      </xs:complexType>
-    </xs:element>
-    <xs:element name="TermName" type="xs:string"/>
-    <xs:element name="TermId" type="xs:string"/>
-  </xs:schema>
-</ct:contentTypeSchema>
-</file>
-
-<file path=customXml/item44.xml><?xml version="1.0" encoding="utf-8"?>
-<?mso-contentType ?>
-<FormTemplates xmlns="http://schemas.microsoft.com/sharepoint/v3/contenttype/forms">
-  <Display>DocumentLibraryForm</Display>
-  <Edit>DocumentLibraryForm</Edit>
-  <New>DocumentLibraryForm</New>
-</FormTemplates>
-</file>
-
-<file path=customXml/itemProps13.xml><?xml version="1.0" encoding="utf-8"?>
-<ds:datastoreItem xmlns:ds="http://schemas.openxmlformats.org/officeDocument/2006/customXml" ds:itemID="{55AF091B-3C7A-41E3-B477-F2FDAA23CFDA}">
-  <ds:schemaRefs>
-    <ds:schemaRef ds:uri="http://schemas.microsoft.com/office/2006/coverPageProps"/>
-  </ds:schemaRefs>
-</ds:datastoreItem>
-</file>
-
-<file path=customXml/itemProps22.xml><?xml version="1.0" encoding="utf-8"?>
-<ds:datastoreItem xmlns:ds="http://schemas.openxmlformats.org/officeDocument/2006/customXml" ds:itemID="{183179AD-7362-4A6A-BA9D-0756E8B192BA}">
-  <ds:schemaRefs>
-    <ds:schemaRef ds:uri="http://schemas.microsoft.com/office/2006/metadata/properties"/>
-    <ds:schemaRef ds:uri="http://schemas.microsoft.com/office/infopath/2007/PartnerControls"/>
-    <ds:schemaRef ds:uri="http://schemas.microsoft.com/sharepoint/v3"/>
-    <ds:schemaRef ds:uri="71af3243-3dd4-4a8d-8c0d-dd76da1f02a5"/>
-    <ds:schemaRef ds:uri="230e9df3-be65-4c73-a93b-d1236ebd677e"/>
-  </ds:schemaRefs>
-</ds:datastoreItem>
-</file>
-
-<file path=customXml/itemProps31.xml><?xml version="1.0" encoding="utf-8"?>
-<ds:datastoreItem xmlns:ds="http://schemas.openxmlformats.org/officeDocument/2006/customXml" ds:itemID="{741EA81C-1AE0-4067-AB09-E93622F4237A}"/>
-</file>
-
-<file path=customXml/itemProps44.xml><?xml version="1.0" encoding="utf-8"?>
-<ds:datastoreItem xmlns:ds="http://schemas.openxmlformats.org/officeDocument/2006/customXml" ds:itemID="{B93BC8B6-23C9-4AB8-A409-3CF63B151058}">
-  <ds:schemaRefs>
-    <ds:schemaRef ds:uri="http://schemas.microsoft.com/sharepoint/v3/contenttype/forms"/>
-  </ds:schemaRefs>
-</ds:datastoreItem>
-</file>
-
 <file path=docMetadata/LabelInfo.xml><?xml version="1.0" encoding="utf-8"?>
 <clbl:labelList xmlns:clbl="http://schemas.microsoft.com/office/2020/mipLabelMetadata"/>
 </file>